--- a/rapports/16_02_2026/GNING/coh_EQ25_sup_061201010018.docx
+++ b/rapports/16_02_2026/GNING/coh_EQ25_sup_061201010018.docx
@@ -25,7 +25,7 @@
         <w:br/>
         <w:t>Grappe: 061201010018</w:t>
         <w:br/>
-        <w:t>Date: 16/02/2026 a 12:40</w:t>
+        <w:t>Date: 16/02/2026 a 12:58</w:t>
       </w:r>
     </w:p>
     <w:p/>
@@ -1787,7 +1787,7 @@
         <w:rPr>
           <w:sz w:val="20"/>
         </w:rPr>
-        <w:t>- Le montant obtenus sur les services rendus par l'entreprise construction de maison au cours des 30 derniers jours ou durant le dernier mois où l'entreprise a fonctionné n'a pas été renseigné, prière de mettre de 0 si l'entreprise n'a pas rendu de service. Prière de renseigner les montants dans les champs (s10q46 s10q47 s10q48 s10q49 s10q50 s10q51 s10q52 s10q53 s10q54 s10q55 s10q56 s10q57), mettre 0 si l'entreprise construction de maison n'a pas effectué des dépenses ou faire des reventes des marchandises ou des produits ou rendre de service.Cette entreprise construction de maison dit avoir obtenu une valeur sur les marchandises vendu en etat, les marchandises vendu après transformation et les services rendus. Prière de corriger. Cette entreprise construction de maison dit avoir obtenu une valeur sur les marchandises vendu en etat et les marchandises vendu après transformation. La main d'oeuvre familiale pour Elhadji ndiaye ayant travaillé dans cette entreprise construction de maison aucours des 12 derniers mois n'est pas renseigner. Prière de reneigner toutes les informations qui lui concerne. La main d'oeuvre sariale de Elhadji ndiaye ayant travaillé dans cette entreprise construction de maison aucours des 30 derniers jours n'est pas renseigner. Prière de reneigner toutes les informations qui lui concerne.</w:t>
+        <w:t>- Le montant obtenus sur les services rendus par l'entreprise construction de maison au cours des 30 derniers jours ou durant le dernier mois où l'entreprise a fonctionné n'a pas été renseigné, prière de mettre de 0 si l'entreprise n'a pas rendu de service. Prière de renseigner les montants dans les champs (s10q46 s10q47 s10q48 s10q49 s10q50 s10q51 s10q52 s10q53 s10q54 s10q55 s10q56 s10q57), mettre 0 si l'entreprise construction de maison n'a pas effectué des dépenses ou faire des reventes des marchandises ou des produits ou rendre de service.Cette entreprise construction de maison dit avoir obtenu une valeur sur les marchandises vendu en etat, les marchandises vendu après transformation et les services rendus. Prière de corriger. Cette entreprise construction de maison dit avoir obtenu une valeur sur les marchandises vendu en etat et les marchandises vendu après transformation. La main d'oeuvre familiale pour issa ndiaye ayant travaillé dans cette entreprise construction de maison aucours des 12 derniers mois n'est pas renseigner. Prière de reneigner toutes les informations qui lui concerne. La main d'oeuvre sariale de issa ndiaye ayant travaillé dans cette entreprise construction de maison aucours des 30 derniers jours n'est pas renseigner. Prière de reneigner toutes les informations qui lui concerne.</w:t>
       </w:r>
     </w:p>
     <w:p>
@@ -3091,7 +3091,7 @@
         <w:rPr>
           <w:sz w:val="20"/>
         </w:rPr>
-        <w:t>- Les informations sur ces entrepises non agricole manquent, prière de les renseigner. Le montant obtenus sur les services rendus par l'entreprise ##N/A## au cours des 30 derniers jours ou durant le dernier mois où l'entreprise a fonctionné n'a pas été renseigné, prière de mettre de 0 si l'entreprise n'a pas rendu de service. Prière de renseigner les montants dans les champs (s10q46 s10q47 s10q48 s10q49 s10q50 s10q51 s10q52 s10q53 s10q54 s10q55 s10q56 s10q57), mettre 0 si l'entreprise ##N/A## n'a pas effectué des dépenses ou faire des reventes des marchandises ou des produits ou rendre de service.Cette entreprise ##N/A## dit avoir obtenu une valeur sur les marchandises vendu en etat, les marchandises vendu après transformation et les services rendus. Prière de corriger. Cette entreprise ##N/A## dit avoir obtenu une valeur sur les marchandises vendu en etat et les marchandises vendu après transformation. La main d'oeuvre familiale pour awa ngom2 ayant travaillé dans cette entreprise ##N/A## aucours des 12 derniers mois n'est pas renseigner. Prière de reneigner toutes les informations qui lui concerne. La main d'oeuvre sariale de awa ngom2 ayant travaillé dans cette entreprise ##N/A## aucours des 30 derniers jours n'est pas renseigner. Prière de reneigner toutes les informations qui lui concerne.</w:t>
+        <w:t>- Les informations sur ces entrepises non agricole manquent, prière de les renseigner. Le montant obtenus sur les services rendus par l'entreprise ##N/A## au cours des 30 derniers jours ou durant le dernier mois où l'entreprise a fonctionné n'a pas été renseigné, prière de mettre de 0 si l'entreprise n'a pas rendu de service. Prière de renseigner les montants dans les champs (s10q46 s10q47 s10q48 s10q49 s10q50 s10q51 s10q52 s10q53 s10q54 s10q55 s10q56 s10q57), mettre 0 si l'entreprise ##N/A## n'a pas effectué des dépenses ou faire des reventes des marchandises ou des produits ou rendre de service.Cette entreprise ##N/A## dit avoir obtenu une valeur sur les marchandises vendu en etat, les marchandises vendu après transformation et les services rendus. Prière de corriger. Cette entreprise ##N/A## dit avoir obtenu une valeur sur les marchandises vendu en etat et les marchandises vendu après transformation. La main d'oeuvre familiale pour Mame diarra Sarr ayant travaillé dans cette entreprise ##N/A## aucours des 12 derniers mois n'est pas renseigner. Prière de reneigner toutes les informations qui lui concerne. La main d'oeuvre sariale de Mame diarra Sarr ayant travaillé dans cette entreprise ##N/A## aucours des 30 derniers jours n'est pas renseigner. Prière de reneigner toutes les informations qui lui concerne.</w:t>
       </w:r>
     </w:p>
     <w:p>

--- a/rapports/16_02_2026/GNING/coh_EQ25_sup_061201010018.docx
+++ b/rapports/16_02_2026/GNING/coh_EQ25_sup_061201010018.docx
@@ -25,7 +25,7 @@
         <w:br/>
         <w:t>Grappe: 061201010018</w:t>
         <w:br/>
-        <w:t>Date: 16/02/2026 a 12:58</w:t>
+        <w:t>Date: 16/02/2026 a 13:05</w:t>
       </w:r>
     </w:p>
     <w:p/>
@@ -97,7 +97,7 @@
           </w:tcPr>
           <w:p>
             <w:r>
-              <w:t>5</w:t>
+              <w:t>12</w:t>
             </w:r>
           </w:p>
         </w:tc>
@@ -119,7 +119,7 @@
           </w:tcPr>
           <w:p>
             <w:r>
-              <w:t>23</w:t>
+              <w:t>30</w:t>
             </w:r>
           </w:p>
         </w:tc>
@@ -199,6 +199,38 @@
           </w:tcPr>
           <w:p>
             <w:r>
+              <w:t>Section16a</w:t>
+            </w:r>
+          </w:p>
+        </w:tc>
+        <w:tc>
+          <w:tcPr>
+            <w:tcW w:type="dxa" w:w="3324"/>
+          </w:tcPr>
+          <w:p>
+            <w:r>
+              <w:t>Champs et parcelles</w:t>
+            </w:r>
+          </w:p>
+        </w:tc>
+        <w:tc>
+          <w:tcPr>
+            <w:tcW w:type="dxa" w:w="3324"/>
+          </w:tcPr>
+          <w:p>
+            <w:r>
+              <w:t>12</w:t>
+            </w:r>
+          </w:p>
+        </w:tc>
+      </w:tr>
+      <w:tr>
+        <w:tc>
+          <w:tcPr>
+            <w:tcW w:type="dxa" w:w="3324"/>
+          </w:tcPr>
+          <w:p>
+            <w:r>
               <w:t>Section2</w:t>
             </w:r>
           </w:p>
@@ -219,7 +251,71 @@
           </w:tcPr>
           <w:p>
             <w:r>
-              <w:t>5</w:t>
+              <w:t>11</w:t>
+            </w:r>
+          </w:p>
+        </w:tc>
+      </w:tr>
+      <w:tr>
+        <w:tc>
+          <w:tcPr>
+            <w:tcW w:type="dxa" w:w="3324"/>
+          </w:tcPr>
+          <w:p>
+            <w:r>
+              <w:t>Section7b</w:t>
+            </w:r>
+          </w:p>
+        </w:tc>
+        <w:tc>
+          <w:tcPr>
+            <w:tcW w:type="dxa" w:w="3324"/>
+          </w:tcPr>
+          <w:p>
+            <w:r>
+              <w:t>Consommation alimentaire - 7 jours</w:t>
+            </w:r>
+          </w:p>
+        </w:tc>
+        <w:tc>
+          <w:tcPr>
+            <w:tcW w:type="dxa" w:w="3324"/>
+          </w:tcPr>
+          <w:p>
+            <w:r>
+              <w:t>11</w:t>
+            </w:r>
+          </w:p>
+        </w:tc>
+      </w:tr>
+      <w:tr>
+        <w:tc>
+          <w:tcPr>
+            <w:tcW w:type="dxa" w:w="3324"/>
+          </w:tcPr>
+          <w:p>
+            <w:r>
+              <w:t>Section1</w:t>
+            </w:r>
+          </w:p>
+        </w:tc>
+        <w:tc>
+          <w:tcPr>
+            <w:tcW w:type="dxa" w:w="3324"/>
+          </w:tcPr>
+          <w:p>
+            <w:r>
+              <w:t>Caracteristiques des membres</w:t>
+            </w:r>
+          </w:p>
+        </w:tc>
+        <w:tc>
+          <w:tcPr>
+            <w:tcW w:type="dxa" w:w="3324"/>
+          </w:tcPr>
+          <w:p>
+            <w:r>
+              <w:t>10</w:t>
             </w:r>
           </w:p>
         </w:tc>
@@ -251,7 +347,7 @@
           </w:tcPr>
           <w:p>
             <w:r>
-              <w:t>5</w:t>
+              <w:t>10</w:t>
             </w:r>
           </w:p>
         </w:tc>
@@ -283,71 +379,7 @@
           </w:tcPr>
           <w:p>
             <w:r>
-              <w:t>5</w:t>
-            </w:r>
-          </w:p>
-        </w:tc>
-      </w:tr>
-      <w:tr>
-        <w:tc>
-          <w:tcPr>
-            <w:tcW w:type="dxa" w:w="3324"/>
-          </w:tcPr>
-          <w:p>
-            <w:r>
-              <w:t>Section7b</w:t>
-            </w:r>
-          </w:p>
-        </w:tc>
-        <w:tc>
-          <w:tcPr>
-            <w:tcW w:type="dxa" w:w="3324"/>
-          </w:tcPr>
-          <w:p>
-            <w:r>
-              <w:t>Consommation alimentaire - 7 jours</w:t>
-            </w:r>
-          </w:p>
-        </w:tc>
-        <w:tc>
-          <w:tcPr>
-            <w:tcW w:type="dxa" w:w="3324"/>
-          </w:tcPr>
-          <w:p>
-            <w:r>
-              <w:t>5</w:t>
-            </w:r>
-          </w:p>
-        </w:tc>
-      </w:tr>
-      <w:tr>
-        <w:tc>
-          <w:tcPr>
-            <w:tcW w:type="dxa" w:w="3324"/>
-          </w:tcPr>
-          <w:p>
-            <w:r>
-              <w:t>Section16a</w:t>
-            </w:r>
-          </w:p>
-        </w:tc>
-        <w:tc>
-          <w:tcPr>
-            <w:tcW w:type="dxa" w:w="3324"/>
-          </w:tcPr>
-          <w:p>
-            <w:r>
-              <w:t>Champs et parcelles</w:t>
-            </w:r>
-          </w:p>
-        </w:tc>
-        <w:tc>
-          <w:tcPr>
-            <w:tcW w:type="dxa" w:w="3324"/>
-          </w:tcPr>
-          <w:p>
-            <w:r>
-              <w:t>5</w:t>
+              <w:t>9</w:t>
             </w:r>
           </w:p>
         </w:tc>
@@ -379,7 +411,71 @@
           </w:tcPr>
           <w:p>
             <w:r>
-              <w:t>4</w:t>
+              <w:t>8</w:t>
+            </w:r>
+          </w:p>
+        </w:tc>
+      </w:tr>
+      <w:tr>
+        <w:tc>
+          <w:tcPr>
+            <w:tcW w:type="dxa" w:w="3324"/>
+          </w:tcPr>
+          <w:p>
+            <w:r>
+              <w:t>Section12</w:t>
+            </w:r>
+          </w:p>
+        </w:tc>
+        <w:tc>
+          <w:tcPr>
+            <w:tcW w:type="dxa" w:w="3324"/>
+          </w:tcPr>
+          <w:p>
+            <w:r>
+              <w:t>Actifs du menage</w:t>
+            </w:r>
+          </w:p>
+        </w:tc>
+        <w:tc>
+          <w:tcPr>
+            <w:tcW w:type="dxa" w:w="3324"/>
+          </w:tcPr>
+          <w:p>
+            <w:r>
+              <w:t>8</w:t>
+            </w:r>
+          </w:p>
+        </w:tc>
+      </w:tr>
+      <w:tr>
+        <w:tc>
+          <w:tcPr>
+            <w:tcW w:type="dxa" w:w="3324"/>
+          </w:tcPr>
+          <w:p>
+            <w:r>
+              <w:t>Section19</w:t>
+            </w:r>
+          </w:p>
+        </w:tc>
+        <w:tc>
+          <w:tcPr>
+            <w:tcW w:type="dxa" w:w="3324"/>
+          </w:tcPr>
+          <w:p>
+            <w:r>
+              <w:t>Equipements agricoles</w:t>
+            </w:r>
+          </w:p>
+        </w:tc>
+        <w:tc>
+          <w:tcPr>
+            <w:tcW w:type="dxa" w:w="3324"/>
+          </w:tcPr>
+          <w:p>
+            <w:r>
+              <w:t>8</w:t>
             </w:r>
           </w:p>
         </w:tc>
@@ -411,7 +507,280 @@
           </w:tcPr>
           <w:p>
             <w:r>
-              <w:t>4</w:t>
+              <w:t>7</w:t>
+            </w:r>
+          </w:p>
+        </w:tc>
+      </w:tr>
+    </w:tbl>
+    <w:p/>
+    <w:p>
+      <w:pPr>
+        <w:pStyle w:val="Heading1"/>
+      </w:pPr>
+      <w:r>
+        <w:t>Details des erreurs par menage</w:t>
+      </w:r>
+    </w:p>
+    <w:p>
+      <w:pPr>
+        <w:pStyle w:val="Heading2"/>
+      </w:pPr>
+      <w:r>
+        <w:t>Menage 1</w:t>
+      </w:r>
+    </w:p>
+    <w:tbl>
+      <w:tblPr>
+        <w:tblStyle w:val="TableGrid"/>
+        <w:tblW w:type="auto" w:w="0"/>
+        <w:tblLook w:firstColumn="1" w:firstRow="1" w:lastColumn="0" w:lastRow="0" w:noHBand="0" w:noVBand="1" w:val="04A0"/>
+      </w:tblPr>
+      <w:tblGrid>
+        <w:gridCol w:w="1662"/>
+        <w:gridCol w:w="1662"/>
+        <w:gridCol w:w="1662"/>
+        <w:gridCol w:w="1662"/>
+        <w:gridCol w:w="1662"/>
+        <w:gridCol w:w="1662"/>
+      </w:tblGrid>
+      <w:tr>
+        <w:tc>
+          <w:tcPr>
+            <w:tcW w:type="dxa" w:w="1662"/>
+            <w:shd w:fill="5B9BD5"/>
+          </w:tcPr>
+          <w:p>
+            <w:r>
+              <w:rPr>
+                <w:b/>
+                <w:color w:val="FFFFFF"/>
+                <w:sz w:val="16"/>
+              </w:rPr>
+              <w:t>Interview Key</w:t>
+            </w:r>
+          </w:p>
+        </w:tc>
+        <w:tc>
+          <w:tcPr>
+            <w:tcW w:type="dxa" w:w="1662"/>
+            <w:shd w:fill="5B9BD5"/>
+          </w:tcPr>
+          <w:p>
+            <w:r>
+              <w:rPr>
+                <w:b/>
+                <w:color w:val="FFFFFF"/>
+                <w:sz w:val="16"/>
+              </w:rPr>
+              <w:t>Interview ID</w:t>
+            </w:r>
+          </w:p>
+        </w:tc>
+        <w:tc>
+          <w:tcPr>
+            <w:tcW w:type="dxa" w:w="1662"/>
+            <w:shd w:fill="5B9BD5"/>
+          </w:tcPr>
+          <w:p>
+            <w:r>
+              <w:rPr>
+                <w:b/>
+                <w:color w:val="FFFFFF"/>
+                <w:sz w:val="16"/>
+              </w:rPr>
+              <w:t>ID Agent</w:t>
+            </w:r>
+          </w:p>
+        </w:tc>
+        <w:tc>
+          <w:tcPr>
+            <w:tcW w:type="dxa" w:w="1662"/>
+            <w:shd w:fill="5B9BD5"/>
+          </w:tcPr>
+          <w:p>
+            <w:r>
+              <w:rPr>
+                <w:b/>
+                <w:color w:val="FFFFFF"/>
+                <w:sz w:val="16"/>
+              </w:rPr>
+              <w:t>ID Equipe</w:t>
+            </w:r>
+          </w:p>
+        </w:tc>
+        <w:tc>
+          <w:tcPr>
+            <w:tcW w:type="dxa" w:w="1662"/>
+            <w:shd w:fill="5B9BD5"/>
+          </w:tcPr>
+          <w:p>
+            <w:r>
+              <w:rPr>
+                <w:b/>
+                <w:color w:val="FFFFFF"/>
+                <w:sz w:val="16"/>
+              </w:rPr>
+              <w:t>Agent</w:t>
+            </w:r>
+          </w:p>
+        </w:tc>
+        <w:tc>
+          <w:tcPr>
+            <w:tcW w:type="dxa" w:w="1662"/>
+            <w:shd w:fill="5B9BD5"/>
+          </w:tcPr>
+          <w:p>
+            <w:r>
+              <w:rPr>
+                <w:b/>
+                <w:color w:val="FFFFFF"/>
+                <w:sz w:val="16"/>
+              </w:rPr>
+              <w:t>Chef d'equipe</w:t>
+            </w:r>
+          </w:p>
+        </w:tc>
+      </w:tr>
+      <w:tr>
+        <w:tc>
+          <w:tcPr>
+            <w:tcW w:type="dxa" w:w="1662"/>
+          </w:tcPr>
+          <w:p>
+            <w:r>
+              <w:rPr>
+                <w:sz w:val="14"/>
+              </w:rPr>
+              <w:t>10-25-50-32</w:t>
+            </w:r>
+          </w:p>
+        </w:tc>
+        <w:tc>
+          <w:tcPr>
+            <w:tcW w:type="dxa" w:w="1662"/>
+          </w:tcPr>
+          <w:p>
+            <w:r>
+              <w:rPr>
+                <w:sz w:val="14"/>
+              </w:rPr>
+              <w:t>329547f6823d486fb2b234b4f155a43c</w:t>
+            </w:r>
+          </w:p>
+        </w:tc>
+        <w:tc>
+          <w:tcPr>
+            <w:tcW w:type="dxa" w:w="1662"/>
+          </w:tcPr>
+          <w:p>
+            <w:r>
+              <w:rPr>
+                <w:sz w:val="14"/>
+              </w:rPr>
+              <w:t>EQ25_enq1</w:t>
+            </w:r>
+          </w:p>
+        </w:tc>
+        <w:tc>
+          <w:tcPr>
+            <w:tcW w:type="dxa" w:w="1662"/>
+          </w:tcPr>
+          <w:p>
+            <w:r>
+              <w:rPr>
+                <w:sz w:val="14"/>
+              </w:rPr>
+              <w:t>Equipe25</w:t>
+            </w:r>
+          </w:p>
+        </w:tc>
+        <w:tc>
+          <w:tcPr>
+            <w:tcW w:type="dxa" w:w="1662"/>
+          </w:tcPr>
+          <w:p>
+            <w:r>
+              <w:rPr>
+                <w:sz w:val="14"/>
+              </w:rPr>
+              <w:t>Khadyja BA</w:t>
+            </w:r>
+          </w:p>
+        </w:tc>
+        <w:tc>
+          <w:tcPr>
+            <w:tcW w:type="dxa" w:w="1662"/>
+          </w:tcPr>
+          <w:p>
+            <w:r>
+              <w:rPr>
+                <w:sz w:val="14"/>
+              </w:rPr>
+              <w:t>Modou DIONE</w:t>
+            </w:r>
+          </w:p>
+        </w:tc>
+      </w:tr>
+    </w:tbl>
+    <w:p/>
+    <w:tbl>
+      <w:tblPr>
+        <w:tblStyle w:val="TableGrid"/>
+        <w:tblW w:type="auto" w:w="0"/>
+        <w:tblLook w:firstColumn="1" w:firstRow="1" w:lastColumn="0" w:lastRow="0" w:noHBand="0" w:noVBand="1" w:val="04A0"/>
+      </w:tblPr>
+      <w:tblGrid>
+        <w:gridCol w:w="3324"/>
+        <w:gridCol w:w="3324"/>
+        <w:gridCol w:w="3324"/>
+      </w:tblGrid>
+      <w:tr>
+        <w:tc>
+          <w:tcPr>
+            <w:tcW w:type="dxa" w:w="3324"/>
+            <w:shd w:fill="70AD47"/>
+          </w:tcPr>
+          <w:p>
+            <w:r>
+              <w:rPr>
+                <w:b/>
+                <w:color w:val="FFFFFF"/>
+                <w:sz w:val="18"/>
+              </w:rPr>
+              <w:t>Chef de Menage</w:t>
+            </w:r>
+          </w:p>
+        </w:tc>
+        <w:tc>
+          <w:tcPr>
+            <w:tcW w:type="dxa" w:w="3324"/>
+            <w:shd w:fill="70AD47"/>
+          </w:tcPr>
+          <w:p>
+            <w:r>
+              <w:rPr>
+                <w:b/>
+                <w:color w:val="FFFFFF"/>
+                <w:sz w:val="18"/>
+              </w:rPr>
+              <w:t>Quartier/Village (s00q05)</w:t>
+            </w:r>
+          </w:p>
+        </w:tc>
+        <w:tc>
+          <w:tcPr>
+            <w:tcW w:type="dxa" w:w="3324"/>
+            <w:shd w:fill="70AD47"/>
+          </w:tcPr>
+          <w:p>
+            <w:r>
+              <w:rPr>
+                <w:b/>
+                <w:color w:val="FFFFFF"/>
+                <w:sz w:val="18"/>
+              </w:rPr>
+              <w:t>Localisation GPS</w:t>
             </w:r>
           </w:p>
         </w:tc>
@@ -423,7 +792,10 @@
           </w:tcPr>
           <w:p>
             <w:r>
-              <w:t>Section19</w:t>
+              <w:rPr>
+                <w:sz w:val="18"/>
+              </w:rPr>
+              <w:t>IBRAHIMA DIALLO</w:t>
             </w:r>
           </w:p>
         </w:tc>
@@ -433,7 +805,10 @@
           </w:tcPr>
           <w:p>
             <w:r>
-              <w:t>Equipements agricoles</w:t>
+              <w:rPr>
+                <w:sz w:val="18"/>
+              </w:rPr>
+              <w:t>N/A</w:t>
             </w:r>
           </w:p>
         </w:tc>
@@ -442,8 +817,674 @@
             <w:tcW w:type="dxa" w:w="3324"/>
           </w:tcPr>
           <w:p>
+            <w:r/>
+            <w:hyperlink r:id="rId9">
+              <w:r>
+                <w:rPr>
+                  <w:color w:val="0563C1"/>
+                  <w:u w:val="single"/>
+                </w:rPr>
+                <w:t>KEUR MAMOUR</w:t>
+              </w:r>
+            </w:hyperlink>
+          </w:p>
+        </w:tc>
+      </w:tr>
+    </w:tbl>
+    <w:p/>
+    <w:p>
+      <w:r>
+        <w:rPr>
+          <w:b/>
+          <w:color w:val="4672C4"/>
+          <w:sz w:val="22"/>
+        </w:rPr>
+        <w:t>&gt;&gt; Section0 - Identification et renseignements de controle</w:t>
+      </w:r>
+    </w:p>
+    <w:p>
+      <w:pPr>
+        <w:ind w:left="283"/>
+      </w:pPr>
+      <w:r>
+        <w:rPr>
+          <w:sz w:val="20"/>
+        </w:rPr>
+        <w:t>- Il est obligatoire de prendre les coordonnées Gps avant d'administrer le questionnaire. Prière de prendre les coordonnées GPS.</w:t>
+      </w:r>
+    </w:p>
+    <w:p>
+      <w:r>
+        <w:rPr>
+          <w:b/>
+          <w:color w:val="4672C4"/>
+          <w:sz w:val="22"/>
+        </w:rPr>
+        <w:t>&gt;&gt; Section1 - Caracteristiques des membres</w:t>
+      </w:r>
+    </w:p>
+    <w:p>
+      <w:pPr>
+        <w:ind w:left="283"/>
+      </w:pPr>
+      <w:r>
+        <w:rPr>
+          <w:sz w:val="20"/>
+        </w:rPr>
+        <w:t xml:space="preserve">- Les informations sur l'acte de naissance (ni Jours, ni mois et ni années) de  Abdoulaye Diallo  manquent, s'il vous plait pouvez-vous fournir d'effort pour avoir ces informations. </w:t>
+        <w:br/>
+        <w:t xml:space="preserve">- Les informations sur l'acte de naissance (ni Jours, ni mois et ni années) de  Amy Ba  manquent, s'il vous plait pouvez-vous fournir d'effort pour avoir ces informations. Incoherence! Amy Ba dispose d'un téléphone portable à s01q39, donc la raison évoquée ne peut pas être (ne dispose pas d'appareil). </w:t>
+        <w:br/>
+        <w:t xml:space="preserve">- Les informations sur l'acte de naissance (ni Jours, ni mois et ni années) de  Ibrahima Diallo  manquent, s'il vous plait pouvez-vous fournir d'effort pour avoir ces informations. </w:t>
+        <w:br/>
+        <w:t xml:space="preserve">- Les informations sur l'acte de naissance (ni Jours, ni mois et ni années) de  Malick Diallo  manquent, s'il vous plait pouvez-vous fournir d'effort pour avoir ces informations. </w:t>
+        <w:br/>
+        <w:t xml:space="preserve">- Les informations sur l'acte de naissance (ni Jours, ni mois et ni années) de  Mamadou Diallo  manquent, s'il vous plait pouvez-vous fournir d'effort pour avoir ces informations. </w:t>
+        <w:br/>
+        <w:t xml:space="preserve">- Les informations sur l'acte de naissance (ni Jours, ni mois et ni années) de  Ousmane Diallo  manquent, s'il vous plait pouvez-vous fournir d'effort pour avoir ces informations. Incoherence! La mère de Ousmane Diallo est trop jeune ou vielle pour avoir Ousmane Diallo selon l'écart (13) d'âge entre lui et sa mère, prière de revoir l'âge de Ousmane Diallo ou de sa mère. Dans le cas contraire rassurez vous que c'est bien son fils/fille biologique. </w:t>
+        <w:br/>
+        <w:t xml:space="preserve">- Les informations sur l'acte de naissance (ni Jours, ni mois et ni années) de  khady Ba  manquent, s'il vous plait pouvez-vous fournir d'effort pour avoir ces informations. </w:t>
+        <w:br/>
+        <w:t>- Les informations sur l'acte de naissance (ni Jours, ni mois et ni années) de  seydou Diallo  manquent, s'il vous plait pouvez-vous fournir d'effort pour avoir ces informations. La raison principale pour laquelle que seydou Diallo est venu vivre dans cette localité est à perdu son parent et semble exister dans les modalités, prière de prendre attache avec le QG pour plus d'explication afin de la classer bien.</w:t>
+      </w:r>
+    </w:p>
+    <w:p>
+      <w:r>
+        <w:rPr>
+          <w:b/>
+          <w:color w:val="4672C4"/>
+          <w:sz w:val="22"/>
+        </w:rPr>
+        <w:t>&gt;&gt; Section2 - Education</w:t>
+      </w:r>
+    </w:p>
+    <w:p>
+      <w:pPr>
+        <w:ind w:left="283"/>
+      </w:pPr>
+      <w:r>
+        <w:rPr>
+          <w:sz w:val="20"/>
+        </w:rPr>
+        <w:t xml:space="preserve">- Peu probable! Abdoulaye Diallo  n'arrive pas  à comprendre un petit texte lu dans une langue locale (s02q03). Veuillez corriger ou donner des explications au QG. Peu probable! Abdoulaye Diallo  ne sait ni lire, ni écrire, ni comprendre dans aucune des langues  (s02q01,s02q02,s02q03). Veuillez corriger ou donner des explications au QG. </w:t>
+        <w:br/>
+        <w:t xml:space="preserve">- Peu probable! Amy Ba  n'arrive pas  à comprendre un petit texte lu dans une langue locale (s02q03). Veuillez corriger ou donner des explications au QG. </w:t>
+        <w:br/>
+        <w:t xml:space="preserve">- Peu probable! Diewo Diallo  n'arrive pas  à comprendre un petit texte lu dans une langue locale (s02q03). Veuillez corriger ou donner des explications au QG. Peu probable! Diewo Diallo  ne sait ni lire, ni écrire, ni comprendre dans aucune des langues  (s02q01,s02q02,s02q03). Veuillez corriger ou donner des explications au QG. </w:t>
+        <w:br/>
+        <w:t xml:space="preserve">- Peu probable! Ibrahima Diallo  n'arrive pas  à comprendre un petit texte lu dans une langue locale (s02q03). Veuillez corriger ou donner des explications au QG. </w:t>
+        <w:br/>
+        <w:t xml:space="preserve">- Peu probable! Ibrahima Diallo 2  n'arrive pas  à comprendre un petit texte lu dans une langue locale (s02q03). Veuillez corriger ou donner des explications au QG. Peu probable! Ibrahima Diallo 2  ne sait ni lire, ni écrire, ni comprendre dans aucune des langues  (s02q01,s02q02,s02q03). Veuillez corriger ou donner des explications au QG. </w:t>
+        <w:br/>
+        <w:t xml:space="preserve">- Peu probable! Malick Diallo  n'arrive pas  à comprendre un petit texte lu dans une langue locale (s02q03). Veuillez corriger ou donner des explications au QG. Peu probable! Malick Diallo  ne sait ni lire, ni écrire, ni comprendre dans aucune des langues  (s02q01,s02q02,s02q03). Veuillez corriger ou donner des explications au QG. </w:t>
+        <w:br/>
+        <w:t xml:space="preserve">- Peu probable! Mamadou Diallo  n'arrive pas  à comprendre un petit texte lu dans une langue locale (s02q03). Veuillez corriger ou donner des explications au QG. Peu probable! Mamadou Diallo  ne sait ni lire, ni écrire, ni comprendre dans aucune des langues  (s02q01,s02q02,s02q03). Veuillez corriger ou donner des explications au QG. </w:t>
+        <w:br/>
+        <w:t xml:space="preserve">- Peu probable! Ousmane Diallo  n'arrive pas  à comprendre un petit texte lu dans une langue locale (s02q03). Veuillez corriger ou donner des explications au QG. Peu probable! Ousmane Diallo  ne sait ni lire, ni écrire, ni comprendre dans aucune des langues  (s02q01,s02q02,s02q03). Veuillez corriger ou donner des explications au QG. </w:t>
+        <w:br/>
+        <w:t xml:space="preserve">- Peu probable! khady Ba  n'arrive pas  à comprendre un petit texte lu dans une langue locale (s02q03). Veuillez corriger ou donner des explications au QG. </w:t>
+        <w:br/>
+        <w:t>- Peu probable! seydou Diallo  n'arrive pas  à comprendre un petit texte lu dans une langue locale (s02q03). Veuillez corriger ou donner des explications au QG.</w:t>
+      </w:r>
+    </w:p>
+    <w:p>
+      <w:r>
+        <w:rPr>
+          <w:b/>
+          <w:color w:val="4672C4"/>
+          <w:sz w:val="22"/>
+        </w:rPr>
+        <w:t>&gt;&gt; Section4a - Emploi</w:t>
+      </w:r>
+    </w:p>
+    <w:p>
+      <w:pPr>
+        <w:ind w:left="283"/>
+      </w:pPr>
+      <w:r>
+        <w:rPr>
+          <w:sz w:val="20"/>
+        </w:rPr>
+        <w:t xml:space="preserve">- Avertissement! Généralement les jeunes hommes (10 à 25ans) font des travaux ménager soit apprendre les enfants à reviser leurs léçons ou d'autres cours, Malick Diallo n'a consacré aucune heure pour les travaux cités en s04q01, s04q02, s04q03, s04q04, s04q05, s04q06, s04q07 et s04q08.Prière de regarder pour corriger ou confirmer avec le QG. Avertissement! Malick Diallo est trop jeune mais il a plus de 15 ans, prière de corriger ou confirmer. </w:t>
+        <w:br/>
+        <w:t xml:space="preserve">- Avertissement! Ibrahima Diallo est trop âgé ou en retraite mais il a moins de 58 ans, prière de corriger. </w:t>
+        <w:br/>
+        <w:t>- Avertissement! khady Ba n'a consacré aucune heure pour aucun des travaux du ménage, prière de regarder les réponses prises dans les questions (s04q01 s04q02 s04q03 s04q04 s04q05 s04q06 s04q07 s04q08).</w:t>
+      </w:r>
+    </w:p>
+    <w:p>
+      <w:r>
+        <w:rPr>
+          <w:b/>
+          <w:color w:val="4672C4"/>
+          <w:sz w:val="22"/>
+        </w:rPr>
+        <w:t>&gt;&gt; Section4b - Emploi - Activite principale</w:t>
+      </w:r>
+    </w:p>
+    <w:p>
+      <w:pPr>
+        <w:ind w:left="283"/>
+      </w:pPr>
+      <w:r>
+        <w:rPr>
+          <w:sz w:val="20"/>
+        </w:rPr>
+        <w:t>- AvertissementIbrahima Diallo  travaille mais les questions relatives à son emploi principal ne sont pas renseignées à 100%, prière de les renseigner. Prière de changer la branche d'activité de Ibrahima Diallo, les agriculteurs dont leurs cultures est principalement destiné à la consommation du ménage sont des (Agriculteurs, subsistances) et ceux qui le font avec l'élevage sont des (Agriculteurs et eleveurs, subsistances)</w:t>
+        <w:br/>
+        <w:t>-  AvertissementMalick Diallo  travaille mais les questions relatives à son emploi principal ne sont pas renseignées à 100%, prière de les renseigner. Prière de changer la branche d'activité de Malick Diallo, les agriculteurs dont leurs cultures est principalement destiné à la consommation du ménage sont des (Agriculteurs, subsistances) et ceux qui le font avec l'élevage sont des (Agriculteurs et eleveurs, subsistances)</w:t>
+        <w:br/>
+        <w:t xml:space="preserve">-  AvertissementOusmane Diallo  travaille mais les questions relatives à son emploi principal ne sont pas renseignées à 100%, prière de les renseigner. </w:t>
+        <w:br/>
+        <w:t xml:space="preserve">-  Avertissementkhady Ba  travaille mais les questions relatives à son emploi principal ne sont pas renseignées à 100%, prière de les renseigner. </w:t>
+        <w:br/>
+        <w:t>-  Avertissementseydou Diallo  travaille mais les questions relatives à son emploi principal ne sont pas renseignées à 100%, prière de les renseigner. Prière de changer la branche d'activité de seydou Diallo, les agriculteurs dont leurs cultures est principalement destiné à la consommation du ménage sont des (Agriculteurs, subsistances) et ceux qui le font avec l'élevage sont des (Agriculteurs et eleveurs, subsistances)</w:t>
+      </w:r>
+    </w:p>
+    <w:p>
+      <w:r>
+        <w:rPr>
+          <w:b/>
+          <w:color w:val="4672C4"/>
+          <w:sz w:val="22"/>
+        </w:rPr>
+        <w:t>&gt;&gt; Section4c - Emploi - Activite secondaire</w:t>
+      </w:r>
+    </w:p>
+    <w:p>
+      <w:pPr>
+        <w:ind w:left="283"/>
+      </w:pPr>
+      <w:r>
+        <w:rPr>
+          <w:sz w:val="20"/>
+        </w:rPr>
+        <w:t>- AvertissementMalick Diallo  travaille mais les questions relatives à son emploi secondaire ne sont pas renseignées à 100%, prière de les renseigner. Avertissement!!! la branche d'activité de Malick Diallo est identique dans l'emploi principale et secondaire, prière de confirmer cette information avec le QG ou de corriger. Avertissement!!! les informations de Malick Diallo sur le nombre de mois, jours ou heures de son emploi secondaire sont superieur a celles de son emploi principal , veuillez corriger ou confirmer aupres du QG.</w:t>
+      </w:r>
+    </w:p>
+    <w:p>
+      <w:r>
+        <w:rPr>
+          <w:b/>
+          <w:color w:val="4672C4"/>
+          <w:sz w:val="22"/>
+        </w:rPr>
+        <w:t>&gt;&gt; Section6 - Epargne et credit</w:t>
+      </w:r>
+    </w:p>
+    <w:p>
+      <w:pPr>
+        <w:ind w:left="283"/>
+      </w:pPr>
+      <w:r>
+        <w:rPr>
+          <w:sz w:val="20"/>
+        </w:rPr>
+        <w:t>- Avertissement!!! khady Ba est un  qui travaille dans Entreprise publique/ parapublique et est un Cadre moyen/agent de maîtrise mais dit n'avoir pas de compte dans une banque classique, prière de vérifier auprès de l'enquêté (e) ou confirmer avec le QG.</w:t>
+      </w:r>
+    </w:p>
+    <w:p>
+      <w:r>
+        <w:rPr>
+          <w:b/>
+          <w:color w:val="4672C4"/>
+          <w:sz w:val="22"/>
+        </w:rPr>
+        <w:t>&gt;&gt; Section7b - Consommation alimentaire - 7 jours</w:t>
+      </w:r>
+    </w:p>
+    <w:p>
+      <w:pPr>
+        <w:ind w:left="283"/>
+      </w:pPr>
+      <w:r>
+        <w:rPr>
+          <w:sz w:val="20"/>
+        </w:rPr>
+        <w:t>- Attention ! Le prix unitaire d'achat (1200 Fcfa) de Capitaine frais en Kg (taille unique) est relativement élevé par rapport aux autres prix observés dans cette zone. Prière de corriger ou de confirmer avec le QG. Attention ! Le prix unitaire d'achat (30 Fcfa) de Cube alimentaire (Maggi, Jumbo, ) en Cube (Petit) est relativement faible par rapport aux autres prix observés dans cette zone. Prière de corriger ou de confirmer avec le QG. Attention ! Le prix unitaire d'achat (5 Fcfa) de Poivre en Sachets (Petit) est relativement faible par rapport aux autres prix observés dans cette zone. Prière de corriger ou de confirmer avec le QG. Attention ! Le prix unitaire d'achat (8.333333 Fcfa) de Piment séché en Sachets (Petit) est relativement faible par rapport aux autres prix observés dans cette zone. Prière de corriger ou de confirmer avec le QG. Avertissement!! La quantité (5.25 litre) du produit Huile de soja  consommée  par le ménage semble très élevé, prière de corriger ou confirmer avec le QG. Avertissement!!! Le ménage a consommé 1 Cuillère Moyen de Pâte d'arachide, cette quantité semble anormale pour une consommation des 7 derniers jours. Etes vous sur d'avoir selectionner la bonne unitée ? prière de verifier et corriger. Avertissement!!! Le ménage a consommé 14 Paquet Petit de Thé en sachet, cette quantité semble anormale pour une consommation des 7 derniers jours.Prière de corriger ou de confirmer avec le QG. Avertissement!! le prix unitaire (100 Fcfa) de Thé en sachet (unité: Paquet) de taille Petit est très faible ou élevé. Prière de corriger ou de confirmer avec le QG. Attention ! Soupçons de quantité anormale! Le ménage de IBRAHIMA DIALLO avec une taille de 10 personnes a consommé 14 Paquet en Petit de Thé en sachet qui est relativement élevé comme consommation par rapport à la condition de vie des autres ménages de même taille dans cette zone. Prière de corriger ou de confirmer avec le QG. Avertissement!!! Le ménage a consommé 21 Litre taille unique de Lait frais de vache, cette quantité semble anormale pour une consommation des 7 derniers jours.Prière de corriger ou de confirmer avec le QG. Incohérence!! Dans ce ménage, chaque individus consomme par jour 38.81943 Kg  de cereale; Prière de revoir les quantités prises de ces produits. Incohérence!! Dans ce ménage, chaque individus consomme par jour 38.81943 Kg  de cereale; Prière de revoir les quantités prises de ces produits. Incohérence!! Dans ce ménage, chaque individus consomme par jour 38.81943 Kg  de cereale; Prière de revoir les quantités prises de ces produits.</w:t>
+      </w:r>
+    </w:p>
+    <w:p>
+      <w:r>
+        <w:rPr>
+          <w:b/>
+          <w:color w:val="4672C4"/>
+          <w:sz w:val="22"/>
+        </w:rPr>
+        <w:t>&gt;&gt; Section9c - Depenses non-alimentaires - 30 jours</w:t>
+      </w:r>
+    </w:p>
+    <w:p>
+      <w:pPr>
+        <w:ind w:left="283"/>
+      </w:pPr>
+      <w:r>
+        <w:rPr>
+          <w:sz w:val="20"/>
+        </w:rPr>
+        <w:t>- La dernière fois que vous avez acheté Bois de chauffe ramassé/coupé (estimer la valeur) est à la brousse et semble exister dans les modalités, prière de prendre attache avec le QG pour plus d'explication afin de la classer bien.</w:t>
+      </w:r>
+    </w:p>
+    <w:p>
+      <w:r>
+        <w:rPr>
+          <w:b/>
+          <w:color w:val="4672C4"/>
+          <w:sz w:val="22"/>
+        </w:rPr>
+        <w:t>&gt;&gt; Section9f - Depenses non-alimentaires - 12 mois</w:t>
+      </w:r>
+    </w:p>
+    <w:p>
+      <w:pPr>
+        <w:ind w:left="283"/>
+      </w:pPr>
+      <w:r>
+        <w:rPr>
+          <w:sz w:val="20"/>
+        </w:rPr>
+        <w:t>- Moins possible d'avoir un ménage qui n'a effectué aucune des dépenses au cours de 12 derniers mois, veuillez revoir la section pour ce ménage.</w:t>
+      </w:r>
+    </w:p>
+    <w:p>
+      <w:r>
+        <w:rPr>
+          <w:b/>
+          <w:color w:val="4672C4"/>
+          <w:sz w:val="22"/>
+        </w:rPr>
+        <w:t>&gt;&gt; Section10a - Existence entreprise non agricole</w:t>
+      </w:r>
+    </w:p>
+    <w:p>
+      <w:pPr>
+        <w:ind w:left="283"/>
+      </w:pPr>
+      <w:r>
+        <w:rPr>
+          <w:sz w:val="20"/>
+        </w:rPr>
+        <w:t>- Avertissement!!! Le ménage de IBRAHIMA DIALLO a comme taille 10 personnes dont ils vivent à KAOLACK Rural et aucune d'entre ne possède une entreprise non agricole, prière de revoir cette partie de la section 10 de ce menage.</w:t>
+      </w:r>
+    </w:p>
+    <w:p>
+      <w:r>
+        <w:rPr>
+          <w:b/>
+          <w:color w:val="4672C4"/>
+          <w:sz w:val="22"/>
+        </w:rPr>
+        <w:t>&gt;&gt; Section12 - Actifs du menage</w:t>
+      </w:r>
+    </w:p>
+    <w:p>
+      <w:pPr>
+        <w:ind w:left="283"/>
+      </w:pPr>
+      <w:r>
+        <w:rPr>
+          <w:sz w:val="20"/>
+        </w:rPr>
+        <w:t>- Avertissement!!! Le prix d'achat (8000) de l'article  Bonbonne de gaz est inférieur aux prix de revente (10000)  avec l'âge du bien atteignant 4 ans. Prière de vérifier ou confirmer avec l'enquêté et mettre les bonnes valeurs après verification, s'il le faut.</w:t>
+      </w:r>
+    </w:p>
+    <w:p>
+      <w:r>
+        <w:rPr>
+          <w:b/>
+          <w:color w:val="4672C4"/>
+          <w:sz w:val="22"/>
+        </w:rPr>
+        <w:t>&gt;&gt; Section14 - Chocs</w:t>
+      </w:r>
+    </w:p>
+    <w:p>
+      <w:pPr>
+        <w:ind w:left="283"/>
+      </w:pPr>
+      <w:r>
+        <w:rPr>
+          <w:sz w:val="20"/>
+        </w:rPr>
+        <w:t>- Avertissement!! Le ménage n'a été négativement affecté par aucun des problèmes donnés dans la section 14. Confirmez vous cette information avec le QG?</w:t>
+      </w:r>
+    </w:p>
+    <w:p>
+      <w:r>
+        <w:rPr>
+          <w:b/>
+          <w:color w:val="4672C4"/>
+          <w:sz w:val="22"/>
+        </w:rPr>
+        <w:t>&gt;&gt; Section16a - Champs et parcelles</w:t>
+      </w:r>
+    </w:p>
+    <w:p>
+      <w:pPr>
+        <w:ind w:left="283"/>
+      </w:pPr>
+      <w:r>
+        <w:rPr>
+          <w:sz w:val="20"/>
+        </w:rPr>
+        <w:t xml:space="preserve">- Avertissement!! La parcelle a comme nom (parcelle mil 1ehect) qui ne semble pas être un bon nom ou contient des lettres, prière de mettre le vrai nom de la parcelle. La quantité de fumure appliquée dans la parcelle parcelle mil 1ehect est de 98  qui semble élevé ou ne sait pas, prière de fournir d'effort pour estimer la quantité afin de corriger. Le nombre de femme de 15 ans et plus (20) non membre du ménage de IBRAHIMA DIALLO ayant travaillé dans la parcelle parcelle mil 1ehect pour la période d'entretien du sol semble élevé, prière de corriger. Le nombre de personnes toutes catégories confondues des main-d'oeuvre non-familiale sur la parcelle parcelle mil 1ehect au cours de la campagne pour la période d'entretien du sol (sarclage, etc.) est de 20 personnes qui semble faible ou élevé. Merci de corriger. Le document légal (titre, acte, certificat etc. ) qui affirme votre possession de la parcelle parcelle mil 1ehect est  et semble exister dans les modalités, prière de prendre attache avec le QG pour plus d'explication afin de la classer bien. </w:t>
+        <w:br/>
+        <w:t>- Avertissement!! La parcelle a comme nom (parcelle mil 1ehect) qui ne semble pas être un bon nom ou contient des lettres, prière de mettre le vrai nom de la parcelle. La quantité de fumure appliquée dans la parcelle parcelle mil 1ehect est de 98  qui semble élevé ou ne sait pas, prière de fournir d'effort pour estimer la quantité afin de corriger. Le nombre de femme de 15 ans et plus (20) non membre du ménage de IBRAHIMA DIALLO ayant travaillé dans la parcelle parcelle mil 1ehect pour la période d'entretien du sol semble élevé, prière de corriger. Le nombre de personnes toutes catégories confondues des main-d'oeuvre non-familiale sur la parcelle parcelle mil 1ehect au cours de la campagne pour la période d'entretien du sol (sarclage, etc.) est de 20 personnes qui semble faible ou élevé. Merci de corriger. Le document légal (titre, acte, certificat etc. ) qui affirme votre possession de la parcelle parcelle mil 1ehect est  et semble exister dans les modalités, prière de prendre attache avec le QG pour plus d'explication afin de la classer bien.</w:t>
+      </w:r>
+    </w:p>
+    <w:p>
+      <w:r>
+        <w:rPr>
+          <w:b/>
+          <w:color w:val="4672C4"/>
+          <w:sz w:val="22"/>
+        </w:rPr>
+        <w:t>&gt;&gt; Section17 - Elevage</w:t>
+      </w:r>
+    </w:p>
+    <w:p>
+      <w:pPr>
+        <w:ind w:left="283"/>
+      </w:pPr>
+      <w:r>
+        <w:rPr>
+          <w:sz w:val="20"/>
+        </w:rPr>
+        <w:t>- Incohérence ! Le nombre d'animaux exploités en moyenne chaque mois pour la production de lait dépasse celui des animaux présents dans le ménage. Merci de confirmer ces informations auprès du QG ou d'apporter les corrections nécessaires.</w:t>
+      </w:r>
+    </w:p>
+    <w:p>
+      <w:r>
+        <w:rPr>
+          <w:b/>
+          <w:color w:val="4672C4"/>
+          <w:sz w:val="22"/>
+        </w:rPr>
+        <w:t>&gt;&gt; Section19 - Equipements agricoles</w:t>
+      </w:r>
+    </w:p>
+    <w:p>
+      <w:pPr>
+        <w:ind w:left="283"/>
+      </w:pPr>
+      <w:r>
+        <w:rPr>
+          <w:sz w:val="20"/>
+        </w:rPr>
+        <w:t xml:space="preserve">- Avertissement!! L'âge (25 ans)  de Charrettes dans ce ménage semble être élevé, prière de corriger ou confirmer avec le QG. </w:t>
+        <w:br/>
+        <w:t xml:space="preserve">- Avertissement!! L'âge (25 ans)  de Charrue dans ce ménage semble être élevé, prière de corriger ou confirmer avec le QG. Avertissement!! Le prix d'achat (25000 FCFA) de Charrue est inférieur aux prix de revente (40000 FCFA), prière de verifier et corriger ou confirmer l'information avec le QG. </w:t>
+        <w:br/>
+        <w:t xml:space="preserve">- Avertissement!! L'âge (25 ans)  de Semoir dans ce ménage semble être élevé, prière de corriger ou confirmer avec le QG. Avertissement!! Le prix d'achat (50000 FCFA) de Semoir est inférieur aux prix de revente (60000 FCFA), prière de verifier et corriger ou confirmer l'information avec le QG. </w:t>
+        <w:br/>
+        <w:t xml:space="preserve">- Avertissement!! Le prix d'achat (1000 FCFA) de Houe/daba/hilaire est inférieur aux prix de revente (1500 FCFA), prière de verifier et corriger ou confirmer l'information avec le QG. </w:t>
+        <w:br/>
+        <w:t xml:space="preserve">- Avertissement!! Le prix d'achat (1500 FCFA) de Hache/pioche est inférieur aux prix de revente (2500 FCFA), prière de verifier et corriger ou confirmer l'information avec le QG. </w:t>
+        <w:br/>
+        <w:t>- Incohérence!! Le prix d'achat de Animaux de labour ne doit pas être égal 0 même si le ménage l'a reçu en cadeau prière de leurs aider à faire une estimation. Avertissement!! Le prix d'achat (0 FCFA) de Animaux de labour est inférieur aux prix de revente (500000 FCFA), prière de verifier et corriger ou confirmer l'information avec le QG. Le prix d'achat de Animaux de labour est nul (achété à 0fcfa) mais le prix de revente est (500000 FCFA), prière de verifier et corriger.</w:t>
+      </w:r>
+    </w:p>
+    <w:p>
+      <w:r>
+        <w:t>________________________________________________________________________________</w:t>
+      </w:r>
+    </w:p>
+    <w:p>
+      <w:pPr>
+        <w:pStyle w:val="Heading2"/>
+      </w:pPr>
+      <w:r>
+        <w:t>Menage 2</w:t>
+      </w:r>
+    </w:p>
+    <w:tbl>
+      <w:tblPr>
+        <w:tblStyle w:val="TableGrid"/>
+        <w:tblW w:type="auto" w:w="0"/>
+        <w:tblLook w:firstColumn="1" w:firstRow="1" w:lastColumn="0" w:lastRow="0" w:noHBand="0" w:noVBand="1" w:val="04A0"/>
+      </w:tblPr>
+      <w:tblGrid>
+        <w:gridCol w:w="1662"/>
+        <w:gridCol w:w="1662"/>
+        <w:gridCol w:w="1662"/>
+        <w:gridCol w:w="1662"/>
+        <w:gridCol w:w="1662"/>
+        <w:gridCol w:w="1662"/>
+      </w:tblGrid>
+      <w:tr>
+        <w:tc>
+          <w:tcPr>
+            <w:tcW w:type="dxa" w:w="1662"/>
+            <w:shd w:fill="5B9BD5"/>
+          </w:tcPr>
+          <w:p>
             <w:r>
-              <w:t>4</w:t>
+              <w:rPr>
+                <w:b/>
+                <w:color w:val="FFFFFF"/>
+                <w:sz w:val="16"/>
+              </w:rPr>
+              <w:t>Interview Key</w:t>
+            </w:r>
+          </w:p>
+        </w:tc>
+        <w:tc>
+          <w:tcPr>
+            <w:tcW w:type="dxa" w:w="1662"/>
+            <w:shd w:fill="5B9BD5"/>
+          </w:tcPr>
+          <w:p>
+            <w:r>
+              <w:rPr>
+                <w:b/>
+                <w:color w:val="FFFFFF"/>
+                <w:sz w:val="16"/>
+              </w:rPr>
+              <w:t>Interview ID</w:t>
+            </w:r>
+          </w:p>
+        </w:tc>
+        <w:tc>
+          <w:tcPr>
+            <w:tcW w:type="dxa" w:w="1662"/>
+            <w:shd w:fill="5B9BD5"/>
+          </w:tcPr>
+          <w:p>
+            <w:r>
+              <w:rPr>
+                <w:b/>
+                <w:color w:val="FFFFFF"/>
+                <w:sz w:val="16"/>
+              </w:rPr>
+              <w:t>ID Agent</w:t>
+            </w:r>
+          </w:p>
+        </w:tc>
+        <w:tc>
+          <w:tcPr>
+            <w:tcW w:type="dxa" w:w="1662"/>
+            <w:shd w:fill="5B9BD5"/>
+          </w:tcPr>
+          <w:p>
+            <w:r>
+              <w:rPr>
+                <w:b/>
+                <w:color w:val="FFFFFF"/>
+                <w:sz w:val="16"/>
+              </w:rPr>
+              <w:t>ID Equipe</w:t>
+            </w:r>
+          </w:p>
+        </w:tc>
+        <w:tc>
+          <w:tcPr>
+            <w:tcW w:type="dxa" w:w="1662"/>
+            <w:shd w:fill="5B9BD5"/>
+          </w:tcPr>
+          <w:p>
+            <w:r>
+              <w:rPr>
+                <w:b/>
+                <w:color w:val="FFFFFF"/>
+                <w:sz w:val="16"/>
+              </w:rPr>
+              <w:t>Agent</w:t>
+            </w:r>
+          </w:p>
+        </w:tc>
+        <w:tc>
+          <w:tcPr>
+            <w:tcW w:type="dxa" w:w="1662"/>
+            <w:shd w:fill="5B9BD5"/>
+          </w:tcPr>
+          <w:p>
+            <w:r>
+              <w:rPr>
+                <w:b/>
+                <w:color w:val="FFFFFF"/>
+                <w:sz w:val="16"/>
+              </w:rPr>
+              <w:t>Chef d'equipe</w:t>
+            </w:r>
+          </w:p>
+        </w:tc>
+      </w:tr>
+      <w:tr>
+        <w:tc>
+          <w:tcPr>
+            <w:tcW w:type="dxa" w:w="1662"/>
+          </w:tcPr>
+          <w:p>
+            <w:r>
+              <w:rPr>
+                <w:sz w:val="14"/>
+              </w:rPr>
+              <w:t>95-15-52-54</w:t>
+            </w:r>
+          </w:p>
+        </w:tc>
+        <w:tc>
+          <w:tcPr>
+            <w:tcW w:type="dxa" w:w="1662"/>
+          </w:tcPr>
+          <w:p>
+            <w:r>
+              <w:rPr>
+                <w:sz w:val="14"/>
+              </w:rPr>
+              <w:t>4fd8bff8540943afa69af733a6d8aa43</w:t>
+            </w:r>
+          </w:p>
+        </w:tc>
+        <w:tc>
+          <w:tcPr>
+            <w:tcW w:type="dxa" w:w="1662"/>
+          </w:tcPr>
+          <w:p>
+            <w:r>
+              <w:rPr>
+                <w:sz w:val="14"/>
+              </w:rPr>
+              <w:t>EQ25_enq4</w:t>
+            </w:r>
+          </w:p>
+        </w:tc>
+        <w:tc>
+          <w:tcPr>
+            <w:tcW w:type="dxa" w:w="1662"/>
+          </w:tcPr>
+          <w:p>
+            <w:r>
+              <w:rPr>
+                <w:sz w:val="14"/>
+              </w:rPr>
+            </w:r>
+          </w:p>
+        </w:tc>
+        <w:tc>
+          <w:tcPr>
+            <w:tcW w:type="dxa" w:w="1662"/>
+          </w:tcPr>
+          <w:p>
+            <w:r>
+              <w:rPr>
+                <w:sz w:val="14"/>
+              </w:rPr>
+            </w:r>
+          </w:p>
+        </w:tc>
+        <w:tc>
+          <w:tcPr>
+            <w:tcW w:type="dxa" w:w="1662"/>
+          </w:tcPr>
+          <w:p>
+            <w:r>
+              <w:rPr>
+                <w:sz w:val="14"/>
+              </w:rPr>
+            </w:r>
+          </w:p>
+        </w:tc>
+      </w:tr>
+    </w:tbl>
+    <w:p/>
+    <w:tbl>
+      <w:tblPr>
+        <w:tblStyle w:val="TableGrid"/>
+        <w:tblW w:type="auto" w:w="0"/>
+        <w:tblLook w:firstColumn="1" w:firstRow="1" w:lastColumn="0" w:lastRow="0" w:noHBand="0" w:noVBand="1" w:val="04A0"/>
+      </w:tblPr>
+      <w:tblGrid>
+        <w:gridCol w:w="3324"/>
+        <w:gridCol w:w="3324"/>
+        <w:gridCol w:w="3324"/>
+      </w:tblGrid>
+      <w:tr>
+        <w:tc>
+          <w:tcPr>
+            <w:tcW w:type="dxa" w:w="3324"/>
+            <w:shd w:fill="70AD47"/>
+          </w:tcPr>
+          <w:p>
+            <w:r>
+              <w:rPr>
+                <w:b/>
+                <w:color w:val="FFFFFF"/>
+                <w:sz w:val="18"/>
+              </w:rPr>
+              <w:t>Chef de Menage</w:t>
+            </w:r>
+          </w:p>
+        </w:tc>
+        <w:tc>
+          <w:tcPr>
+            <w:tcW w:type="dxa" w:w="3324"/>
+            <w:shd w:fill="70AD47"/>
+          </w:tcPr>
+          <w:p>
+            <w:r>
+              <w:rPr>
+                <w:b/>
+                <w:color w:val="FFFFFF"/>
+                <w:sz w:val="18"/>
+              </w:rPr>
+              <w:t>Quartier/Village (s00q05)</w:t>
+            </w:r>
+          </w:p>
+        </w:tc>
+        <w:tc>
+          <w:tcPr>
+            <w:tcW w:type="dxa" w:w="3324"/>
+            <w:shd w:fill="70AD47"/>
+          </w:tcPr>
+          <w:p>
+            <w:r>
+              <w:rPr>
+                <w:b/>
+                <w:color w:val="FFFFFF"/>
+                <w:sz w:val="18"/>
+              </w:rPr>
+              <w:t>Localisation GPS</w:t>
             </w:r>
           </w:p>
         </w:tc>
@@ -455,7 +1496,10 @@
           </w:tcPr>
           <w:p>
             <w:r>
-              <w:t>Section1</w:t>
+              <w:rPr>
+                <w:sz w:val="18"/>
+              </w:rPr>
+              <w:t>ALPHA SOW</w:t>
             </w:r>
           </w:p>
         </w:tc>
@@ -465,7 +1509,10 @@
           </w:tcPr>
           <w:p>
             <w:r>
-              <w:t>Caracteristiques des membres</w:t>
+              <w:rPr>
+                <w:sz w:val="18"/>
+              </w:rPr>
+              <w:t>N/A</w:t>
             </w:r>
           </w:p>
         </w:tc>
@@ -474,8 +1521,763 @@
             <w:tcW w:type="dxa" w:w="3324"/>
           </w:tcPr>
           <w:p>
+            <w:r/>
+            <w:hyperlink r:id="rId10">
+              <w:r>
+                <w:rPr>
+                  <w:color w:val="0563C1"/>
+                  <w:u w:val="single"/>
+                </w:rPr>
+                <w:t>KEUR MAMOUR</w:t>
+              </w:r>
+            </w:hyperlink>
+          </w:p>
+        </w:tc>
+      </w:tr>
+    </w:tbl>
+    <w:p/>
+    <w:p>
+      <w:r>
+        <w:rPr>
+          <w:b/>
+          <w:color w:val="4672C4"/>
+          <w:sz w:val="22"/>
+        </w:rPr>
+        <w:t>&gt;&gt; Section0 - Identification et renseignements de controle</w:t>
+      </w:r>
+    </w:p>
+    <w:p>
+      <w:pPr>
+        <w:ind w:left="283"/>
+      </w:pPr>
+      <w:r>
+        <w:rPr>
+          <w:sz w:val="20"/>
+        </w:rPr>
+        <w:t>- Prière de renseigner toutes les informations du ménage dans la section 0 avant d'entamer les autres informations. Le questionnaire semble ne pas être complètement fini mais le questionnaire est en statut complet, prière de compléter le questionnaire.</w:t>
+      </w:r>
+    </w:p>
+    <w:p>
+      <w:r>
+        <w:rPr>
+          <w:b/>
+          <w:color w:val="4672C4"/>
+          <w:sz w:val="22"/>
+        </w:rPr>
+        <w:t>&gt;&gt; Section1 - Caracteristiques des membres</w:t>
+      </w:r>
+    </w:p>
+    <w:p>
+      <w:pPr>
+        <w:ind w:left="283"/>
+      </w:pPr>
+      <w:r>
+        <w:rPr>
+          <w:sz w:val="20"/>
+        </w:rPr>
+        <w:t xml:space="preserve">- Avertissement!!!  ALPHA SOW  ne possède pas le téléphone android, a accès à l'internet , prière de confirmer cette information. </w:t>
+        <w:br/>
+        <w:t xml:space="preserve">- Les données sur les niveaux d'études, les fonctions et les caracteristiques sociodemographiques du père biologique de ABDOU SOW manquent. Veuillez les renseigner. Les données sur les niveaux d'études, les fonctions et les caracteristiques sociodemographiques de la mère biologique de  ABDOU SOW  manquent. </w:t>
+        <w:br/>
+        <w:t xml:space="preserve">- Les données sur les niveaux d'études, les fonctions et les caracteristiques sociodemographiques du père biologique de AWA DIALLO PETITE FILLE manquent. Veuillez les renseigner. Les données sur les niveaux d'études, les fonctions et les caracteristiques sociodemographiques de la mère biologique de  AWA DIALLO PETITE FILLE  manquent. </w:t>
+        <w:br/>
+        <w:t xml:space="preserve">- Les données sur les niveaux d'études, les fonctions et les caracteristiques sociodemographiques du père biologique de AWA DIALLO manquent. Veuillez les renseigner. Les données sur les niveaux d'études, les fonctions et les caracteristiques sociodemographiques de la mère biologique de  AWA DIALLO  manquent. </w:t>
+        <w:br/>
+        <w:t xml:space="preserve">- Les données sur les niveaux d'études, les fonctions et les caracteristiques sociodemographiques du père biologique de AWA SOW manquent. Veuillez les renseigner. Les données sur les niveaux d'études, les fonctions et les caracteristiques sociodemographiques de la mère biologique de  AWA SOW  manquent. </w:t>
+        <w:br/>
+        <w:t xml:space="preserve">- Les données sur les niveaux d'études, les fonctions et les caracteristiques sociodemographiques du père biologique de BOCAR SOW manquent. Veuillez les renseigner. Les données sur les niveaux d'études, les fonctions et les caracteristiques sociodemographiques de la mère biologique de  BOCAR SOW  manquent. </w:t>
+        <w:br/>
+        <w:t xml:space="preserve">- Les données sur les niveaux d'études, les fonctions et les caracteristiques sociodemographiques du père biologique de CHEIKH TIDIANE SOW manquent. Veuillez les renseigner. Les données sur les niveaux d'études, les fonctions et les caracteristiques sociodemographiques de la mère biologique de  CHEIKH TIDIANE SOW  manquent. </w:t>
+        <w:br/>
+        <w:t xml:space="preserve">- Les données sur les niveaux d'études, les fonctions et les caracteristiques sociodemographiques du père biologique de FATOU SOW manquent. Veuillez les renseigner. Les données sur les niveaux d'études, les fonctions et les caracteristiques sociodemographiques de la mère biologique de  FATOU SOW  manquent. </w:t>
+        <w:br/>
+        <w:t xml:space="preserve">- Les données sur les niveaux d'études, les fonctions et les caracteristiques sociodemographiques du père biologique de MAIMOUNA DIALLO manquent. Veuillez les renseigner. Les données sur les niveaux d'études, les fonctions et les caracteristiques sociodemographiques de la mère biologique de  MAIMOUNA DIALLO  manquent. </w:t>
+        <w:br/>
+        <w:t xml:space="preserve">- Les données sur les niveaux d'études, les fonctions et les caracteristiques sociodemographiques du père biologique de MAIMOUNA SOW manquent. Veuillez les renseigner. Les données sur les niveaux d'études, les fonctions et les caracteristiques sociodemographiques de la mère biologique de  MAIMOUNA SOW  manquent. </w:t>
+        <w:br/>
+        <w:t xml:space="preserve">- Les données sur les niveaux d'études, les fonctions et les caracteristiques sociodemographiques du père biologique de MAMADOU SOW manquent. Veuillez les renseigner. Les données sur les niveaux d'études, les fonctions et les caracteristiques sociodemographiques de la mère biologique de  MAMADOU SOW  manquent. </w:t>
+        <w:br/>
+        <w:t xml:space="preserve">- Les données sur les niveaux d'études, les fonctions et les caracteristiques sociodemographiques du père biologique de MAMOUTH AMADOU SOW manquent. Veuillez les renseigner. Les données sur les niveaux d'études, les fonctions et les caracteristiques sociodemographiques de la mère biologique de  MAMOUTH AMADOU SOW  manquent. </w:t>
+        <w:br/>
+        <w:t xml:space="preserve">- Les données sur les niveaux d'études, les fonctions et les caracteristiques sociodemographiques du père biologique de MOUHAMED SOW manquent. Veuillez les renseigner. Les données sur les niveaux d'études, les fonctions et les caracteristiques sociodemographiques de la mère biologique de  MOUHAMED SOW  manquent. </w:t>
+        <w:br/>
+        <w:t xml:space="preserve">- Les données sur les niveaux d'études, les fonctions et les caracteristiques sociodemographiques du père biologique de OUMAR SOW manquent. Veuillez les renseigner. Les données sur les niveaux d'études, les fonctions et les caracteristiques sociodemographiques de la mère biologique de  OUMAR SOW  manquent. </w:t>
+        <w:br/>
+        <w:t>- Les données sur les niveaux d'études, les fonctions et les caracteristiques sociodemographiques du père biologique de OUSMANE SOW manquent. Veuillez les renseigner. Les données sur les niveaux d'études, les fonctions et les caracteristiques sociodemographiques de la mère biologique de  OUSMANE SOW  manquent.</w:t>
+      </w:r>
+    </w:p>
+    <w:p>
+      <w:r>
+        <w:rPr>
+          <w:b/>
+          <w:color w:val="4672C4"/>
+          <w:sz w:val="22"/>
+        </w:rPr>
+        <w:t>&gt;&gt; Section3 - Sante</w:t>
+      </w:r>
+    </w:p>
+    <w:p>
+      <w:pPr>
+        <w:ind w:left="283"/>
+      </w:pPr>
+      <w:r>
+        <w:rPr>
+          <w:sz w:val="20"/>
+        </w:rPr>
+        <w:t xml:space="preserve">- || </w:t>
+        <w:br/>
+        <w:t xml:space="preserve">- </w:t>
+        <w:br/>
+        <w:t xml:space="preserve">- </w:t>
+        <w:br/>
+        <w:t xml:space="preserve">- </w:t>
+        <w:br/>
+        <w:t xml:space="preserve">- </w:t>
+        <w:br/>
+        <w:t xml:space="preserve">- </w:t>
+        <w:br/>
+        <w:t xml:space="preserve">- </w:t>
+        <w:br/>
+        <w:t xml:space="preserve">- </w:t>
+        <w:br/>
+        <w:t xml:space="preserve">- </w:t>
+        <w:br/>
+        <w:t xml:space="preserve">- </w:t>
+        <w:br/>
+        <w:t xml:space="preserve">- </w:t>
+        <w:br/>
+        <w:t xml:space="preserve">- </w:t>
+        <w:br/>
+        <w:t xml:space="preserve">- </w:t>
+        <w:br/>
+        <w:t>- La section n'est pas renseignée pour OUMAR SOW, prière de la renseigner.</w:t>
+      </w:r>
+    </w:p>
+    <w:p>
+      <w:r>
+        <w:rPr>
+          <w:b/>
+          <w:color w:val="4672C4"/>
+          <w:sz w:val="22"/>
+        </w:rPr>
+        <w:t>&gt;&gt; Section6 - Epargne et credit</w:t>
+      </w:r>
+    </w:p>
+    <w:p>
+      <w:pPr>
+        <w:ind w:left="283"/>
+      </w:pPr>
+      <w:r>
+        <w:rPr>
+          <w:sz w:val="20"/>
+        </w:rPr>
+        <w:t>- Il est impératif de renseigner la question : #Est-ce que ALPHA SOW possède un compte dans les établissements financiers suivants ou une carte prépayée ?# même si la personne ne dispose pas de compte, veuillez les renseigner s'il vous plaît.</w:t>
+      </w:r>
+    </w:p>
+    <w:p>
+      <w:r>
+        <w:rPr>
+          <w:b/>
+          <w:color w:val="4672C4"/>
+          <w:sz w:val="22"/>
+        </w:rPr>
+        <w:t>&gt;&gt; Section7a1 - Repas pris a l'exterieur du menage</w:t>
+      </w:r>
+    </w:p>
+    <w:p>
+      <w:pPr>
+        <w:ind w:left="283"/>
+      </w:pPr>
+      <w:r>
+        <w:rPr>
+          <w:sz w:val="20"/>
+        </w:rPr>
+        <w:t>- Attention ! La section sur le repas pris à l'extérieur du ménage n'est pas renseignée à 100 %. Prière de vérifier l'ensemble des questions relatives à cette section et de les renseigner en totalité.</w:t>
+      </w:r>
+    </w:p>
+    <w:p>
+      <w:r>
+        <w:rPr>
+          <w:b/>
+          <w:color w:val="4672C4"/>
+          <w:sz w:val="22"/>
+        </w:rPr>
+        <w:t>&gt;&gt; Section7a2 - Repas pris a l'exterieur du menage</w:t>
+      </w:r>
+    </w:p>
+    <w:p>
+      <w:pPr>
+        <w:ind w:left="283"/>
+      </w:pPr>
+      <w:r>
+        <w:rPr>
+          <w:sz w:val="20"/>
+        </w:rPr>
+        <w:t>- La section sur le repas pris à l'extérieur du ménage du membre ALPHA SOW n'est pas renseignée à 100 %. Prière de vérifier l'ensemble des questions relatives à ce membre et de les renseigner en totalité.</w:t>
+      </w:r>
+    </w:p>
+    <w:p>
+      <w:r>
+        <w:rPr>
+          <w:b/>
+          <w:color w:val="4672C4"/>
+          <w:sz w:val="22"/>
+        </w:rPr>
+        <w:t>&gt;&gt; Section8 - Sécurite alimentaire</w:t>
+      </w:r>
+    </w:p>
+    <w:p>
+      <w:pPr>
+        <w:ind w:left="283"/>
+      </w:pPr>
+      <w:r>
+        <w:rPr>
+          <w:sz w:val="20"/>
+        </w:rPr>
+        <w:t>- Toutes les questions de la section 8 ne sont pas renseignées, prière de renseigner.</w:t>
+      </w:r>
+    </w:p>
+    <w:p>
+      <w:r>
+        <w:rPr>
+          <w:b/>
+          <w:color w:val="4672C4"/>
+          <w:sz w:val="22"/>
+        </w:rPr>
+        <w:t>&gt;&gt; Section9a - Depenses de fetes et ceremonies</w:t>
+      </w:r>
+    </w:p>
+    <w:p>
+      <w:pPr>
+        <w:ind w:left="283"/>
+      </w:pPr>
+      <w:r>
+        <w:rPr>
+          <w:sz w:val="20"/>
+        </w:rPr>
+        <w:t>- Il est improbable d'avoir un ménage qui n'a pas effectué aucune dépense au moins lors d'une de ces fêtes, prière de revoir cette partie pour ce ménage.</w:t>
+      </w:r>
+    </w:p>
+    <w:p>
+      <w:r>
+        <w:rPr>
+          <w:b/>
+          <w:color w:val="4672C4"/>
+          <w:sz w:val="22"/>
+        </w:rPr>
+        <w:t>&gt;&gt; Section9b - Depenses non-alimentaires - 7 jours</w:t>
+      </w:r>
+    </w:p>
+    <w:p>
+      <w:pPr>
+        <w:ind w:left="283"/>
+      </w:pPr>
+      <w:r>
+        <w:rPr>
+          <w:sz w:val="20"/>
+        </w:rPr>
+        <w:t>- Il est difficile d'avoir un ménage qui n'a effectué aucune des dépenses mentionnées au cours de 7 derniers jours, prière de revoir la section 9B pour ce ménage.</w:t>
+      </w:r>
+    </w:p>
+    <w:p>
+      <w:r>
+        <w:rPr>
+          <w:b/>
+          <w:color w:val="4672C4"/>
+          <w:sz w:val="22"/>
+        </w:rPr>
+        <w:t>&gt;&gt; Section9c - Depenses non-alimentaires - 30 jours</w:t>
+      </w:r>
+    </w:p>
+    <w:p>
+      <w:pPr>
+        <w:ind w:left="283"/>
+      </w:pPr>
+      <w:r>
+        <w:rPr>
+          <w:sz w:val="20"/>
+        </w:rPr>
+        <w:t>- Il est moins probable q'un ménage n'ait effectué de dépense sur les produits/services cités au cours de 30 derniers jours, Veuillez revoir la section 9C pour ce ménage.</w:t>
+      </w:r>
+    </w:p>
+    <w:p>
+      <w:r>
+        <w:rPr>
+          <w:b/>
+          <w:color w:val="4672C4"/>
+          <w:sz w:val="22"/>
+        </w:rPr>
+        <w:t>&gt;&gt; Section9d - Depenses non-alimentaires - 3 mois</w:t>
+      </w:r>
+    </w:p>
+    <w:p>
+      <w:pPr>
+        <w:ind w:left="283"/>
+      </w:pPr>
+      <w:r>
+        <w:rPr>
+          <w:sz w:val="20"/>
+        </w:rPr>
+        <w:t>- Difficile pour un ménage de ne pas avoir effectué de dépenses au cours de 3 derniers mois sur les produits/services cités (Section 9D), prière de revoir la section pour ce ménage.</w:t>
+      </w:r>
+    </w:p>
+    <w:p>
+      <w:r>
+        <w:rPr>
+          <w:b/>
+          <w:color w:val="4672C4"/>
+          <w:sz w:val="22"/>
+        </w:rPr>
+        <w:t>&gt;&gt; Section9e - Depenses non-alimentaires - 6 mois</w:t>
+      </w:r>
+    </w:p>
+    <w:p>
+      <w:pPr>
+        <w:ind w:left="283"/>
+      </w:pPr>
+      <w:r>
+        <w:rPr>
+          <w:sz w:val="20"/>
+        </w:rPr>
+        <w:t>- Moins possible d'avoir un ménage qui n'a effectué aucune des dépenses au cours de 6 derniers mois, prière de revoir la section pour ce ménage</w:t>
+      </w:r>
+    </w:p>
+    <w:p>
+      <w:r>
+        <w:rPr>
+          <w:b/>
+          <w:color w:val="4672C4"/>
+          <w:sz w:val="22"/>
+        </w:rPr>
+        <w:t>&gt;&gt; Section9f - Depenses non-alimentaires - 12 mois</w:t>
+      </w:r>
+    </w:p>
+    <w:p>
+      <w:pPr>
+        <w:ind w:left="283"/>
+      </w:pPr>
+      <w:r>
+        <w:rPr>
+          <w:sz w:val="20"/>
+        </w:rPr>
+        <w:t>- Moins possible d'avoir un ménage qui n'a effectué aucune des dépenses au cours de 12 derniers mois, veuillez revoir la section pour ce ménage.</w:t>
+      </w:r>
+    </w:p>
+    <w:p>
+      <w:r>
+        <w:rPr>
+          <w:b/>
+          <w:color w:val="4672C4"/>
+          <w:sz w:val="22"/>
+        </w:rPr>
+        <w:t>&gt;&gt; Section10a - Existence entreprise non agricole</w:t>
+      </w:r>
+    </w:p>
+    <w:p>
+      <w:pPr>
+        <w:ind w:left="283"/>
+      </w:pPr>
+      <w:r>
+        <w:rPr>
+          <w:sz w:val="20"/>
+        </w:rPr>
+        <w:t>- La section 10a du ménage de ALPHA SOW n'est pas totalement renseigné ou n'a pas commencé, prière de renseigner toutes les questions de la section 10 avant d'entamer la section 10b</w:t>
+      </w:r>
+    </w:p>
+    <w:p>
+      <w:r>
+        <w:rPr>
+          <w:b/>
+          <w:color w:val="4672C4"/>
+          <w:sz w:val="22"/>
+        </w:rPr>
+        <w:t>&gt;&gt; Section11 - Caracteristiques logement</w:t>
+      </w:r>
+    </w:p>
+    <w:p>
+      <w:pPr>
+        <w:ind w:left="283"/>
+      </w:pPr>
+      <w:r>
+        <w:rPr>
+          <w:sz w:val="20"/>
+        </w:rPr>
+        <w:t>- Le type de logement du ménage doit être renseigné, prière de renseigner</w:t>
+      </w:r>
+    </w:p>
+    <w:p>
+      <w:r>
+        <w:rPr>
+          <w:b/>
+          <w:color w:val="4672C4"/>
+          <w:sz w:val="22"/>
+        </w:rPr>
+        <w:t>&gt;&gt; Section12 - Actifs du menage</w:t>
+      </w:r>
+    </w:p>
+    <w:p>
+      <w:pPr>
+        <w:ind w:left="283"/>
+      </w:pPr>
+      <w:r>
+        <w:rPr>
+          <w:sz w:val="20"/>
+        </w:rPr>
+        <w:t>- La section 12 n'a pas été renseigner ou ce ménage ne possede aucun biens, prière de la renseigner ou de revoir la section 12 de ce ménage.</w:t>
+      </w:r>
+    </w:p>
+    <w:p>
+      <w:r>
+        <w:rPr>
+          <w:b/>
+          <w:color w:val="4672C4"/>
+          <w:sz w:val="22"/>
+        </w:rPr>
+        <w:t>&gt;&gt; Section14 - Chocs</w:t>
+      </w:r>
+    </w:p>
+    <w:p>
+      <w:pPr>
+        <w:ind w:left="283"/>
+      </w:pPr>
+      <w:r>
+        <w:rPr>
+          <w:sz w:val="20"/>
+        </w:rPr>
+        <w:t>- Avertissement!! Le ménage n'a été négativement affecté par aucun des problèmes donnés dans la section 14. Confirmez vous cette information avec le QG?</w:t>
+      </w:r>
+    </w:p>
+    <w:p>
+      <w:r>
+        <w:rPr>
+          <w:b/>
+          <w:color w:val="4672C4"/>
+          <w:sz w:val="22"/>
+        </w:rPr>
+        <w:t>&gt;&gt; Section15 - Filets sociaux</w:t>
+      </w:r>
+    </w:p>
+    <w:p>
+      <w:pPr>
+        <w:ind w:left="283"/>
+      </w:pPr>
+      <w:r>
+        <w:rPr>
+          <w:sz w:val="20"/>
+        </w:rPr>
+        <w:t>- Avertissement!! Aucun membre dans ce ménage n'a entendu parler d'aucun programme de la section 15, prière de confirmer ce cas avec le QG.</w:t>
+      </w:r>
+    </w:p>
+    <w:p>
+      <w:r>
+        <w:rPr>
+          <w:b/>
+          <w:color w:val="4672C4"/>
+          <w:sz w:val="22"/>
+        </w:rPr>
+        <w:t>&gt;&gt; Section16a - Champs et parcelles</w:t>
+      </w:r>
+    </w:p>
+    <w:p>
+      <w:pPr>
+        <w:ind w:left="283"/>
+      </w:pPr>
+      <w:r>
+        <w:rPr>
+          <w:sz w:val="20"/>
+        </w:rPr>
+        <w:t xml:space="preserve">- La superficie de la parcelle Paecelle Arachide est de .a , elle doit être renseignée et ne doit pas contenir des chiffres de 9999 ou 0. Prière de corriger. Incoherence! Le nombre de cultures dans la parcelle Paecelle Arachide est de .a cultures qui semble trop élévé ou non renseigné, prière de corriger. Incoherence! Le nombre de minutes (.a minutes) pour se rendre dans la parcelle Paecelle Arachide est trop élevé, prière de corriger. </w:t>
+        <w:br/>
+        <w:t xml:space="preserve">- La superficie de la parcelle Parcelle de mil est de .a , elle doit être renseignée et ne doit pas contenir des chiffres de 9999 ou 0. Prière de corriger. Incoherence! Le nombre de cultures dans la parcelle Parcelle de mil est de .a cultures qui semble trop élévé ou non renseigné, prière de corriger. Incoherence! Le nombre de minutes (.a minutes) pour se rendre dans la parcelle Parcelle de mil est trop élevé, prière de corriger. </w:t>
+        <w:br/>
+        <w:t>- La superficie de la parcelle Parcelle maïs est de .a , elle doit être renseignée et ne doit pas contenir des chiffres de 9999 ou 0. Prière de corriger. Incoherence! Le nombre de cultures dans la parcelle Parcelle maïs est de .a cultures qui semble trop élévé ou non renseigné, prière de corriger. Incoherence! Le nombre de minutes (.a minutes) pour se rendre dans la parcelle Parcelle maïs est trop élevé, prière de corriger.</w:t>
+      </w:r>
+    </w:p>
+    <w:p>
+      <w:r>
+        <w:rPr>
+          <w:b/>
+          <w:color w:val="4672C4"/>
+          <w:sz w:val="22"/>
+        </w:rPr>
+        <w:t>&gt;&gt; Section18b - Chasse</w:t>
+      </w:r>
+    </w:p>
+    <w:p>
+      <w:pPr>
+        <w:ind w:left="283"/>
+      </w:pPr>
+      <w:r>
+        <w:rPr>
+          <w:sz w:val="20"/>
+        </w:rPr>
+        <w:t>- Prière de renseigner la section 18 (La chasse).</w:t>
+      </w:r>
+    </w:p>
+    <w:p>
+      <w:r>
+        <w:t>________________________________________________________________________________</w:t>
+      </w:r>
+    </w:p>
+    <w:p>
+      <w:pPr>
+        <w:pStyle w:val="Heading2"/>
+      </w:pPr>
+      <w:r>
+        <w:t>Menage 4</w:t>
+      </w:r>
+    </w:p>
+    <w:tbl>
+      <w:tblPr>
+        <w:tblStyle w:val="TableGrid"/>
+        <w:tblW w:type="auto" w:w="0"/>
+        <w:tblLook w:firstColumn="1" w:firstRow="1" w:lastColumn="0" w:lastRow="0" w:noHBand="0" w:noVBand="1" w:val="04A0"/>
+      </w:tblPr>
+      <w:tblGrid>
+        <w:gridCol w:w="1662"/>
+        <w:gridCol w:w="1662"/>
+        <w:gridCol w:w="1662"/>
+        <w:gridCol w:w="1662"/>
+        <w:gridCol w:w="1662"/>
+        <w:gridCol w:w="1662"/>
+      </w:tblGrid>
+      <w:tr>
+        <w:tc>
+          <w:tcPr>
+            <w:tcW w:type="dxa" w:w="1662"/>
+            <w:shd w:fill="5B9BD5"/>
+          </w:tcPr>
+          <w:p>
             <w:r>
-              <w:t>3</w:t>
+              <w:rPr>
+                <w:b/>
+                <w:color w:val="FFFFFF"/>
+                <w:sz w:val="16"/>
+              </w:rPr>
+              <w:t>Interview Key</w:t>
+            </w:r>
+          </w:p>
+        </w:tc>
+        <w:tc>
+          <w:tcPr>
+            <w:tcW w:type="dxa" w:w="1662"/>
+            <w:shd w:fill="5B9BD5"/>
+          </w:tcPr>
+          <w:p>
+            <w:r>
+              <w:rPr>
+                <w:b/>
+                <w:color w:val="FFFFFF"/>
+                <w:sz w:val="16"/>
+              </w:rPr>
+              <w:t>Interview ID</w:t>
+            </w:r>
+          </w:p>
+        </w:tc>
+        <w:tc>
+          <w:tcPr>
+            <w:tcW w:type="dxa" w:w="1662"/>
+            <w:shd w:fill="5B9BD5"/>
+          </w:tcPr>
+          <w:p>
+            <w:r>
+              <w:rPr>
+                <w:b/>
+                <w:color w:val="FFFFFF"/>
+                <w:sz w:val="16"/>
+              </w:rPr>
+              <w:t>ID Agent</w:t>
+            </w:r>
+          </w:p>
+        </w:tc>
+        <w:tc>
+          <w:tcPr>
+            <w:tcW w:type="dxa" w:w="1662"/>
+            <w:shd w:fill="5B9BD5"/>
+          </w:tcPr>
+          <w:p>
+            <w:r>
+              <w:rPr>
+                <w:b/>
+                <w:color w:val="FFFFFF"/>
+                <w:sz w:val="16"/>
+              </w:rPr>
+              <w:t>ID Equipe</w:t>
+            </w:r>
+          </w:p>
+        </w:tc>
+        <w:tc>
+          <w:tcPr>
+            <w:tcW w:type="dxa" w:w="1662"/>
+            <w:shd w:fill="5B9BD5"/>
+          </w:tcPr>
+          <w:p>
+            <w:r>
+              <w:rPr>
+                <w:b/>
+                <w:color w:val="FFFFFF"/>
+                <w:sz w:val="16"/>
+              </w:rPr>
+              <w:t>Agent</w:t>
+            </w:r>
+          </w:p>
+        </w:tc>
+        <w:tc>
+          <w:tcPr>
+            <w:tcW w:type="dxa" w:w="1662"/>
+            <w:shd w:fill="5B9BD5"/>
+          </w:tcPr>
+          <w:p>
+            <w:r>
+              <w:rPr>
+                <w:b/>
+                <w:color w:val="FFFFFF"/>
+                <w:sz w:val="16"/>
+              </w:rPr>
+              <w:t>Chef d'equipe</w:t>
+            </w:r>
+          </w:p>
+        </w:tc>
+      </w:tr>
+      <w:tr>
+        <w:tc>
+          <w:tcPr>
+            <w:tcW w:type="dxa" w:w="1662"/>
+          </w:tcPr>
+          <w:p>
+            <w:r>
+              <w:rPr>
+                <w:sz w:val="14"/>
+              </w:rPr>
+              <w:t>66-73-96-47</w:t>
+            </w:r>
+          </w:p>
+        </w:tc>
+        <w:tc>
+          <w:tcPr>
+            <w:tcW w:type="dxa" w:w="1662"/>
+          </w:tcPr>
+          <w:p>
+            <w:r>
+              <w:rPr>
+                <w:sz w:val="14"/>
+              </w:rPr>
+              <w:t>8a2ed9c26e964280913871bf3879cf1f</w:t>
+            </w:r>
+          </w:p>
+        </w:tc>
+        <w:tc>
+          <w:tcPr>
+            <w:tcW w:type="dxa" w:w="1662"/>
+          </w:tcPr>
+          <w:p>
+            <w:r>
+              <w:rPr>
+                <w:sz w:val="14"/>
+              </w:rPr>
+              <w:t>EQ25_enq1</w:t>
+            </w:r>
+          </w:p>
+        </w:tc>
+        <w:tc>
+          <w:tcPr>
+            <w:tcW w:type="dxa" w:w="1662"/>
+          </w:tcPr>
+          <w:p>
+            <w:r>
+              <w:rPr>
+                <w:sz w:val="14"/>
+              </w:rPr>
+              <w:t>Equipe25</w:t>
+            </w:r>
+          </w:p>
+        </w:tc>
+        <w:tc>
+          <w:tcPr>
+            <w:tcW w:type="dxa" w:w="1662"/>
+          </w:tcPr>
+          <w:p>
+            <w:r>
+              <w:rPr>
+                <w:sz w:val="14"/>
+              </w:rPr>
+              <w:t>Khadyja BA</w:t>
+            </w:r>
+          </w:p>
+        </w:tc>
+        <w:tc>
+          <w:tcPr>
+            <w:tcW w:type="dxa" w:w="1662"/>
+          </w:tcPr>
+          <w:p>
+            <w:r>
+              <w:rPr>
+                <w:sz w:val="14"/>
+              </w:rPr>
+              <w:t>Modou DIONE</w:t>
+            </w:r>
+          </w:p>
+        </w:tc>
+      </w:tr>
+    </w:tbl>
+    <w:p/>
+    <w:tbl>
+      <w:tblPr>
+        <w:tblStyle w:val="TableGrid"/>
+        <w:tblW w:type="auto" w:w="0"/>
+        <w:tblLook w:firstColumn="1" w:firstRow="1" w:lastColumn="0" w:lastRow="0" w:noHBand="0" w:noVBand="1" w:val="04A0"/>
+      </w:tblPr>
+      <w:tblGrid>
+        <w:gridCol w:w="3324"/>
+        <w:gridCol w:w="3324"/>
+        <w:gridCol w:w="3324"/>
+      </w:tblGrid>
+      <w:tr>
+        <w:tc>
+          <w:tcPr>
+            <w:tcW w:type="dxa" w:w="3324"/>
+            <w:shd w:fill="70AD47"/>
+          </w:tcPr>
+          <w:p>
+            <w:r>
+              <w:rPr>
+                <w:b/>
+                <w:color w:val="FFFFFF"/>
+                <w:sz w:val="18"/>
+              </w:rPr>
+              <w:t>Chef de Menage</w:t>
+            </w:r>
+          </w:p>
+        </w:tc>
+        <w:tc>
+          <w:tcPr>
+            <w:tcW w:type="dxa" w:w="3324"/>
+            <w:shd w:fill="70AD47"/>
+          </w:tcPr>
+          <w:p>
+            <w:r>
+              <w:rPr>
+                <w:b/>
+                <w:color w:val="FFFFFF"/>
+                <w:sz w:val="18"/>
+              </w:rPr>
+              <w:t>Quartier/Village (s00q05)</w:t>
+            </w:r>
+          </w:p>
+        </w:tc>
+        <w:tc>
+          <w:tcPr>
+            <w:tcW w:type="dxa" w:w="3324"/>
+            <w:shd w:fill="70AD47"/>
+          </w:tcPr>
+          <w:p>
+            <w:r>
+              <w:rPr>
+                <w:b/>
+                <w:color w:val="FFFFFF"/>
+                <w:sz w:val="18"/>
+              </w:rPr>
+              <w:t>Localisation GPS</w:t>
             </w:r>
           </w:p>
         </w:tc>
@@ -487,7 +2289,10 @@
           </w:tcPr>
           <w:p>
             <w:r>
-              <w:t>Section9c</w:t>
+              <w:rPr>
+                <w:sz w:val="18"/>
+              </w:rPr>
+              <w:t>MODOU LO</w:t>
             </w:r>
           </w:p>
         </w:tc>
@@ -497,7 +2302,553 @@
           </w:tcPr>
           <w:p>
             <w:r>
-              <w:t>Depenses non-alimentaires - 30 jours</w:t>
+              <w:rPr>
+                <w:sz w:val="18"/>
+              </w:rPr>
+              <w:t>N/A</w:t>
+            </w:r>
+          </w:p>
+        </w:tc>
+        <w:tc>
+          <w:tcPr>
+            <w:tcW w:type="dxa" w:w="3324"/>
+          </w:tcPr>
+          <w:p>
+            <w:r/>
+            <w:hyperlink r:id="rId11">
+              <w:r>
+                <w:rPr>
+                  <w:color w:val="0563C1"/>
+                  <w:u w:val="single"/>
+                </w:rPr>
+                <w:t>LAMARAME KAMBY</w:t>
+              </w:r>
+            </w:hyperlink>
+          </w:p>
+        </w:tc>
+      </w:tr>
+    </w:tbl>
+    <w:p/>
+    <w:p>
+      <w:r>
+        <w:rPr>
+          <w:b/>
+          <w:color w:val="4672C4"/>
+          <w:sz w:val="22"/>
+        </w:rPr>
+        <w:t>&gt;&gt; Section0 - Identification et renseignements de controle</w:t>
+      </w:r>
+    </w:p>
+    <w:p>
+      <w:pPr>
+        <w:ind w:left="283"/>
+      </w:pPr>
+      <w:r>
+        <w:rPr>
+          <w:sz w:val="20"/>
+        </w:rPr>
+        <w:t>- Vous avez declaré que le questionnaire est complètement fini mais le questionnaire est en statut partiel, prière de mettre le questionnaire en statut complet s'il est fini.</w:t>
+      </w:r>
+    </w:p>
+    <w:p>
+      <w:r>
+        <w:rPr>
+          <w:b/>
+          <w:color w:val="4672C4"/>
+          <w:sz w:val="22"/>
+        </w:rPr>
+        <w:t>&gt;&gt; Section1 - Caracteristiques des membres</w:t>
+      </w:r>
+    </w:p>
+    <w:p>
+      <w:pPr>
+        <w:ind w:left="283"/>
+      </w:pPr>
+      <w:r>
+        <w:rPr>
+          <w:sz w:val="20"/>
+        </w:rPr>
+        <w:t xml:space="preserve">- Avertissement!! L'âge (6) ans du premier mariage de Amy thiam semble incoherent. Prière de vérifier cette information auprès de l'enquêté et de corriger si nécessaire. </w:t>
+        <w:br/>
+        <w:t>- Les informations sur l'acte de naissance (ni Jours, ni mois et ni années) de  amath lo  manquent, s'il vous plait pouvez-vous fournir d'effort pour avoir ces informations.</w:t>
+      </w:r>
+    </w:p>
+    <w:p>
+      <w:r>
+        <w:rPr>
+          <w:b/>
+          <w:color w:val="4672C4"/>
+          <w:sz w:val="22"/>
+        </w:rPr>
+        <w:t>&gt;&gt; Section2 - Education</w:t>
+      </w:r>
+    </w:p>
+    <w:p>
+      <w:pPr>
+        <w:ind w:left="283"/>
+      </w:pPr>
+      <w:r>
+        <w:rPr>
+          <w:sz w:val="20"/>
+        </w:rPr>
+        <w:t xml:space="preserve">- Peu probable! Ali lo  n'arrive pas  à comprendre un petit texte lu dans une langue locale (s02q03). Veuillez corriger ou donner des explications au QG. Peu probable! Ali lo  ne sait ni lire, ni écrire, ni comprendre dans aucune des langues  (s02q01,s02q02,s02q03). Veuillez corriger ou donner des explications au QG. </w:t>
+        <w:br/>
+        <w:t xml:space="preserve">- Peu probable! Amy thiam  n'arrive pas  à comprendre un petit texte lu dans une langue locale (s02q03). Veuillez corriger ou donner des explications au QG. Peu probable! Amy thiam  ne sait ni lire, ni écrire, ni comprendre dans aucune des langues  (s02q01,s02q02,s02q03). Veuillez corriger ou donner des explications au QG. </w:t>
+        <w:br/>
+        <w:t xml:space="preserve">- Peu probable! Modou lo  n'arrive pas  à comprendre un petit texte lu dans une langue locale (s02q03). Veuillez corriger ou donner des explications au QG. </w:t>
+        <w:br/>
+        <w:t xml:space="preserve">- Peu probable! Mouhamed lo  n'arrive pas  à comprendre un petit texte lu dans une langue locale (s02q03). Veuillez corriger ou donner des explications au QG. </w:t>
+        <w:br/>
+        <w:t>- Peu probable! amath lo  n'arrive pas  à comprendre un petit texte lu dans une langue locale (s02q03). Veuillez corriger ou donner des explications au QG. Peu probable! amath lo  ne sait ni lire, ni écrire, ni comprendre dans aucune des langues  (s02q01,s02q02,s02q03). Veuillez corriger ou donner des explications au QG.</w:t>
+      </w:r>
+    </w:p>
+    <w:p>
+      <w:r>
+        <w:rPr>
+          <w:b/>
+          <w:color w:val="4672C4"/>
+          <w:sz w:val="22"/>
+        </w:rPr>
+        <w:t>&gt;&gt; Section4b - Emploi - Activite principale</w:t>
+      </w:r>
+    </w:p>
+    <w:p>
+      <w:pPr>
+        <w:ind w:left="283"/>
+      </w:pPr>
+      <w:r>
+        <w:rPr>
+          <w:sz w:val="20"/>
+        </w:rPr>
+        <w:t>- AvertissementAmy thiam  travaille mais les questions relatives à son emploi principal ne sont pas renseignées à 100%, prière de les renseigner. Attention! le nombre d'heure que Amy thiam a travaillé par jour semble être inferieur à 4, veuillez s'il vous plait confirmer cette information avec le QG.</w:t>
+      </w:r>
+    </w:p>
+    <w:p>
+      <w:r>
+        <w:rPr>
+          <w:b/>
+          <w:color w:val="4672C4"/>
+          <w:sz w:val="22"/>
+        </w:rPr>
+        <w:t>&gt;&gt; Section7b - Consommation alimentaire - 7 jours</w:t>
+      </w:r>
+    </w:p>
+    <w:p>
+      <w:pPr>
+        <w:ind w:left="283"/>
+      </w:pPr>
+      <w:r>
+        <w:rPr>
+          <w:sz w:val="20"/>
+        </w:rPr>
+        <w:t>- Attention ! Le prix unitaire d'achat (37.5 Fcfa) de Cube alimentaire (Maggi, Jumbo, ) en Cube (Petit) est relativement élevé par rapport aux autres prix observés dans cette zone. Prière de corriger ou de confirmer avec le QG. Attention ! Le prix unitaire d'achat (400 Fcfa) de Capitaine frais en Tas (Moyen) est relativement faible par rapport aux autres prix observés dans cette zone. Prière de corriger ou de confirmer avec le QG. Attention ! Le prix unitaire d'achat (50 Fcfa) de Choux en Morceau (Portion) (Petit) est relativement faible par rapport aux autres prix observés dans cette zone. Prière de corriger ou de confirmer avec le QG. Difficile de consommer le Sel en Sac (10 Kg) taille unique prière de verifier. Incohérence!! Dans ce ménage, chaque individus consomme par jour 76.57857 Kg  de cereale; Prière de revoir les quantités prises de ces produits. Incohérence!! Dans ce ménage, chaque individus consomme par jour 76.57857 Kg  de cereale; Prière de revoir les quantités prises de ces produits. Attention ! Le prix unitaire d'achat (600 Fcfa) de Riz importé parfumé en Kg (taille unique) est relativement élevé par rapport aux autres prix observés dans cette zone. Prière de corriger ou de confirmer avec le QG.</w:t>
+      </w:r>
+    </w:p>
+    <w:p>
+      <w:r>
+        <w:rPr>
+          <w:b/>
+          <w:color w:val="4672C4"/>
+          <w:sz w:val="22"/>
+        </w:rPr>
+        <w:t>&gt;&gt; Section9b - Depenses non-alimentaires - 7 jours</w:t>
+      </w:r>
+    </w:p>
+    <w:p>
+      <w:pPr>
+        <w:ind w:left="283"/>
+      </w:pPr>
+      <w:r>
+        <w:rPr>
+          <w:sz w:val="20"/>
+        </w:rPr>
+        <w:t>- Il est difficile d'avoir un ménage qui n'a effectué aucune des dépenses mentionnées au cours de 7 derniers jours, prière de revoir la section 9B pour ce ménage.</w:t>
+      </w:r>
+    </w:p>
+    <w:p>
+      <w:r>
+        <w:rPr>
+          <w:b/>
+          <w:color w:val="4672C4"/>
+          <w:sz w:val="22"/>
+        </w:rPr>
+        <w:t>&gt;&gt; Section9d - Depenses non-alimentaires - 3 mois</w:t>
+      </w:r>
+    </w:p>
+    <w:p>
+      <w:pPr>
+        <w:ind w:left="283"/>
+      </w:pPr>
+      <w:r>
+        <w:rPr>
+          <w:sz w:val="20"/>
+        </w:rPr>
+        <w:t>- Difficile pour un ménage de ne pas avoir effectué de dépenses au cours de 3 derniers mois sur les produits/services cités (Section 9D), prière de revoir la section pour ce ménage.</w:t>
+      </w:r>
+    </w:p>
+    <w:p>
+      <w:r>
+        <w:rPr>
+          <w:b/>
+          <w:color w:val="4672C4"/>
+          <w:sz w:val="22"/>
+        </w:rPr>
+        <w:t>&gt;&gt; Section9f - Depenses non-alimentaires - 12 mois</w:t>
+      </w:r>
+    </w:p>
+    <w:p>
+      <w:pPr>
+        <w:ind w:left="283"/>
+      </w:pPr>
+      <w:r>
+        <w:rPr>
+          <w:sz w:val="20"/>
+        </w:rPr>
+        <w:t>- Moins possible d'avoir un ménage qui n'a effectué aucune des dépenses au cours de 12 derniers mois, veuillez revoir la section pour ce ménage.</w:t>
+      </w:r>
+    </w:p>
+    <w:p>
+      <w:r>
+        <w:rPr>
+          <w:b/>
+          <w:color w:val="4672C4"/>
+          <w:sz w:val="22"/>
+        </w:rPr>
+        <w:t>&gt;&gt; Section11 - Caracteristiques logement</w:t>
+      </w:r>
+    </w:p>
+    <w:p>
+      <w:pPr>
+        <w:ind w:left="283"/>
+      </w:pPr>
+      <w:r>
+        <w:rPr>
+          <w:sz w:val="20"/>
+        </w:rPr>
+        <w:t>- Le  type de sanitaire que le ménage utilise est chez le voisin et semble exister dans les modalités, prière de prendre attache avec le QG pour plus d'explication afin de la classer bien.</w:t>
+      </w:r>
+    </w:p>
+    <w:p>
+      <w:r>
+        <w:rPr>
+          <w:b/>
+          <w:color w:val="4672C4"/>
+          <w:sz w:val="22"/>
+        </w:rPr>
+        <w:t>&gt;&gt; Section12 - Actifs du menage</w:t>
+      </w:r>
+    </w:p>
+    <w:p>
+      <w:pPr>
+        <w:ind w:left="283"/>
+      </w:pPr>
+      <w:r>
+        <w:rPr>
+          <w:sz w:val="20"/>
+        </w:rPr>
+        <w:t>- Avertissement !! L'âge de l'article  Lit dans ce ménages est très élevé (30), prière de corriger ou confirmer avec le QG.</w:t>
+      </w:r>
+    </w:p>
+    <w:p>
+      <w:r>
+        <w:rPr>
+          <w:b/>
+          <w:color w:val="4672C4"/>
+          <w:sz w:val="22"/>
+        </w:rPr>
+        <w:t>&gt;&gt; Section16a - Champs et parcelles</w:t>
+      </w:r>
+    </w:p>
+    <w:p>
+      <w:pPr>
+        <w:ind w:left="283"/>
+      </w:pPr>
+      <w:r>
+        <w:rPr>
+          <w:sz w:val="20"/>
+        </w:rPr>
+        <w:t>- La section 16 du ménage de MODOU LO n'est pas renseigné, prière de renseigner.</w:t>
+      </w:r>
+    </w:p>
+    <w:p>
+      <w:r>
+        <w:t>________________________________________________________________________________</w:t>
+      </w:r>
+    </w:p>
+    <w:p>
+      <w:pPr>
+        <w:pStyle w:val="Heading2"/>
+      </w:pPr>
+      <w:r>
+        <w:t>Menage 5</w:t>
+      </w:r>
+    </w:p>
+    <w:tbl>
+      <w:tblPr>
+        <w:tblStyle w:val="TableGrid"/>
+        <w:tblW w:type="auto" w:w="0"/>
+        <w:tblLook w:firstColumn="1" w:firstRow="1" w:lastColumn="0" w:lastRow="0" w:noHBand="0" w:noVBand="1" w:val="04A0"/>
+      </w:tblPr>
+      <w:tblGrid>
+        <w:gridCol w:w="1662"/>
+        <w:gridCol w:w="1662"/>
+        <w:gridCol w:w="1662"/>
+        <w:gridCol w:w="1662"/>
+        <w:gridCol w:w="1662"/>
+        <w:gridCol w:w="1662"/>
+      </w:tblGrid>
+      <w:tr>
+        <w:tc>
+          <w:tcPr>
+            <w:tcW w:type="dxa" w:w="1662"/>
+            <w:shd w:fill="5B9BD5"/>
+          </w:tcPr>
+          <w:p>
+            <w:r>
+              <w:rPr>
+                <w:b/>
+                <w:color w:val="FFFFFF"/>
+                <w:sz w:val="16"/>
+              </w:rPr>
+              <w:t>Interview Key</w:t>
+            </w:r>
+          </w:p>
+        </w:tc>
+        <w:tc>
+          <w:tcPr>
+            <w:tcW w:type="dxa" w:w="1662"/>
+            <w:shd w:fill="5B9BD5"/>
+          </w:tcPr>
+          <w:p>
+            <w:r>
+              <w:rPr>
+                <w:b/>
+                <w:color w:val="FFFFFF"/>
+                <w:sz w:val="16"/>
+              </w:rPr>
+              <w:t>Interview ID</w:t>
+            </w:r>
+          </w:p>
+        </w:tc>
+        <w:tc>
+          <w:tcPr>
+            <w:tcW w:type="dxa" w:w="1662"/>
+            <w:shd w:fill="5B9BD5"/>
+          </w:tcPr>
+          <w:p>
+            <w:r>
+              <w:rPr>
+                <w:b/>
+                <w:color w:val="FFFFFF"/>
+                <w:sz w:val="16"/>
+              </w:rPr>
+              <w:t>ID Agent</w:t>
+            </w:r>
+          </w:p>
+        </w:tc>
+        <w:tc>
+          <w:tcPr>
+            <w:tcW w:type="dxa" w:w="1662"/>
+            <w:shd w:fill="5B9BD5"/>
+          </w:tcPr>
+          <w:p>
+            <w:r>
+              <w:rPr>
+                <w:b/>
+                <w:color w:val="FFFFFF"/>
+                <w:sz w:val="16"/>
+              </w:rPr>
+              <w:t>ID Equipe</w:t>
+            </w:r>
+          </w:p>
+        </w:tc>
+        <w:tc>
+          <w:tcPr>
+            <w:tcW w:type="dxa" w:w="1662"/>
+            <w:shd w:fill="5B9BD5"/>
+          </w:tcPr>
+          <w:p>
+            <w:r>
+              <w:rPr>
+                <w:b/>
+                <w:color w:val="FFFFFF"/>
+                <w:sz w:val="16"/>
+              </w:rPr>
+              <w:t>Agent</w:t>
+            </w:r>
+          </w:p>
+        </w:tc>
+        <w:tc>
+          <w:tcPr>
+            <w:tcW w:type="dxa" w:w="1662"/>
+            <w:shd w:fill="5B9BD5"/>
+          </w:tcPr>
+          <w:p>
+            <w:r>
+              <w:rPr>
+                <w:b/>
+                <w:color w:val="FFFFFF"/>
+                <w:sz w:val="16"/>
+              </w:rPr>
+              <w:t>Chef d'equipe</w:t>
+            </w:r>
+          </w:p>
+        </w:tc>
+      </w:tr>
+      <w:tr>
+        <w:tc>
+          <w:tcPr>
+            <w:tcW w:type="dxa" w:w="1662"/>
+          </w:tcPr>
+          <w:p>
+            <w:r>
+              <w:rPr>
+                <w:sz w:val="14"/>
+              </w:rPr>
+              <w:t>48-09-05-87</w:t>
+            </w:r>
+          </w:p>
+        </w:tc>
+        <w:tc>
+          <w:tcPr>
+            <w:tcW w:type="dxa" w:w="1662"/>
+          </w:tcPr>
+          <w:p>
+            <w:r>
+              <w:rPr>
+                <w:sz w:val="14"/>
+              </w:rPr>
+              <w:t>5fbd67f3fadd4c7dba817d4e46ced9d2</w:t>
+            </w:r>
+          </w:p>
+        </w:tc>
+        <w:tc>
+          <w:tcPr>
+            <w:tcW w:type="dxa" w:w="1662"/>
+          </w:tcPr>
+          <w:p>
+            <w:r>
+              <w:rPr>
+                <w:sz w:val="14"/>
+              </w:rPr>
+              <w:t>EQ25_enq2</w:t>
+            </w:r>
+          </w:p>
+        </w:tc>
+        <w:tc>
+          <w:tcPr>
+            <w:tcW w:type="dxa" w:w="1662"/>
+          </w:tcPr>
+          <w:p>
+            <w:r>
+              <w:rPr>
+                <w:sz w:val="14"/>
+              </w:rPr>
+              <w:t>Equipe25</w:t>
+            </w:r>
+          </w:p>
+        </w:tc>
+        <w:tc>
+          <w:tcPr>
+            <w:tcW w:type="dxa" w:w="1662"/>
+          </w:tcPr>
+          <w:p>
+            <w:r>
+              <w:rPr>
+                <w:sz w:val="14"/>
+              </w:rPr>
+              <w:t>Oumou DIOP</w:t>
+            </w:r>
+          </w:p>
+        </w:tc>
+        <w:tc>
+          <w:tcPr>
+            <w:tcW w:type="dxa" w:w="1662"/>
+          </w:tcPr>
+          <w:p>
+            <w:r>
+              <w:rPr>
+                <w:sz w:val="14"/>
+              </w:rPr>
+              <w:t>Modou DIONE</w:t>
+            </w:r>
+          </w:p>
+        </w:tc>
+      </w:tr>
+    </w:tbl>
+    <w:p/>
+    <w:tbl>
+      <w:tblPr>
+        <w:tblStyle w:val="TableGrid"/>
+        <w:tblW w:type="auto" w:w="0"/>
+        <w:tblLook w:firstColumn="1" w:firstRow="1" w:lastColumn="0" w:lastRow="0" w:noHBand="0" w:noVBand="1" w:val="04A0"/>
+      </w:tblPr>
+      <w:tblGrid>
+        <w:gridCol w:w="3324"/>
+        <w:gridCol w:w="3324"/>
+        <w:gridCol w:w="3324"/>
+      </w:tblGrid>
+      <w:tr>
+        <w:tc>
+          <w:tcPr>
+            <w:tcW w:type="dxa" w:w="3324"/>
+            <w:shd w:fill="70AD47"/>
+          </w:tcPr>
+          <w:p>
+            <w:r>
+              <w:rPr>
+                <w:b/>
+                <w:color w:val="FFFFFF"/>
+                <w:sz w:val="18"/>
+              </w:rPr>
+              <w:t>Chef de Menage</w:t>
+            </w:r>
+          </w:p>
+        </w:tc>
+        <w:tc>
+          <w:tcPr>
+            <w:tcW w:type="dxa" w:w="3324"/>
+            <w:shd w:fill="70AD47"/>
+          </w:tcPr>
+          <w:p>
+            <w:r>
+              <w:rPr>
+                <w:b/>
+                <w:color w:val="FFFFFF"/>
+                <w:sz w:val="18"/>
+              </w:rPr>
+              <w:t>Quartier/Village (s00q05)</w:t>
+            </w:r>
+          </w:p>
+        </w:tc>
+        <w:tc>
+          <w:tcPr>
+            <w:tcW w:type="dxa" w:w="3324"/>
+            <w:shd w:fill="70AD47"/>
+          </w:tcPr>
+          <w:p>
+            <w:r>
+              <w:rPr>
+                <w:b/>
+                <w:color w:val="FFFFFF"/>
+                <w:sz w:val="18"/>
+              </w:rPr>
+              <w:t>Localisation GPS</w:t>
+            </w:r>
+          </w:p>
+        </w:tc>
+      </w:tr>
+      <w:tr>
+        <w:tc>
+          <w:tcPr>
+            <w:tcW w:type="dxa" w:w="3324"/>
+          </w:tcPr>
+          <w:p>
+            <w:r>
+              <w:rPr>
+                <w:sz w:val="18"/>
+              </w:rPr>
+              <w:t>DIADJI SOW</w:t>
             </w:r>
           </w:p>
         </w:tc>
@@ -507,19 +2858,270 @@
           </w:tcPr>
           <w:p>
             <w:r>
-              <w:t>3</w:t>
+              <w:rPr>
+                <w:sz w:val="18"/>
+              </w:rPr>
+              <w:t>N/A</w:t>
             </w:r>
+          </w:p>
+        </w:tc>
+        <w:tc>
+          <w:tcPr>
+            <w:tcW w:type="dxa" w:w="3324"/>
+          </w:tcPr>
+          <w:p>
+            <w:r/>
+            <w:hyperlink r:id="rId12">
+              <w:r>
+                <w:rPr>
+                  <w:color w:val="0563C1"/>
+                  <w:u w:val="single"/>
+                </w:rPr>
+                <w:t>lamarame kamby</w:t>
+              </w:r>
+            </w:hyperlink>
           </w:p>
         </w:tc>
       </w:tr>
     </w:tbl>
     <w:p/>
     <w:p>
+      <w:r>
+        <w:rPr>
+          <w:b/>
+          <w:color w:val="4672C4"/>
+          <w:sz w:val="22"/>
+        </w:rPr>
+        <w:t>&gt;&gt; Section0 - Identification et renseignements de controle</w:t>
+      </w:r>
+    </w:p>
+    <w:p>
       <w:pPr>
-        <w:pStyle w:val="Heading1"/>
+        <w:ind w:left="283"/>
       </w:pPr>
       <w:r>
-        <w:t>Details des erreurs par menage</w:t>
+        <w:rPr>
+          <w:sz w:val="20"/>
+        </w:rPr>
+        <w:t>- Il est obligatoire de prendre les coordonnées Gps avant d'administrer le questionnaire. Prière de prendre les coordonnées GPS.</w:t>
+      </w:r>
+    </w:p>
+    <w:p>
+      <w:r>
+        <w:rPr>
+          <w:b/>
+          <w:color w:val="4672C4"/>
+          <w:sz w:val="22"/>
+        </w:rPr>
+        <w:t>&gt;&gt; Section1 - Caracteristiques des membres</w:t>
+      </w:r>
+    </w:p>
+    <w:p>
+      <w:pPr>
+        <w:ind w:left="283"/>
+      </w:pPr>
+      <w:r>
+        <w:rPr>
+          <w:sz w:val="20"/>
+        </w:rPr>
+        <w:t xml:space="preserve">- Avertissement! Veuillez renseigner par oui ou non toutes les modalités de la question s01q47. </w:t>
+        <w:br/>
+        <w:t>-  Avertissement!!!  ABIB SOW  ne possède pas le téléphone android, n'utilise régulièrement pas un téléphone appartenant à une autre personne mais a accès à l'internet, merci de confirmer cette information avec le QG.</w:t>
+      </w:r>
+    </w:p>
+    <w:p>
+      <w:r>
+        <w:rPr>
+          <w:b/>
+          <w:color w:val="4672C4"/>
+          <w:sz w:val="22"/>
+        </w:rPr>
+        <w:t>&gt;&gt; Section2 - Education</w:t>
+      </w:r>
+    </w:p>
+    <w:p>
+      <w:pPr>
+        <w:ind w:left="283"/>
+      </w:pPr>
+      <w:r>
+        <w:rPr>
+          <w:sz w:val="20"/>
+        </w:rPr>
+        <w:t xml:space="preserve">- Peu probable! ABIB SOW  n'arrive pas  à comprendre un petit texte lu dans une langue locale (s02q03). Veuillez corriger ou donner des explications au QG. </w:t>
+        <w:br/>
+        <w:t xml:space="preserve">- Peu probable! ADAMA SOW  n'arrive pas  à comprendre un petit texte lu dans une langue locale (s02q03). Veuillez corriger ou donner des explications au QG. </w:t>
+        <w:br/>
+        <w:t xml:space="preserve">- Peu probable! ADAMA WAGNE  n'arrive pas  à comprendre un petit texte lu dans une langue locale (s02q03). Veuillez corriger ou donner des explications au QG. Peu probable! ADAMA WAGNE  ne sait ni lire, ni écrire, ni comprendre dans aucune des langues  (s02q01,s02q02,s02q03). Veuillez corriger ou donner des explications au QG. </w:t>
+        <w:br/>
+        <w:t xml:space="preserve">- Peu probable! ANTA SOW  n'arrive pas  à comprendre un petit texte lu dans une langue locale (s02q03). Veuillez corriger ou donner des explications au QG. </w:t>
+        <w:br/>
+        <w:t xml:space="preserve">- Peu probable! BAMBY WAGNE  n'arrive pas  à comprendre un petit texte lu dans une langue locale (s02q03). Veuillez corriger ou donner des explications au QG. Peu probable! BAMBY WAGNE  ne sait ni lire, ni écrire, ni comprendre dans aucune des langues  (s02q01,s02q02,s02q03). Veuillez corriger ou donner des explications au QG. </w:t>
+        <w:br/>
+        <w:t xml:space="preserve">- Peu probable! DIADJI SOW  n'arrive pas  à comprendre un petit texte lu dans une langue locale (s02q03). Veuillez corriger ou donner des explications au QG. </w:t>
+        <w:br/>
+        <w:t xml:space="preserve">- Peu probable! FALLOU SOW  n'arrive pas  à comprendre un petit texte lu dans une langue locale (s02q03). Veuillez corriger ou donner des explications au QG. Attention ! Le frais de scolarité (60000 Fcfa) de FALLOU SOW en 2ème année de Secondaire 2 Général est relativement élevé par rapport aux autres frais de scolarités observés dans cette zone. Prière de corriger ou de confirmer avec le QG. </w:t>
+        <w:br/>
+        <w:t xml:space="preserve">- Peu probable! IBRAHIMA SOW 2  n'arrive pas  à comprendre un petit texte lu dans une langue locale (s02q03). Veuillez corriger ou donner des explications au QG. </w:t>
+        <w:br/>
+        <w:t xml:space="preserve">- Peu probable! MAGUEYE SOW  n'arrive pas  à comprendre un petit texte lu dans une langue locale (s02q03). Veuillez corriger ou donner des explications au QG. </w:t>
+        <w:br/>
+        <w:t xml:space="preserve">- Peu probable! MALADO SOW  n'arrive pas  à comprendre un petit texte lu dans une langue locale (s02q03). Veuillez corriger ou donner des explications au QG. </w:t>
+        <w:br/>
+        <w:t xml:space="preserve">- Peu probable! NDEYE DABA  SOW  n'arrive pas  à comprendre un petit texte lu dans une langue locale (s02q03). Veuillez corriger ou donner des explications au QG. </w:t>
+        <w:br/>
+        <w:t>- Peu probable! NDEYE DIOUM  n'arrive pas  à comprendre un petit texte lu dans une langue locale (s02q03). Veuillez corriger ou donner des explications au QG.</w:t>
+      </w:r>
+    </w:p>
+    <w:p>
+      <w:r>
+        <w:rPr>
+          <w:b/>
+          <w:color w:val="4672C4"/>
+          <w:sz w:val="22"/>
+        </w:rPr>
+        <w:t>&gt;&gt; Section4a - Emploi</w:t>
+      </w:r>
+    </w:p>
+    <w:p>
+      <w:pPr>
+        <w:ind w:left="283"/>
+      </w:pPr>
+      <w:r>
+        <w:rPr>
+          <w:sz w:val="20"/>
+        </w:rPr>
+        <w:t>- Avertissement! BAMBY WAGNE n'a consacré aucune heure pour aucun des travaux du ménage, prière de regarder les réponses prises dans les questions (s04q01 s04q02 s04q03 s04q04 s04q05 s04q06 s04q07 s04q08).</w:t>
+      </w:r>
+    </w:p>
+    <w:p>
+      <w:r>
+        <w:rPr>
+          <w:b/>
+          <w:color w:val="4672C4"/>
+          <w:sz w:val="22"/>
+        </w:rPr>
+        <w:t>&gt;&gt; Section7b - Consommation alimentaire - 7 jours</w:t>
+      </w:r>
+    </w:p>
+    <w:p>
+      <w:pPr>
+        <w:ind w:left="283"/>
+      </w:pPr>
+      <w:r>
+        <w:rPr>
+          <w:sz w:val="20"/>
+        </w:rPr>
+        <w:t>- Attention ! Le prix unitaire d'achat (200 Fcfa) de Manioc en tubercules en Morceau (Portion) (Moyen) est relativement élevé par rapport aux autres prix observés dans cette zone. Prière de corriger ou de confirmer avec le QG. Attention ! Le prix unitaire d'achat (37.5 Fcfa) de Cube alimentaire (Maggi, Jumbo, ) en Cube (Moyen) est relativement élevé par rapport aux autres prix observés dans cette zone. Prière de corriger ou de confirmer avec le QG. Avertissement!! La quantité (4.02 litre) du produit Huile de soja  consommée  par le ménage semble très élevé, prière de corriger ou confirmer avec le QG. Avertissement!!! Le ménage a consommé 15 Morceau (Portion) Petit de Carpe séchée, cette quantité semble anormale pour une consommation des 7 derniers jours.Prière de corriger ou de confirmer avec le QG. Avertissement!!! Le ménage a consommé 6 Paquet Petit de Thé en sachet, cette quantité semble anormale pour une consommation des 7 derniers jours.Prière de corriger ou de confirmer avec le QG. Avertissement!! le prix unitaire (150 Fcfa) de Thé en sachet (unité: Paquet) de taille Petit est très faible ou élevé. Prière de corriger ou de confirmer avec le QG. Avertissement!!! Le ménage a consommé 8 Pièce Petit de Mâchoiron séchée (Kon), cette quantité semble anormale pour une consommation des 7 derniers jours.Prière de corriger ou de confirmer avec le QG. Incohérence!! Dans ce ménage, chaque individus consomme par jour 30.54857 Kg  de cereale; Prière de revoir les quantités prises de ces produits. Incohérence!! Dans ce ménage, chaque individus consomme par jour 30.54857 Kg  de cereale; Prière de revoir les quantités prises de ces produits. Incohérence!! Dans ce ménage, chaque individus consomme par jour 30.54857 Kg  de cereale; Prière de revoir les quantités prises de ces produits. Le prix d'achat unitaire (200 Fcfa) de Mil en Kg de taille  taille unique  est très faible, prière de regarder les reponses prises dans les questions s07bq07a s07bq07b s07bq07c s07bq08 pour mieux corriger.</w:t>
+      </w:r>
+    </w:p>
+    <w:p>
+      <w:r>
+        <w:rPr>
+          <w:b/>
+          <w:color w:val="4672C4"/>
+          <w:sz w:val="22"/>
+        </w:rPr>
+        <w:t>&gt;&gt; Section9c - Depenses non-alimentaires - 30 jours</w:t>
+      </w:r>
+    </w:p>
+    <w:p>
+      <w:pPr>
+        <w:ind w:left="283"/>
+      </w:pPr>
+      <w:r>
+        <w:rPr>
+          <w:sz w:val="20"/>
+        </w:rPr>
+        <w:t>- La dernière fois que vous avez acheté Bois de chauffe ramassé/coupé (estimer la valeur) est Dans la nature et semble exister dans les modalités, prière de prendre attache avec le QG pour plus d'explication afin de la classer bien.</w:t>
+      </w:r>
+    </w:p>
+    <w:p>
+      <w:r>
+        <w:rPr>
+          <w:b/>
+          <w:color w:val="4672C4"/>
+          <w:sz w:val="22"/>
+        </w:rPr>
+        <w:t>&gt;&gt; Section10b - caracteristiques entreprise non agricole</w:t>
+      </w:r>
+    </w:p>
+    <w:p>
+      <w:pPr>
+        <w:ind w:left="283"/>
+      </w:pPr>
+      <w:r>
+        <w:rPr>
+          <w:sz w:val="20"/>
+        </w:rPr>
+        <w:t>- Le montant dépensé de L'entreprise vendeuse de bijoux pour l'achat de ces marchandises revendues en état, sans transformation ne peut être supérieur aux montants obtenus sur la revente de marchandises achetées et revendues en état au cours des 30 derniers jours ou durant le dernier mois où l'entreprise a fonctionné (s10q47 &gt; s10q46), prière de corriger.</w:t>
+      </w:r>
+    </w:p>
+    <w:p>
+      <w:r>
+        <w:rPr>
+          <w:b/>
+          <w:color w:val="4672C4"/>
+          <w:sz w:val="22"/>
+        </w:rPr>
+        <w:t>&gt;&gt; Section11 - Caracteristiques logement</w:t>
+      </w:r>
+    </w:p>
+    <w:p>
+      <w:pPr>
+        <w:ind w:left="283"/>
+      </w:pPr>
+      <w:r>
+        <w:rPr>
+          <w:sz w:val="20"/>
+        </w:rPr>
+        <w:t>- Le montant (FCFA) du loyer mensuel payé pour un logement comme le votre dans ce village/quartier est trop élevé, Veuillez s'il vous plaît corriger cette information.</w:t>
+      </w:r>
+    </w:p>
+    <w:p>
+      <w:r>
+        <w:rPr>
+          <w:b/>
+          <w:color w:val="4672C4"/>
+          <w:sz w:val="22"/>
+        </w:rPr>
+        <w:t>&gt;&gt; Section12 - Actifs du menage</w:t>
+      </w:r>
+    </w:p>
+    <w:p>
+      <w:pPr>
+        <w:ind w:left="283"/>
+      </w:pPr>
+      <w:r>
+        <w:rPr>
+          <w:sz w:val="20"/>
+        </w:rPr>
+        <w:t>- Attention ! Tapis a été revendu à 25000 Fcfa qui est relativement élevé par rapport aux autres prix de revente observés dans cette zone. Prière de corriger ou de confirmer avec le QG.</w:t>
+      </w:r>
+    </w:p>
+    <w:p>
+      <w:r>
+        <w:rPr>
+          <w:b/>
+          <w:color w:val="4672C4"/>
+          <w:sz w:val="22"/>
+        </w:rPr>
+        <w:t>&gt;&gt; Section16a - Champs et parcelles</w:t>
+      </w:r>
+    </w:p>
+    <w:p>
+      <w:pPr>
+        <w:ind w:left="283"/>
+      </w:pPr>
+      <w:r>
+        <w:rPr>
+          <w:sz w:val="20"/>
+        </w:rPr>
+        <w:t>- La section 16 du ménage de DIADJI SOW n'est pas renseigné, prière de renseigner.</w:t>
+      </w:r>
+    </w:p>
+    <w:p>
+      <w:r>
+        <w:t>________________________________________________________________________________</w:t>
       </w:r>
     </w:p>
     <w:p>
@@ -818,7 +3420,7 @@
           </w:tcPr>
           <w:p>
             <w:r/>
-            <w:hyperlink r:id="rId9">
+            <w:hyperlink r:id="rId13">
               <w:r>
                 <w:rPr>
                   <w:color w:val="0563C1"/>
@@ -832,27 +3434,6 @@
       </w:tr>
     </w:tbl>
     <w:p/>
-    <w:p>
-      <w:r>
-        <w:rPr>
-          <w:b/>
-          <w:color w:val="4672C4"/>
-          <w:sz w:val="22"/>
-        </w:rPr>
-        <w:t>&gt;&gt; Section0 - Identification et renseignements de controle</w:t>
-      </w:r>
-    </w:p>
-    <w:p>
-      <w:pPr>
-        <w:ind w:left="283"/>
-      </w:pPr>
-      <w:r>
-        <w:rPr>
-          <w:sz w:val="20"/>
-        </w:rPr>
-        <w:t>- Le questionnaire semble ne pas être complètement fini mais le questionnaire est en statut complet, prière de compléter le questionnaire.</w:t>
-      </w:r>
-    </w:p>
     <w:p>
       <w:r>
         <w:rPr>
@@ -891,7 +3472,7 @@
         <w:br/>
         <w:t xml:space="preserve">- Peu probable! MOUMINATOU DIALLO  n'arrive pas  à comprendre un petit texte lu dans une langue locale (s02q03). Veuillez corriger ou donner des explications au QG. </w:t>
         <w:br/>
-        <w:t>- Peu probable! OULIMATA DIALLO  n'arrive pas  à comprendre un petit texte lu dans une langue locale (s02q03). Veuillez corriger ou donner des explications au QG. Peu plausible OULIMATA DIALLO fréquente au minimum le fondamental 1 mais ne sait ni lire ni comprendre la langue française, prière de corriger ou de confirmer avec le QG merci.</w:t>
+        <w:t>- Peu probable! OULIMATA DIALLO  n'arrive pas  à comprendre un petit texte lu dans une langue locale (s02q03). Veuillez corriger ou donner des explications au QG. Peu probable! OULIMATA DIALLO  ne sait ni lire, ni écrire, ni comprendre dans aucune des langues  (s02q01,s02q02,s02q03). Veuillez corriger ou donner des explications au QG. Peu plausible OULIMATA DIALLO fréquente au minimum le fondamental 1 mais ne sait ni lire ni comprendre la langue française, prière de corriger ou de confirmer avec le QG merci.</w:t>
       </w:r>
     </w:p>
     <w:p>
@@ -966,7 +3547,7 @@
           <w:color w:val="4672C4"/>
           <w:sz w:val="22"/>
         </w:rPr>
-        <w:t>&gt;&gt; Section7a1 - Repas pris a l'exterieur du menage</w:t>
+        <w:t>&gt;&gt; Section7b - Consommation alimentaire - 7 jours</w:t>
       </w:r>
     </w:p>
     <w:p>
@@ -977,71 +3558,7 @@
         <w:rPr>
           <w:sz w:val="20"/>
         </w:rPr>
-        <w:t>- Attention ! La section sur le repas pris à l'extérieur du ménage n'est pas renseignée à 100 %. Prière de vérifier l'ensemble des questions relatives à cette section et de les renseigner en totalité.</w:t>
-      </w:r>
-    </w:p>
-    <w:p>
-      <w:r>
-        <w:rPr>
-          <w:b/>
-          <w:color w:val="4672C4"/>
-          <w:sz w:val="22"/>
-        </w:rPr>
-        <w:t>&gt;&gt; Section7a2 - Repas pris a l'exterieur du menage</w:t>
-      </w:r>
-    </w:p>
-    <w:p>
-      <w:pPr>
-        <w:ind w:left="283"/>
-      </w:pPr>
-      <w:r>
-        <w:rPr>
-          <w:sz w:val="20"/>
-        </w:rPr>
-        <w:t xml:space="preserve">- La section sur le repas pris à l'extérieur du ménage du membre ABDOULAYE DIALLO n'est pas renseignée à 100 %. Prière de vérifier l'ensemble des questions relatives à ce membre et de les renseigner en totalité. </w:t>
-        <w:br/>
-        <w:t xml:space="preserve">- La section sur le repas pris à l'extérieur du ménage du membre AISSATOU DIALLO n'est pas renseignée à 100 %. Prière de vérifier l'ensemble des questions relatives à ce membre et de les renseigner en totalité. </w:t>
-        <w:br/>
-        <w:t xml:space="preserve">- La section sur le repas pris à l'extérieur du ménage du membre AWA DIALLO n'est pas renseignée à 100 %. Prière de vérifier l'ensemble des questions relatives à ce membre et de les renseigner en totalité. </w:t>
-        <w:br/>
-        <w:t xml:space="preserve">- La section sur le repas pris à l'extérieur du ménage du membre AWA SOUARE n'est pas renseignée à 100 %. Prière de vérifier l'ensemble des questions relatives à ce membre et de les renseigner en totalité. </w:t>
-        <w:br/>
-        <w:t xml:space="preserve">- La section sur le repas pris à l'extérieur du ménage du membre BOUBACAR COULIBALY n'est pas renseignée à 100 %. Prière de vérifier l'ensemble des questions relatives à ce membre et de les renseigner en totalité. </w:t>
-        <w:br/>
-        <w:t xml:space="preserve">- La section sur le repas pris à l'extérieur du ménage du membre DAOUDA DIALLO n'est pas renseignée à 100 %. Prière de vérifier l'ensemble des questions relatives à ce membre et de les renseigner en totalité. </w:t>
-        <w:br/>
-        <w:t xml:space="preserve">- La section sur le repas pris à l'extérieur du ménage du membre DIOUMA DIALLO n'est pas renseignée à 100 %. Prière de vérifier l'ensemble des questions relatives à ce membre et de les renseigner en totalité. </w:t>
-        <w:br/>
-        <w:t xml:space="preserve">- La section sur le repas pris à l'extérieur du ménage du membre MAMADOU DIENG COULIBALY n'est pas renseignée à 100 %. Prière de vérifier l'ensemble des questions relatives à ce membre et de les renseigner en totalité. </w:t>
-        <w:br/>
-        <w:t xml:space="preserve">- La section sur le repas pris à l'extérieur du ménage du membre MAMADOU DIENG DIALLO n'est pas renseignée à 100 %. Prière de vérifier l'ensemble des questions relatives à ce membre et de les renseigner en totalité. </w:t>
-        <w:br/>
-        <w:t xml:space="preserve">- La section sur le repas pris à l'extérieur du ménage du membre MARIAMA BARRY n'est pas renseignée à 100 %. Prière de vérifier l'ensemble des questions relatives à ce membre et de les renseigner en totalité. </w:t>
-        <w:br/>
-        <w:t xml:space="preserve">- La section sur le repas pris à l'extérieur du ménage du membre MOUMINATOU DIALLO n'est pas renseignée à 100 %. Prière de vérifier l'ensemble des questions relatives à ce membre et de les renseigner en totalité. </w:t>
-        <w:br/>
-        <w:t>- La section sur le repas pris à l'extérieur du ménage du membre OULIMATA DIALLO n'est pas renseignée à 100 %. Prière de vérifier l'ensemble des questions relatives à ce membre et de les renseigner en totalité.</w:t>
-      </w:r>
-    </w:p>
-    <w:p>
-      <w:r>
-        <w:rPr>
-          <w:b/>
-          <w:color w:val="4672C4"/>
-          <w:sz w:val="22"/>
-        </w:rPr>
-        <w:t>&gt;&gt; Section7b - Consommation alimentaire - 7 jours</w:t>
-      </w:r>
-    </w:p>
-    <w:p>
-      <w:pPr>
-        <w:ind w:left="283"/>
-      </w:pPr>
-      <w:r>
-        <w:rPr>
-          <w:sz w:val="20"/>
-        </w:rPr>
-        <w:t>- Le ménage a consommé Ail mais les informations sur la quantité, l'unité ou la taille ne sont pas renseignées.Prière de renseigner. Le ménage a consommé Arachides pilées mais les informations sur la quantité, l'unité ou la taille ne sont pas renseignées.Prière de renseigner. Le ménage a consommé Aubergine sauvage  mais les informations sur la quantité, l'unité ou la taille ne sont pas renseignées.Prière de renseigner. Le ménage a consommé Beurre mais les informations sur la quantité, l'unité ou la taille ne sont pas renseignées.Prière de renseigner. Le ménage a consommé Café en poudre soluble mais les informations sur la quantité, l'unité ou la taille ne sont pas renseignées.Prière de renseigner. Le ménage a consommé Capitaine frais mais les informations sur la quantité, l'unité ou la taille ne sont pas renseignées.Prière de renseigner. Le ménage a consommé Carotte mais les informations sur la quantité, l'unité ou la taille ne sont pas renseignées.Prière de renseigner. Le ménage a consommé Choux mais les informations sur la quantité, l'unité ou la taille ne sont pas renseignées.Prière de renseigner. Le ménage a consommé Concentré de tomate mais les informations sur la quantité, l'unité ou la taille ne sont pas renseignées.Prière de renseigner. Le ménage a consommé Courge mais les informations sur la quantité, l'unité ou la taille ne sont pas renseignées.Prière de renseigner. Le ménage a consommé Cube alimentaire (Maggi, Jumbo, ) mais les informations sur la quantité, l'unité ou la taille ne sont pas renseignées.Prière de renseigner. Le ménage a consommé Farine de blé locale ou importée mais les informations sur la quantité, l'unité ou la taille ne sont pas renseignées.Prière de renseigner. Le ménage a consommé Feuilles de  Haricot mais les informations sur la quantité, l'unité ou la taille ne sont pas renseignées.Prière de renseigner. Le ménage a consommé Feuilles de Fakoye (Feuille de corete) mais les informations sur la quantité, l'unité ou la taille ne sont pas renseignées.Prière de renseigner. Le ménage a consommé Feuilles de patate mais les informations sur la quantité, l'unité ou la taille ne sont pas renseignées.Prière de renseigner. Le ménage a consommé Huile de soja  mais les informations sur la quantité, l'unité ou la taille ne sont pas renseignées.Prière de renseigner. Le ménage a consommé Lait en poudre mais les informations sur la quantité, l'unité ou la taille ne sont pas renseignées.Prière de renseigner. Le ménage a consommé Manioc en tubercules mais les informations sur la quantité, l'unité ou la taille ne sont pas renseignées.Prière de renseigner. Le ménage a consommé Mayonnaise mais les informations sur la quantité, l'unité ou la taille ne sont pas renseignées.Prière de renseigner. Le ménage a consommé Maïs en grain mais les informations sur la quantité, l'unité ou la taille ne sont pas renseignées.Prière de renseigner. Le ménage a consommé Mil mais les informations sur la quantité, l'unité ou la taille ne sont pas renseignées.Prière de renseigner. Le ménage a consommé Mâchoiron séchée (Kon) mais les informations sur la quantité, l'unité ou la taille ne sont pas renseignées.Prière de renseigner. Le ménage a consommé Niébé/Haricots secs mais les informations sur la quantité, l'unité ou la taille ne sont pas renseignées.Prière de renseigner. Le ménage a consommé Oignon frais mais les informations sur la quantité, l'unité ou la taille ne sont pas renseignées.Prière de renseigner. Le ménage a consommé Pain moderne (Baguette) mais les informations sur la quantité, l'unité ou la taille ne sont pas renseignées.Prière de renseigner. Le ménage a consommé Pain traditionnel (Baguette) mais les informations sur la quantité, l'unité ou la taille ne sont pas renseignées.Prière de renseigner. Le ménage a consommé Patate douce mais les informations sur la quantité, l'unité ou la taille ne sont pas renseignées.Prière de renseigner. Le ménage a consommé Piment frais mais les informations sur la quantité, l'unité ou la taille ne sont pas renseignées.Prière de renseigner. Le ménage a consommé Piment séché mais les informations sur la quantité, l'unité ou la taille ne sont pas renseignées.Prière de renseigner. Le ménage a consommé Poireau mais les informations sur la quantité, l'unité ou la taille ne sont pas renseignées.Prière de renseigner. Le ménage a consommé Poisson de mer séché (yayeboye) mais les informations sur la quantité, l'unité ou la taille ne sont pas renseignées.Prière de renseigner. Le ménage a consommé Poisson fumé type 4 mais les informations sur la quantité, l'unité ou la taille ne sont pas renseignées.Prière de renseigner. Le ménage a consommé Poivre mais les informations sur la quantité, l'unité ou la taille ne sont pas renseignées.Prière de renseigner. Le ménage a consommé Pâte d'arachide mais les informations sur la quantité, l'unité ou la taille ne sont pas renseignées.Prière de renseigner. Le ménage a consommé Riz importé parfumé mais les informations sur la quantité, l'unité ou la taille ne sont pas renseignées.Prière de renseigner. Le ménage a consommé Sel mais les informations sur la quantité, l'unité ou la taille ne sont pas renseignées.Prière de renseigner. Difficile de consommer le Sel en   prière de verifier. Le ménage a consommé Soumbala (moutarde africaine) mais les informations sur la quantité, l'unité ou la taille ne sont pas renseignées.Prière de renseigner. Le ménage a consommé Sucre en poudre  mais les informations sur la quantité, l'unité ou la taille ne sont pas renseignées.Prière de renseigner. Le ménage a consommé Tamarin noir mais les informations sur la quantité, l'unité ou la taille ne sont pas renseignées.Prière de renseigner. Le ménage a consommé Thé en feuille mais les informations sur la quantité, l'unité ou la taille ne sont pas renseignées.Prière de renseigner. Avertissement!! Les quantités du Thé en feuille consommées en  semble incoherent car les ménages consomment géneralement en sachet ou en paquet, prière de corriger ou confirmer avec le QG. Le ménage a consommé Tomate fraîche mais les informations sur la quantité, l'unité ou la taille ne sont pas renseignées.Prière de renseigner. Le ménage a consommé Vinaigre de vin mais les informations sur la quantité, l'unité ou la taille ne sont pas renseignées.Prière de renseigner.</w:t>
+        <w:t>- Attention ! Le prix unitaire d'achat (1013.513 Fcfa) de Huile de soja  en Litre (taille unique) est relativement élevé par rapport aux autres prix observés dans cette zone. Prière de corriger ou de confirmer avec le QG. Attention ! Le prix unitaire d'achat (133.3333 Fcfa) de Poisson de mer séché (yayeboye) en Pièce (Petit) est relativement élevé par rapport aux autres prix observés dans cette zone. Prière de corriger ou de confirmer avec le QG. Avertissement!!! Le ménage a consommé 3 Paquet Petit de Thé en feuille, cette quantité semble anormale pour une consommation des 7 derniers jours. prière de corriger ou de confirmer avec le QG. Avertissement!!  le prix unitaire (150 Fcfa) de Thé en feuille en Paquet de taille  Petit est très faible ou élevé, prière de corriger. Incoherence!!! Le ménage a consommé 3 Cuillère Petit de Farine de blé locale ou importée, cette quantité semble anormale pour une consommation des 7 derniers jours, prière de verifier et corriger. Incohérence!! Dans ce ménage, chaque individus consomme par jour 35.91107 Kg  de cereale; Prière de revoir les quantités prises de ces produits. Incohérence!! Dans ce ménage, chaque individus consomme par jour 35.91107 Kg  de cereale; Prière de revoir les quantités prises de ces produits. Incohérence!! Dans ce ménage, chaque individus consomme par jour 35.91107 Kg  de cereale; Prière de revoir les quantités prises de ces produits.</w:t>
       </w:r>
     </w:p>
     <w:p>
@@ -1429,7 +3946,7 @@
           </w:tcPr>
           <w:p>
             <w:r/>
-            <w:hyperlink r:id="rId10">
+            <w:hyperlink r:id="rId14">
               <w:r>
                 <w:rPr>
                   <w:color w:val="0563C1"/>
@@ -1787,7 +4304,7 @@
         <w:rPr>
           <w:sz w:val="20"/>
         </w:rPr>
-        <w:t>- Le montant obtenus sur les services rendus par l'entreprise construction de maison au cours des 30 derniers jours ou durant le dernier mois où l'entreprise a fonctionné n'a pas été renseigné, prière de mettre de 0 si l'entreprise n'a pas rendu de service. Prière de renseigner les montants dans les champs (s10q46 s10q47 s10q48 s10q49 s10q50 s10q51 s10q52 s10q53 s10q54 s10q55 s10q56 s10q57), mettre 0 si l'entreprise construction de maison n'a pas effectué des dépenses ou faire des reventes des marchandises ou des produits ou rendre de service.Cette entreprise construction de maison dit avoir obtenu une valeur sur les marchandises vendu en etat, les marchandises vendu après transformation et les services rendus. Prière de corriger. Cette entreprise construction de maison dit avoir obtenu une valeur sur les marchandises vendu en etat et les marchandises vendu après transformation. La main d'oeuvre familiale pour issa ndiaye ayant travaillé dans cette entreprise construction de maison aucours des 12 derniers mois n'est pas renseigner. Prière de reneigner toutes les informations qui lui concerne. La main d'oeuvre sariale de issa ndiaye ayant travaillé dans cette entreprise construction de maison aucours des 30 derniers jours n'est pas renseigner. Prière de reneigner toutes les informations qui lui concerne.</w:t>
+        <w:t>- Le montant obtenus sur les services rendus par l'entreprise construction de maison au cours des 30 derniers jours ou durant le dernier mois où l'entreprise a fonctionné n'a pas été renseigné, prière de mettre de 0 si l'entreprise n'a pas rendu de service. Prière de renseigner les montants dans les champs (s10q46 s10q47 s10q48 s10q49 s10q50 s10q51 s10q52 s10q53 s10q54 s10q55 s10q56 s10q57), mettre 0 si l'entreprise construction de maison n'a pas effectué des dépenses ou faire des reventes des marchandises ou des produits ou rendre de service.Cette entreprise construction de maison dit avoir obtenu une valeur sur les marchandises vendu en etat, les marchandises vendu après transformation et les services rendus. Prière de corriger. Cette entreprise construction de maison dit avoir obtenu une valeur sur les marchandises vendu en etat et les marchandises vendu après transformation. La main d'oeuvre familiale pour souleymane ndiaye ayant travaillé dans cette entreprise construction de maison aucours des 12 derniers mois n'est pas renseigner. Prière de reneigner toutes les informations qui lui concerne. La main d'oeuvre sariale de souleymane ndiaye ayant travaillé dans cette entreprise construction de maison aucours des 30 derniers jours n'est pas renseigner. Prière de reneigner toutes les informations qui lui concerne.</w:t>
       </w:r>
     </w:p>
     <w:p>
@@ -1829,8 +4346,6 @@
         <w:rPr>
           <w:sz w:val="20"/>
         </w:rPr>
-        <w:t xml:space="preserve">- Attention ! Foyers améliorés a été revendu à 2000 Fcfa qui est relativement faible par rapport aux autres prix de revente observés dans cette zone. Prière de corriger ou de confirmer avec le QG. </w:t>
-        <w:br/>
         <w:t>- Avertissement!! La question s12q04 n'a pas été renseigner pour l'article: Ordinateur, prière de renseigner.</w:t>
       </w:r>
     </w:p>
@@ -1877,11 +4392,11 @@
         <w:rPr>
           <w:sz w:val="20"/>
         </w:rPr>
-        <w:t xml:space="preserve">- Avertissement!! Le champs a comme nom (champs de mil 2ehect) qui ne semble pas être un bon nom ou contient des lettres, prière de mettre le vrai nom du champs. Avertissement!! La parcelle a comme nom (parcelle1) qui ne semble pas être un bon nom ou contient des lettres, prière de mettre le vrai nom de la parcelle. Nous constatons que la question qui porte sur la mésure du champs de la parcelle parcelle1 n'a pas été renseigné, la collecte était-il encours ou s'agit-il de quoi ? prière de verifier et corriger. Le document légal (titre, acte, certificat etc. ) qui affirme votre possession de la parcelle parcelle1 est  et semble exister dans les modalités, prière de prendre attache avec le QG pour plus d'explication afin de la classer bien. </w:t>
+        <w:t xml:space="preserve">- Avertissement!! Le champs a comme nom (champs de mil 2ehect) qui ne semble pas être un bon nom ou contient des lettres, prière de mettre le vrai nom du champs. Avertissement!! La parcelle a comme nom (parcelle1) qui ne semble pas être un bon nom ou contient des lettres, prière de mettre le vrai nom de la parcelle. Le document légal (titre, acte, certificat etc. ) qui affirme votre possession de la parcelle parcelle1 est  et semble exister dans les modalités, prière de prendre attache avec le QG pour plus d'explication afin de la classer bien. </w:t>
         <w:br/>
-        <w:t xml:space="preserve">- Avertissement!! Le champs a comme nom (champs de mil 2ehect) qui ne semble pas être un bon nom ou contient des lettres, prière de mettre le vrai nom du champs. Avertissement!! La parcelle a comme nom (parcelle1) qui ne semble pas être un bon nom ou contient des lettres, prière de mettre le vrai nom de la parcelle. Nous constatons que la question qui porte sur la mésure du champs de la parcelle parcelle1 n'a pas été renseigné, la collecte était-il encours ou s'agit-il de quoi ? prière de verifier et corriger. Le document légal (titre, acte, certificat etc. ) qui affirme votre possession de la parcelle parcelle1 est  et semble exister dans les modalités, prière de prendre attache avec le QG pour plus d'explication afin de la classer bien. </w:t>
+        <w:t xml:space="preserve">- Avertissement!! Le champs a comme nom (champs de mil 2ehect) qui ne semble pas être un bon nom ou contient des lettres, prière de mettre le vrai nom du champs. Avertissement!! La parcelle a comme nom (parcelle1) qui ne semble pas être un bon nom ou contient des lettres, prière de mettre le vrai nom de la parcelle. Le document légal (titre, acte, certificat etc. ) qui affirme votre possession de la parcelle parcelle1 est  et semble exister dans les modalités, prière de prendre attache avec le QG pour plus d'explication afin de la classer bien. </w:t>
         <w:br/>
-        <w:t>- Avertissement!! Le champs a comme nom (champs de mil 2ehect) qui ne semble pas être un bon nom ou contient des lettres, prière de mettre le vrai nom du champs. Nous constatons que la question qui porte sur la mésure du champs de la parcelle parcelle n'a pas été renseigné, la collecte était-il encours ou s'agit-il de quoi ? prière de verifier et corriger. Le document légal (titre, acte, certificat etc. ) qui affirme votre possession de la parcelle parcelle est  et semble exister dans les modalités, prière de prendre attache avec le QG pour plus d'explication afin de la classer bien.</w:t>
+        <w:t>- Avertissement!! Le champs a comme nom (champs de mil 2ehect) qui ne semble pas être un bon nom ou contient des lettres, prière de mettre le vrai nom du champs. Le document légal (titre, acte, certificat etc. ) qui affirme votre possession de la parcelle parcelle maïs est  et semble exister dans les modalités, prière de prendre attache avec le QG pour plus d'explication afin de la classer bien.</w:t>
       </w:r>
     </w:p>
     <w:p>
@@ -1917,6 +4432,1838 @@
         <w:t xml:space="preserve">- Prière de renseigner toutes les questions de la section 19, prière de prendre Non (s19q03) au cas ou le ménage ne possède cet article au lieu de laisser le champs non renseigner. </w:t>
         <w:br/>
         <w:t>- Prière de renseigner toutes les questions de la section 19, prière de prendre Non (s19q03) au cas ou le ménage ne possède cet article au lieu de laisser le champs non renseigner.</w:t>
+      </w:r>
+    </w:p>
+    <w:p>
+      <w:r>
+        <w:t>________________________________________________________________________________</w:t>
+      </w:r>
+    </w:p>
+    <w:p>
+      <w:pPr>
+        <w:pStyle w:val="Heading2"/>
+      </w:pPr>
+      <w:r>
+        <w:t>Menage 9</w:t>
+      </w:r>
+    </w:p>
+    <w:tbl>
+      <w:tblPr>
+        <w:tblStyle w:val="TableGrid"/>
+        <w:tblW w:type="auto" w:w="0"/>
+        <w:tblLook w:firstColumn="1" w:firstRow="1" w:lastColumn="0" w:lastRow="0" w:noHBand="0" w:noVBand="1" w:val="04A0"/>
+      </w:tblPr>
+      <w:tblGrid>
+        <w:gridCol w:w="1662"/>
+        <w:gridCol w:w="1662"/>
+        <w:gridCol w:w="1662"/>
+        <w:gridCol w:w="1662"/>
+        <w:gridCol w:w="1662"/>
+        <w:gridCol w:w="1662"/>
+      </w:tblGrid>
+      <w:tr>
+        <w:tc>
+          <w:tcPr>
+            <w:tcW w:type="dxa" w:w="1662"/>
+            <w:shd w:fill="5B9BD5"/>
+          </w:tcPr>
+          <w:p>
+            <w:r>
+              <w:rPr>
+                <w:b/>
+                <w:color w:val="FFFFFF"/>
+                <w:sz w:val="16"/>
+              </w:rPr>
+              <w:t>Interview Key</w:t>
+            </w:r>
+          </w:p>
+        </w:tc>
+        <w:tc>
+          <w:tcPr>
+            <w:tcW w:type="dxa" w:w="1662"/>
+            <w:shd w:fill="5B9BD5"/>
+          </w:tcPr>
+          <w:p>
+            <w:r>
+              <w:rPr>
+                <w:b/>
+                <w:color w:val="FFFFFF"/>
+                <w:sz w:val="16"/>
+              </w:rPr>
+              <w:t>Interview ID</w:t>
+            </w:r>
+          </w:p>
+        </w:tc>
+        <w:tc>
+          <w:tcPr>
+            <w:tcW w:type="dxa" w:w="1662"/>
+            <w:shd w:fill="5B9BD5"/>
+          </w:tcPr>
+          <w:p>
+            <w:r>
+              <w:rPr>
+                <w:b/>
+                <w:color w:val="FFFFFF"/>
+                <w:sz w:val="16"/>
+              </w:rPr>
+              <w:t>ID Agent</w:t>
+            </w:r>
+          </w:p>
+        </w:tc>
+        <w:tc>
+          <w:tcPr>
+            <w:tcW w:type="dxa" w:w="1662"/>
+            <w:shd w:fill="5B9BD5"/>
+          </w:tcPr>
+          <w:p>
+            <w:r>
+              <w:rPr>
+                <w:b/>
+                <w:color w:val="FFFFFF"/>
+                <w:sz w:val="16"/>
+              </w:rPr>
+              <w:t>ID Equipe</w:t>
+            </w:r>
+          </w:p>
+        </w:tc>
+        <w:tc>
+          <w:tcPr>
+            <w:tcW w:type="dxa" w:w="1662"/>
+            <w:shd w:fill="5B9BD5"/>
+          </w:tcPr>
+          <w:p>
+            <w:r>
+              <w:rPr>
+                <w:b/>
+                <w:color w:val="FFFFFF"/>
+                <w:sz w:val="16"/>
+              </w:rPr>
+              <w:t>Agent</w:t>
+            </w:r>
+          </w:p>
+        </w:tc>
+        <w:tc>
+          <w:tcPr>
+            <w:tcW w:type="dxa" w:w="1662"/>
+            <w:shd w:fill="5B9BD5"/>
+          </w:tcPr>
+          <w:p>
+            <w:r>
+              <w:rPr>
+                <w:b/>
+                <w:color w:val="FFFFFF"/>
+                <w:sz w:val="16"/>
+              </w:rPr>
+              <w:t>Chef d'equipe</w:t>
+            </w:r>
+          </w:p>
+        </w:tc>
+      </w:tr>
+      <w:tr>
+        <w:tc>
+          <w:tcPr>
+            <w:tcW w:type="dxa" w:w="1662"/>
+          </w:tcPr>
+          <w:p>
+            <w:r>
+              <w:rPr>
+                <w:sz w:val="14"/>
+              </w:rPr>
+              <w:t>79-64-89-89</w:t>
+            </w:r>
+          </w:p>
+        </w:tc>
+        <w:tc>
+          <w:tcPr>
+            <w:tcW w:type="dxa" w:w="1662"/>
+          </w:tcPr>
+          <w:p>
+            <w:r>
+              <w:rPr>
+                <w:sz w:val="14"/>
+              </w:rPr>
+              <w:t>4a3406ebd66948a888d4bd5918143216</w:t>
+            </w:r>
+          </w:p>
+        </w:tc>
+        <w:tc>
+          <w:tcPr>
+            <w:tcW w:type="dxa" w:w="1662"/>
+          </w:tcPr>
+          <w:p>
+            <w:r>
+              <w:rPr>
+                <w:sz w:val="14"/>
+              </w:rPr>
+              <w:t>EQ25_enq3</w:t>
+            </w:r>
+          </w:p>
+        </w:tc>
+        <w:tc>
+          <w:tcPr>
+            <w:tcW w:type="dxa" w:w="1662"/>
+          </w:tcPr>
+          <w:p>
+            <w:r>
+              <w:rPr>
+                <w:sz w:val="14"/>
+              </w:rPr>
+              <w:t>Equipe25</w:t>
+            </w:r>
+          </w:p>
+        </w:tc>
+        <w:tc>
+          <w:tcPr>
+            <w:tcW w:type="dxa" w:w="1662"/>
+          </w:tcPr>
+          <w:p>
+            <w:r>
+              <w:rPr>
+                <w:sz w:val="14"/>
+              </w:rPr>
+              <w:t>Yaye Fatou FALL</w:t>
+            </w:r>
+          </w:p>
+        </w:tc>
+        <w:tc>
+          <w:tcPr>
+            <w:tcW w:type="dxa" w:w="1662"/>
+          </w:tcPr>
+          <w:p>
+            <w:r>
+              <w:rPr>
+                <w:sz w:val="14"/>
+              </w:rPr>
+              <w:t>Modou DIONE</w:t>
+            </w:r>
+          </w:p>
+        </w:tc>
+      </w:tr>
+    </w:tbl>
+    <w:p/>
+    <w:tbl>
+      <w:tblPr>
+        <w:tblStyle w:val="TableGrid"/>
+        <w:tblW w:type="auto" w:w="0"/>
+        <w:tblLook w:firstColumn="1" w:firstRow="1" w:lastColumn="0" w:lastRow="0" w:noHBand="0" w:noVBand="1" w:val="04A0"/>
+      </w:tblPr>
+      <w:tblGrid>
+        <w:gridCol w:w="3324"/>
+        <w:gridCol w:w="3324"/>
+        <w:gridCol w:w="3324"/>
+      </w:tblGrid>
+      <w:tr>
+        <w:tc>
+          <w:tcPr>
+            <w:tcW w:type="dxa" w:w="3324"/>
+            <w:shd w:fill="70AD47"/>
+          </w:tcPr>
+          <w:p>
+            <w:r>
+              <w:rPr>
+                <w:b/>
+                <w:color w:val="FFFFFF"/>
+                <w:sz w:val="18"/>
+              </w:rPr>
+              <w:t>Chef de Menage</w:t>
+            </w:r>
+          </w:p>
+        </w:tc>
+        <w:tc>
+          <w:tcPr>
+            <w:tcW w:type="dxa" w:w="3324"/>
+            <w:shd w:fill="70AD47"/>
+          </w:tcPr>
+          <w:p>
+            <w:r>
+              <w:rPr>
+                <w:b/>
+                <w:color w:val="FFFFFF"/>
+                <w:sz w:val="18"/>
+              </w:rPr>
+              <w:t>Quartier/Village (s00q05)</w:t>
+            </w:r>
+          </w:p>
+        </w:tc>
+        <w:tc>
+          <w:tcPr>
+            <w:tcW w:type="dxa" w:w="3324"/>
+            <w:shd w:fill="70AD47"/>
+          </w:tcPr>
+          <w:p>
+            <w:r>
+              <w:rPr>
+                <w:b/>
+                <w:color w:val="FFFFFF"/>
+                <w:sz w:val="18"/>
+              </w:rPr>
+              <w:t>Localisation GPS</w:t>
+            </w:r>
+          </w:p>
+        </w:tc>
+      </w:tr>
+      <w:tr>
+        <w:tc>
+          <w:tcPr>
+            <w:tcW w:type="dxa" w:w="3324"/>
+          </w:tcPr>
+          <w:p>
+            <w:r>
+              <w:rPr>
+                <w:sz w:val="18"/>
+              </w:rPr>
+              <w:t>MASS KAMBY</w:t>
+            </w:r>
+          </w:p>
+        </w:tc>
+        <w:tc>
+          <w:tcPr>
+            <w:tcW w:type="dxa" w:w="3324"/>
+          </w:tcPr>
+          <w:p>
+            <w:r>
+              <w:rPr>
+                <w:sz w:val="18"/>
+              </w:rPr>
+              <w:t>N/A</w:t>
+            </w:r>
+          </w:p>
+        </w:tc>
+        <w:tc>
+          <w:tcPr>
+            <w:tcW w:type="dxa" w:w="3324"/>
+          </w:tcPr>
+          <w:p>
+            <w:r/>
+            <w:hyperlink r:id="rId9">
+              <w:r>
+                <w:rPr>
+                  <w:color w:val="0563C1"/>
+                  <w:u w:val="single"/>
+                </w:rPr>
+                <w:t>LAMARAME KAMBY</w:t>
+              </w:r>
+            </w:hyperlink>
+          </w:p>
+        </w:tc>
+      </w:tr>
+    </w:tbl>
+    <w:p/>
+    <w:p>
+      <w:r>
+        <w:rPr>
+          <w:b/>
+          <w:color w:val="4672C4"/>
+          <w:sz w:val="22"/>
+        </w:rPr>
+        <w:t>&gt;&gt; Section0 - Identification et renseignements de controle</w:t>
+      </w:r>
+    </w:p>
+    <w:p>
+      <w:pPr>
+        <w:ind w:left="283"/>
+      </w:pPr>
+      <w:r>
+        <w:rPr>
+          <w:sz w:val="20"/>
+        </w:rPr>
+        <w:t>- Il est obligatoire de prendre les coordonnées Gps avant d'administrer le questionnaire. Prière de prendre les coordonnées GPS.</w:t>
+      </w:r>
+    </w:p>
+    <w:p>
+      <w:r>
+        <w:rPr>
+          <w:b/>
+          <w:color w:val="4672C4"/>
+          <w:sz w:val="22"/>
+        </w:rPr>
+        <w:t>&gt;&gt; Section1 - Caracteristiques des membres</w:t>
+      </w:r>
+    </w:p>
+    <w:p>
+      <w:pPr>
+        <w:ind w:left="283"/>
+      </w:pPr>
+      <w:r>
+        <w:rPr>
+          <w:sz w:val="20"/>
+        </w:rPr>
+        <w:t xml:space="preserve">- Avertissement!!!  Marame Ndoa  possède un téléphone android mais dit n'avoir pas accès à l'internet, prière de confirmer cette information avec le QG ou la corriger. Incoherence! Marame Ndoa dispose d'un téléphone portable à s01q39, donc la raison évoquée ne peut pas être (ne dispose pas d'appareil). </w:t>
+        <w:br/>
+        <w:t xml:space="preserve">- Incoherence! Fatou diallo dispose d'un téléphone portable à s01q39, donc la raison évoquée ne peut pas être (ne dispose pas d'appareil). </w:t>
+        <w:br/>
+        <w:t xml:space="preserve">- Les informations sur l'acte de naissance (ni Jours, ni mois et ni années) de  MASS KAMBY  manquent, s'il vous plait pouvez-vous fournir d'effort pour avoir ces informations. </w:t>
+        <w:br/>
+        <w:t xml:space="preserve">- Les informations sur l'acte de naissance (ni Jours, ni mois et ni années) de  khady kamby  manquent, s'il vous plait pouvez-vous fournir d'effort pour avoir ces informations. Le mois de l'enfant ( khady kamby ) n'est pas connu mais vous avez declaré en s01q04a le nombre de mois, prière de changer NSP au niveau de s01q03b. </w:t>
+        <w:br/>
+        <w:t xml:space="preserve">- Les informations sur l'acte de naissance (ni Jours, ni mois et ni années) de  magaye kamby  manquent, s'il vous plait pouvez-vous fournir d'effort pour avoir ces informations. </w:t>
+        <w:br/>
+        <w:t>- Les informations sur l'acte de naissance (ni Jours, ni mois et ni années) de  marame kamby  manquent, s'il vous plait pouvez-vous fournir d'effort pour avoir ces informations.</w:t>
+      </w:r>
+    </w:p>
+    <w:p>
+      <w:r>
+        <w:rPr>
+          <w:b/>
+          <w:color w:val="4672C4"/>
+          <w:sz w:val="22"/>
+        </w:rPr>
+        <w:t>&gt;&gt; Section2 - Education</w:t>
+      </w:r>
+    </w:p>
+    <w:p>
+      <w:pPr>
+        <w:ind w:left="283"/>
+      </w:pPr>
+      <w:r>
+        <w:rPr>
+          <w:sz w:val="20"/>
+        </w:rPr>
+        <w:t xml:space="preserve">- Peu probable! Adame ndaw  n'arrive pas  à comprendre un petit texte lu dans une langue locale (s02q03). Veuillez corriger ou donner des explications au QG. </w:t>
+        <w:br/>
+        <w:t xml:space="preserve">- Peu probable! Fatou Kamby  n'arrive pas  à comprendre un petit texte lu dans une langue locale (s02q03). Veuillez corriger ou donner des explications au QG. </w:t>
+        <w:br/>
+        <w:t xml:space="preserve">- Peu probable! Fatou diallo  n'arrive pas  à comprendre un petit texte lu dans une langue locale (s02q03). Veuillez corriger ou donner des explications au QG. </w:t>
+        <w:br/>
+        <w:t xml:space="preserve">- Peu probable! MASS KAMBY  n'arrive pas  à comprendre un petit texte lu dans une langue locale (s02q03). Veuillez corriger ou donner des explications au QG. </w:t>
+        <w:br/>
+        <w:t xml:space="preserve">- Peu probable! Marame Ndoa  n'arrive pas  à comprendre un petit texte lu dans une langue locale (s02q03). Veuillez corriger ou donner des explications au QG. Peu probable! Marame Ndoa  ne sait ni lire, ni écrire, ni comprendre dans aucune des langues  (s02q01,s02q02,s02q03). Veuillez corriger ou donner des explications au QG. </w:t>
+        <w:br/>
+        <w:t xml:space="preserve">- Peu probable! coumba kamby  n'arrive pas  à comprendre un petit texte lu dans une langue locale (s02q03). Veuillez corriger ou donner des explications au QG. Peu probable! coumba kamby  ne sait ni lire, ni écrire, ni comprendre dans aucune des langues  (s02q01,s02q02,s02q03). Veuillez corriger ou donner des explications au QG. </w:t>
+        <w:br/>
+        <w:t xml:space="preserve">- Peu probable! hameth kamby  n'arrive pas  à comprendre un petit texte lu dans une langue locale (s02q03). Veuillez corriger ou donner des explications au QG. Peu probable! hameth kamby  ne sait ni lire, ni écrire, ni comprendre dans aucune des langues  (s02q01,s02q02,s02q03). Veuillez corriger ou donner des explications au QG. </w:t>
+        <w:br/>
+        <w:t xml:space="preserve">- Peu probable! magaye kamby  n'arrive pas  à comprendre un petit texte lu dans une langue locale (s02q03). Veuillez corriger ou donner des explications au QG. </w:t>
+        <w:br/>
+        <w:t xml:space="preserve">- Peu probable! marame kamby  n'arrive pas  à comprendre un petit texte lu dans une langue locale (s02q03). Veuillez corriger ou donner des explications au QG. Peu probable! marame kamby  ne sait ni lire, ni écrire, ni comprendre dans aucune des langues  (s02q01,s02q02,s02q03). Veuillez corriger ou donner des explications au QG. </w:t>
+        <w:br/>
+        <w:t xml:space="preserve">- Peu probable! mor ndiaye  n'arrive pas  à comprendre un petit texte lu dans une langue locale (s02q03). Veuillez corriger ou donner des explications au QG. </w:t>
+        <w:br/>
+        <w:t xml:space="preserve">- Peu probable! ousmane kamby  n'arrive pas  à comprendre un petit texte lu dans une langue locale (s02q03). Veuillez corriger ou donner des explications au QG. Peu probable! ousmane kamby  ne sait ni lire, ni écrire, ni comprendre dans aucune des langues  (s02q01,s02q02,s02q03). Veuillez corriger ou donner des explications au QG. Peu plausible ousmane kamby fréquente au minimum le fondamental 1 mais ne sait ni lire ni comprendre la langue française, prière de corriger ou de confirmer avec le QG merci. Attention ! Le frais de scolarité (2000 Fcfa) de ousmane kamby en 1ére année de Primaire est relativement élevé par rapport aux autres frais de scolarités observés dans cette zone. Prière de corriger ou de confirmer avec le QG. </w:t>
+        <w:br/>
+        <w:t>- Peu probable! sira kamby  n'arrive pas  à comprendre un petit texte lu dans une langue locale (s02q03). Veuillez corriger ou donner des explications au QG. Incohérence ! sira kamby est âgé de 12 ans et fréquente le fondamental 2, tandis qu'il a débuté l'école à l'âge de 7 ans. Veuillez vérifier les informations renseignées aux questions s02q15, s02q08 ainsi que l'âge de l'individu, et corriger l'incohérence.</w:t>
+      </w:r>
+    </w:p>
+    <w:p>
+      <w:r>
+        <w:rPr>
+          <w:b/>
+          <w:color w:val="4672C4"/>
+          <w:sz w:val="22"/>
+        </w:rPr>
+        <w:t>&gt;&gt; Section3 - Sante</w:t>
+      </w:r>
+    </w:p>
+    <w:p>
+      <w:pPr>
+        <w:ind w:left="283"/>
+      </w:pPr>
+      <w:r>
+        <w:rPr>
+          <w:sz w:val="20"/>
+        </w:rPr>
+        <w:t>- Le montant(500 FCFA) des dépenses pour chaque visite prénatale de Fatou Kamby semble faible (voir nul) ou élevé, prière de corriger.</w:t>
+      </w:r>
+    </w:p>
+    <w:p>
+      <w:r>
+        <w:rPr>
+          <w:b/>
+          <w:color w:val="4672C4"/>
+          <w:sz w:val="22"/>
+        </w:rPr>
+        <w:t>&gt;&gt; Section4a - Emploi</w:t>
+      </w:r>
+    </w:p>
+    <w:p>
+      <w:pPr>
+        <w:ind w:left="283"/>
+      </w:pPr>
+      <w:r>
+        <w:rPr>
+          <w:sz w:val="20"/>
+        </w:rPr>
+        <w:t xml:space="preserve">- Avertissement! Généralement les jeunes hommes (10 à 25ans) font des travaux ménager soit apprendre les enfants à reviser leurs léçons ou d'autres cours, mor ndiaye n'a consacré aucune heure pour les travaux cités en s04q01, s04q02, s04q03, s04q04, s04q05, s04q06, s04q07 et s04q08.Prière de regarder pour corriger ou confirmer avec le QG. </w:t>
+        <w:br/>
+        <w:t xml:space="preserve">- Avertissement! Généralement les jeunes hommes (10 à 25ans) font des travaux ménager soit apprendre les enfants à reviser leurs léçons ou d'autres cours, ousmane kamby n'a consacré aucune heure pour les travaux cités en s04q01, s04q02, s04q03, s04q04, s04q05, s04q06, s04q07 et s04q08.Prière de regarder pour corriger ou confirmer avec le QG. </w:t>
+        <w:br/>
+        <w:t>- Avertissement! Marame Ndoa n'a consacré aucune heure pour aucun des travaux du ménage, prière de regarder les réponses prises dans les questions (s04q01 s04q02 s04q03 s04q04 s04q05 s04q06 s04q07 s04q08).</w:t>
+      </w:r>
+    </w:p>
+    <w:p>
+      <w:r>
+        <w:rPr>
+          <w:b/>
+          <w:color w:val="4672C4"/>
+          <w:sz w:val="22"/>
+        </w:rPr>
+        <w:t>&gt;&gt; Section4b - Emploi - Activite principale</w:t>
+      </w:r>
+    </w:p>
+    <w:p>
+      <w:pPr>
+        <w:ind w:left="283"/>
+      </w:pPr>
+      <w:r>
+        <w:rPr>
+          <w:sz w:val="20"/>
+        </w:rPr>
+        <w:t xml:space="preserve">- Attention ! Le nombre de jours que mor ndiaye a travaillés par mois semble être inférieur à 15. Veuillez, s'il vous plaît, confirmer cette information. </w:t>
+        <w:br/>
+        <w:t xml:space="preserve">- Attention! le nombre d'heure que Fatou Kamby a travaillé par jour semble être inferieur à 4, veuillez s'il vous plait confirmer cette information avec le QG. </w:t>
+        <w:br/>
+        <w:t xml:space="preserve">- Attention! le nombre d'heure que Fatou diallo a travaillé par jour semble être inferieur à 4, veuillez s'il vous plait confirmer cette information avec le QG. </w:t>
+        <w:br/>
+        <w:t>- Attention! le nombre d'heure que Marame Ndoa a travaillé par jour semble être inferieur à 4, veuillez s'il vous plait confirmer cette information avec le QG.  Marame Ndoa est un agriculteur dans un milieu rural donc il travaille principalement  pour son propre compte ou contribue à une entreprise familiale, prière de regarder la question s04q46.  Incohérence! Marame Ndoa  evolue dans l'agriculture mais est  considéré comme salarié ou stagiaire/apprenti non renuméré, prière de revoir la question s04q46 et corriger. Avertissement!! Le montant de Marame Ndoa semble trop faible pour un salaire net gagné par semaine. Veuillez, s'il vous plaît, confirmer cette information avec le QG ou la corriger.</w:t>
+      </w:r>
+    </w:p>
+    <w:p>
+      <w:r>
+        <w:rPr>
+          <w:b/>
+          <w:color w:val="4672C4"/>
+          <w:sz w:val="22"/>
+        </w:rPr>
+        <w:t>&gt;&gt; Section4c - Emploi - Activite secondaire</w:t>
+      </w:r>
+    </w:p>
+    <w:p>
+      <w:pPr>
+        <w:ind w:left="283"/>
+      </w:pPr>
+      <w:r>
+        <w:rPr>
+          <w:sz w:val="20"/>
+        </w:rPr>
+        <w:t xml:space="preserve">- Avertissement!!! MASS KAMBY enquêté dans l'emploi principale n'a pas declaré son revenu prière de fournir plus d'effort pour lui demander son revenu, vous pouvez utiliser des stratégies pour faire une estimation ou demander des conseils au QG. </w:t>
+        <w:br/>
+        <w:t>- Avertissement!!! les informations de mor ndiaye sur le nombre de mois, jours ou heures de son emploi secondaire sont superieur a celles de son emploi principal , veuillez corriger ou confirmer aupres du QG.</w:t>
+      </w:r>
+    </w:p>
+    <w:p>
+      <w:r>
+        <w:rPr>
+          <w:b/>
+          <w:color w:val="4672C4"/>
+          <w:sz w:val="22"/>
+        </w:rPr>
+        <w:t>&gt;&gt; Section7b - Consommation alimentaire - 7 jours</w:t>
+      </w:r>
+    </w:p>
+    <w:p>
+      <w:pPr>
+        <w:ind w:left="283"/>
+      </w:pPr>
+      <w:r>
+        <w:rPr>
+          <w:sz w:val="20"/>
+        </w:rPr>
+        <w:t>- Attention ! Le prix unitaire d'achat (50 Fcfa) de Feuilles de patate en Sachets (Moyen) est relativement faible par rapport aux autres prix observés dans cette zone. Prière de corriger ou de confirmer avec le QG. Avertissement!! La quantité (4.5 litre) du produit Huile de soja  consommée  par le ménage semble très élevé, prière de corriger ou confirmer avec le QG. Attention ! Le prix unitaire d'achat (500 Fcfa) de Huile de soja  en Litre (taille unique) est relativement faible par rapport aux autres prix observés dans cette zone. Prière de corriger ou de confirmer avec le QG. Avertissement!!! Le ménage a consommé 10 Morceau (Portion) Moyen de Carpe séchée, cette quantité semble anormale pour une consommation des 7 derniers jours.Prière de corriger ou de confirmer avec le QG. Avertissement!!! Le ménage a consommé 10 Morceau (Portion) Moyen de Escargots, cette quantité semble anormale pour une consommation des 7 derniers jours.Prière de corriger ou de confirmer avec le QG. Avertissement!!! Le ménage a consommé 7 Paquet Petit de Thé en sachet, cette quantité semble anormale pour une consommation des 7 derniers jours.Prière de corriger ou de confirmer avec le QG. Avertissement!! le prix unitaire (100 Fcfa) de Thé en sachet (unité: Paquet) de taille Petit est très faible ou élevé. Prière de corriger ou de confirmer avec le QG. Avertissement!!! Le ménage a consommé 8 Pièce Petit de Mâchoiron séchée (Kon), cette quantité semble anormale pour une consommation des 7 derniers jours.Prière de corriger ou de confirmer avec le QG. Attention ! Le prix unitaire d'achat (75 Fcfa) de Mâchoiron séchée (Kon) en Pièce (Petit) est relativement faible par rapport aux autres prix observés dans cette zone. Prière de corriger ou de confirmer avec le QG. Incohérence!! Dans ce ménage, chaque individus consomme par jour 28.62384 Kg  de cereale; Prière de revoir les quantités prises de ces produits. Incohérence!! Dans ce ménage, chaque individus consomme par jour 28.62384 Kg  de cereale; Prière de revoir les quantités prises de ces produits. Le prix d'achat unitaire (200 Fcfa) de Maïs en grain en Kg de taille  taille unique  est très faible, prière de regarder les reponses prises dans les questions s07bq07a s07bq07b s07bq07c s07bq08 pour mieux corriger. Incohérence!! Dans ce ménage, chaque individus consomme par jour 28.62384 Kg  de cereale; Prière de revoir les quantités prises de ces produits. Le prix d'achat unitaire (200 Fcfa) de Mil en Kg de taille  taille unique  est très faible, prière de regarder les reponses prises dans les questions s07bq07a s07bq07b s07bq07c s07bq08 pour mieux corriger.</w:t>
+      </w:r>
+    </w:p>
+    <w:p>
+      <w:r>
+        <w:rPr>
+          <w:b/>
+          <w:color w:val="4672C4"/>
+          <w:sz w:val="22"/>
+        </w:rPr>
+        <w:t>&gt;&gt; Section10b - caracteristiques entreprise non agricole</w:t>
+      </w:r>
+    </w:p>
+    <w:p>
+      <w:pPr>
+        <w:ind w:left="283"/>
+      </w:pPr>
+      <w:r>
+        <w:rPr>
+          <w:sz w:val="20"/>
+        </w:rPr>
+        <w:t>- L'entreprise coiffeur homme existe dit n'avoir pas fait la revente de marchandises achetées et revendues en état, aussi le montant obtenus sur la vente de produits transformés par l'entreprise  n'a reçu aucune somme sur les reventes (s10q46=0 &amp; s10q48=0 &amp; s10q50=0); alors s'agit-il de quelle entreprise ?</w:t>
+      </w:r>
+    </w:p>
+    <w:p>
+      <w:r>
+        <w:rPr>
+          <w:b/>
+          <w:color w:val="4672C4"/>
+          <w:sz w:val="22"/>
+        </w:rPr>
+        <w:t>&gt;&gt; Section16a - Champs et parcelles</w:t>
+      </w:r>
+    </w:p>
+    <w:p>
+      <w:pPr>
+        <w:ind w:left="283"/>
+      </w:pPr>
+      <w:r>
+        <w:rPr>
+          <w:sz w:val="20"/>
+        </w:rPr>
+        <w:t xml:space="preserve">- Avertissement!! Le champs a comme nom (Champ1_mass) qui ne semble pas être un bon nom ou contient des lettres, prière de mettre le vrai nom du champs. La superficie de la parcelle plant de maraichage selon l'exploitant est de 1 Mètre Carré (m^2) qui semble faible ou l'estimation ne semble pas bonne. Prière de corriger. La parcelle plant de maraichage n'a pas été mésurée pour des raisons comme qu'elle est trop petite, GPS en panne et que le Ménage indisponible. Nous vous rappelons que ces raisons ne passent pas pour la non mesure des parcelles prière de les mésurer. </w:t>
+        <w:br/>
+        <w:t xml:space="preserve">- Avertissement!! Le champs a comme nom (Champ1_mass) qui ne semble pas être un bon nom ou contient des lettres, prière de mettre le vrai nom du champs. Le salaire d'une femme de 15ans et plus ayant travaillé sur la parcelle parcel de mil par jours au moment de la période d'entretien du sol (sarclage, etc.) est de 180 FCFA qui semble faible ou  élevé, prière de corriger. Le salaire d'une femme de 15ans et plus ayant travaillé sur la parcelle parcel de mil par jours au moment de la période des récoltes est de 277.7778 FCFA qui semble faible ou  élevé, prière de corriger. Le document légal (titre, acte, certificat etc. ) qui affirme votre possession de la parcelle parcel de mil est  et semble exister dans les modalités, prière de prendre attache avec le QG pour plus d'explication afin de la classer bien. </w:t>
+        <w:br/>
+        <w:t>- Avertissement!! Le champs a comme nom (Champ1_mass) qui ne semble pas être un bon nom ou contient des lettres, prière de mettre le vrai nom du champs. Le salaire d'une femme de 15ans et plus ayant travaillé sur la parcelle parcel d’arachide par jours au moment de la période des récoltes est de 140 FCFA qui semble faible ou  élevé, prière de corriger. Le document légal (titre, acte, certificat etc. ) qui affirme votre possession de la parcelle parcel d’arachide est  et semble exister dans les modalités, prière de prendre attache avec le QG pour plus d'explication afin de la classer bien.</w:t>
+      </w:r>
+    </w:p>
+    <w:p>
+      <w:r>
+        <w:rPr>
+          <w:b/>
+          <w:color w:val="4672C4"/>
+          <w:sz w:val="22"/>
+        </w:rPr>
+        <w:t>&gt;&gt; Section16c - Cultures</w:t>
+      </w:r>
+    </w:p>
+    <w:p>
+      <w:pPr>
+        <w:ind w:left="283"/>
+      </w:pPr>
+      <w:r>
+        <w:rPr>
+          <w:sz w:val="20"/>
+        </w:rPr>
+        <w:t xml:space="preserve">- Le pourcentage qui reste à recolter pour ces cultures est de 100% c'est-à-dire que la recolte n'a pas commencé pour ces cultures, prière de regarder les questions (s16Cq11 s16Cq12) ou corriger. </w:t>
+        <w:br/>
+        <w:t>- Le pourcentage qui reste à recolter pour ces cultures est de 100% c'est-à-dire que la recolte n'a pas commencé pour ces cultures, prière de regarder les questions (s16Cq11 s16Cq12) ou corriger.</w:t>
+      </w:r>
+    </w:p>
+    <w:p>
+      <w:r>
+        <w:rPr>
+          <w:b/>
+          <w:color w:val="4672C4"/>
+          <w:sz w:val="22"/>
+        </w:rPr>
+        <w:t>&gt;&gt; Section17 - Elevage</w:t>
+      </w:r>
+    </w:p>
+    <w:p>
+      <w:pPr>
+        <w:ind w:left="283"/>
+      </w:pPr>
+      <w:r>
+        <w:rPr>
+          <w:sz w:val="20"/>
+        </w:rPr>
+        <w:t>- Avertissement! la valeur de l'achat (600 Fcfa) d'un Poules / poulets est trop petite ou élevée. Veuillez confirmer ces informations avec le QG ou apporter les corrections nécessaires.</w:t>
+      </w:r>
+    </w:p>
+    <w:p>
+      <w:r>
+        <w:rPr>
+          <w:b/>
+          <w:color w:val="4672C4"/>
+          <w:sz w:val="22"/>
+        </w:rPr>
+        <w:t>&gt;&gt; Section19 - Equipements agricoles</w:t>
+      </w:r>
+    </w:p>
+    <w:p>
+      <w:pPr>
+        <w:ind w:left="283"/>
+      </w:pPr>
+      <w:r>
+        <w:rPr>
+          <w:sz w:val="20"/>
+        </w:rPr>
+        <w:t>- Prière de renseigner toutes les questions de la section 19, prière de prendre Non (s19q03) au cas ou le ménage ne possède cet article au lieu de laisser le champs non renseigner.</w:t>
+      </w:r>
+    </w:p>
+    <w:p>
+      <w:r>
+        <w:t>________________________________________________________________________________</w:t>
+      </w:r>
+    </w:p>
+    <w:p>
+      <w:pPr>
+        <w:pStyle w:val="Heading2"/>
+      </w:pPr>
+      <w:r>
+        <w:t>Menage 10</w:t>
+      </w:r>
+    </w:p>
+    <w:tbl>
+      <w:tblPr>
+        <w:tblStyle w:val="TableGrid"/>
+        <w:tblW w:type="auto" w:w="0"/>
+        <w:tblLook w:firstColumn="1" w:firstRow="1" w:lastColumn="0" w:lastRow="0" w:noHBand="0" w:noVBand="1" w:val="04A0"/>
+      </w:tblPr>
+      <w:tblGrid>
+        <w:gridCol w:w="1662"/>
+        <w:gridCol w:w="1662"/>
+        <w:gridCol w:w="1662"/>
+        <w:gridCol w:w="1662"/>
+        <w:gridCol w:w="1662"/>
+        <w:gridCol w:w="1662"/>
+      </w:tblGrid>
+      <w:tr>
+        <w:tc>
+          <w:tcPr>
+            <w:tcW w:type="dxa" w:w="1662"/>
+            <w:shd w:fill="5B9BD5"/>
+          </w:tcPr>
+          <w:p>
+            <w:r>
+              <w:rPr>
+                <w:b/>
+                <w:color w:val="FFFFFF"/>
+                <w:sz w:val="16"/>
+              </w:rPr>
+              <w:t>Interview Key</w:t>
+            </w:r>
+          </w:p>
+        </w:tc>
+        <w:tc>
+          <w:tcPr>
+            <w:tcW w:type="dxa" w:w="1662"/>
+            <w:shd w:fill="5B9BD5"/>
+          </w:tcPr>
+          <w:p>
+            <w:r>
+              <w:rPr>
+                <w:b/>
+                <w:color w:val="FFFFFF"/>
+                <w:sz w:val="16"/>
+              </w:rPr>
+              <w:t>Interview ID</w:t>
+            </w:r>
+          </w:p>
+        </w:tc>
+        <w:tc>
+          <w:tcPr>
+            <w:tcW w:type="dxa" w:w="1662"/>
+            <w:shd w:fill="5B9BD5"/>
+          </w:tcPr>
+          <w:p>
+            <w:r>
+              <w:rPr>
+                <w:b/>
+                <w:color w:val="FFFFFF"/>
+                <w:sz w:val="16"/>
+              </w:rPr>
+              <w:t>ID Agent</w:t>
+            </w:r>
+          </w:p>
+        </w:tc>
+        <w:tc>
+          <w:tcPr>
+            <w:tcW w:type="dxa" w:w="1662"/>
+            <w:shd w:fill="5B9BD5"/>
+          </w:tcPr>
+          <w:p>
+            <w:r>
+              <w:rPr>
+                <w:b/>
+                <w:color w:val="FFFFFF"/>
+                <w:sz w:val="16"/>
+              </w:rPr>
+              <w:t>ID Equipe</w:t>
+            </w:r>
+          </w:p>
+        </w:tc>
+        <w:tc>
+          <w:tcPr>
+            <w:tcW w:type="dxa" w:w="1662"/>
+            <w:shd w:fill="5B9BD5"/>
+          </w:tcPr>
+          <w:p>
+            <w:r>
+              <w:rPr>
+                <w:b/>
+                <w:color w:val="FFFFFF"/>
+                <w:sz w:val="16"/>
+              </w:rPr>
+              <w:t>Agent</w:t>
+            </w:r>
+          </w:p>
+        </w:tc>
+        <w:tc>
+          <w:tcPr>
+            <w:tcW w:type="dxa" w:w="1662"/>
+            <w:shd w:fill="5B9BD5"/>
+          </w:tcPr>
+          <w:p>
+            <w:r>
+              <w:rPr>
+                <w:b/>
+                <w:color w:val="FFFFFF"/>
+                <w:sz w:val="16"/>
+              </w:rPr>
+              <w:t>Chef d'equipe</w:t>
+            </w:r>
+          </w:p>
+        </w:tc>
+      </w:tr>
+      <w:tr>
+        <w:tc>
+          <w:tcPr>
+            <w:tcW w:type="dxa" w:w="1662"/>
+          </w:tcPr>
+          <w:p>
+            <w:r>
+              <w:rPr>
+                <w:sz w:val="14"/>
+              </w:rPr>
+              <w:t>70-46-65-04</w:t>
+            </w:r>
+          </w:p>
+        </w:tc>
+        <w:tc>
+          <w:tcPr>
+            <w:tcW w:type="dxa" w:w="1662"/>
+          </w:tcPr>
+          <w:p>
+            <w:r>
+              <w:rPr>
+                <w:sz w:val="14"/>
+              </w:rPr>
+              <w:t>b2febdc0cf6b4f478d95094b9b507c40</w:t>
+            </w:r>
+          </w:p>
+        </w:tc>
+        <w:tc>
+          <w:tcPr>
+            <w:tcW w:type="dxa" w:w="1662"/>
+          </w:tcPr>
+          <w:p>
+            <w:r>
+              <w:rPr>
+                <w:sz w:val="14"/>
+              </w:rPr>
+              <w:t>EQ25_enq2</w:t>
+            </w:r>
+          </w:p>
+        </w:tc>
+        <w:tc>
+          <w:tcPr>
+            <w:tcW w:type="dxa" w:w="1662"/>
+          </w:tcPr>
+          <w:p>
+            <w:r>
+              <w:rPr>
+                <w:sz w:val="14"/>
+              </w:rPr>
+              <w:t>Equipe25</w:t>
+            </w:r>
+          </w:p>
+        </w:tc>
+        <w:tc>
+          <w:tcPr>
+            <w:tcW w:type="dxa" w:w="1662"/>
+          </w:tcPr>
+          <w:p>
+            <w:r>
+              <w:rPr>
+                <w:sz w:val="14"/>
+              </w:rPr>
+              <w:t>Oumou DIOP</w:t>
+            </w:r>
+          </w:p>
+        </w:tc>
+        <w:tc>
+          <w:tcPr>
+            <w:tcW w:type="dxa" w:w="1662"/>
+          </w:tcPr>
+          <w:p>
+            <w:r>
+              <w:rPr>
+                <w:sz w:val="14"/>
+              </w:rPr>
+              <w:t>Modou DIONE</w:t>
+            </w:r>
+          </w:p>
+        </w:tc>
+      </w:tr>
+    </w:tbl>
+    <w:p/>
+    <w:tbl>
+      <w:tblPr>
+        <w:tblStyle w:val="TableGrid"/>
+        <w:tblW w:type="auto" w:w="0"/>
+        <w:tblLook w:firstColumn="1" w:firstRow="1" w:lastColumn="0" w:lastRow="0" w:noHBand="0" w:noVBand="1" w:val="04A0"/>
+      </w:tblPr>
+      <w:tblGrid>
+        <w:gridCol w:w="3324"/>
+        <w:gridCol w:w="3324"/>
+        <w:gridCol w:w="3324"/>
+      </w:tblGrid>
+      <w:tr>
+        <w:tc>
+          <w:tcPr>
+            <w:tcW w:type="dxa" w:w="3324"/>
+            <w:shd w:fill="70AD47"/>
+          </w:tcPr>
+          <w:p>
+            <w:r>
+              <w:rPr>
+                <w:b/>
+                <w:color w:val="FFFFFF"/>
+                <w:sz w:val="18"/>
+              </w:rPr>
+              <w:t>Chef de Menage</w:t>
+            </w:r>
+          </w:p>
+        </w:tc>
+        <w:tc>
+          <w:tcPr>
+            <w:tcW w:type="dxa" w:w="3324"/>
+            <w:shd w:fill="70AD47"/>
+          </w:tcPr>
+          <w:p>
+            <w:r>
+              <w:rPr>
+                <w:b/>
+                <w:color w:val="FFFFFF"/>
+                <w:sz w:val="18"/>
+              </w:rPr>
+              <w:t>Quartier/Village (s00q05)</w:t>
+            </w:r>
+          </w:p>
+        </w:tc>
+        <w:tc>
+          <w:tcPr>
+            <w:tcW w:type="dxa" w:w="3324"/>
+            <w:shd w:fill="70AD47"/>
+          </w:tcPr>
+          <w:p>
+            <w:r>
+              <w:rPr>
+                <w:b/>
+                <w:color w:val="FFFFFF"/>
+                <w:sz w:val="18"/>
+              </w:rPr>
+              <w:t>Localisation GPS</w:t>
+            </w:r>
+          </w:p>
+        </w:tc>
+      </w:tr>
+      <w:tr>
+        <w:tc>
+          <w:tcPr>
+            <w:tcW w:type="dxa" w:w="3324"/>
+          </w:tcPr>
+          <w:p>
+            <w:r>
+              <w:rPr>
+                <w:sz w:val="18"/>
+              </w:rPr>
+              <w:t>IBRAHIMA GADIAGA</w:t>
+            </w:r>
+          </w:p>
+        </w:tc>
+        <w:tc>
+          <w:tcPr>
+            <w:tcW w:type="dxa" w:w="3324"/>
+          </w:tcPr>
+          <w:p>
+            <w:r>
+              <w:rPr>
+                <w:sz w:val="18"/>
+              </w:rPr>
+              <w:t>N/A</w:t>
+            </w:r>
+          </w:p>
+        </w:tc>
+        <w:tc>
+          <w:tcPr>
+            <w:tcW w:type="dxa" w:w="3324"/>
+          </w:tcPr>
+          <w:p>
+            <w:r/>
+            <w:hyperlink r:id="rId12">
+              <w:r>
+                <w:rPr>
+                  <w:color w:val="0563C1"/>
+                  <w:u w:val="single"/>
+                </w:rPr>
+                <w:t>lamarame kamby</w:t>
+              </w:r>
+            </w:hyperlink>
+          </w:p>
+        </w:tc>
+      </w:tr>
+    </w:tbl>
+    <w:p/>
+    <w:p>
+      <w:r>
+        <w:rPr>
+          <w:b/>
+          <w:color w:val="4672C4"/>
+          <w:sz w:val="22"/>
+        </w:rPr>
+        <w:t>&gt;&gt; Section0 - Identification et renseignements de controle</w:t>
+      </w:r>
+    </w:p>
+    <w:p>
+      <w:pPr>
+        <w:ind w:left="283"/>
+      </w:pPr>
+      <w:r>
+        <w:rPr>
+          <w:sz w:val="20"/>
+        </w:rPr>
+        <w:t>- Il est obligatoire de prendre les coordonnées Gps avant d'administrer le questionnaire. Prière de prendre les coordonnées GPS.</w:t>
+      </w:r>
+    </w:p>
+    <w:p>
+      <w:r>
+        <w:rPr>
+          <w:b/>
+          <w:color w:val="4672C4"/>
+          <w:sz w:val="22"/>
+        </w:rPr>
+        <w:t>&gt;&gt; Section1 - Caracteristiques des membres</w:t>
+      </w:r>
+    </w:p>
+    <w:p>
+      <w:pPr>
+        <w:ind w:left="283"/>
+      </w:pPr>
+      <w:r>
+        <w:rPr>
+          <w:sz w:val="20"/>
+        </w:rPr>
+        <w:t xml:space="preserve">- Avertissement! Veuillez renseigner par oui ou non toutes les modalités de la question s01q47. </w:t>
+        <w:br/>
+        <w:t xml:space="preserve">-  Avertissement! Veuillez renseigner par oui ou non toutes les modalités de la question s01q47. </w:t>
+        <w:br/>
+        <w:t>-  Avertissement! Veuillez renseigner par oui ou non toutes les modalités de la question s01q47.</w:t>
+      </w:r>
+    </w:p>
+    <w:p>
+      <w:r>
+        <w:rPr>
+          <w:b/>
+          <w:color w:val="4672C4"/>
+          <w:sz w:val="22"/>
+        </w:rPr>
+        <w:t>&gt;&gt; Section2 - Education</w:t>
+      </w:r>
+    </w:p>
+    <w:p>
+      <w:pPr>
+        <w:ind w:left="283"/>
+      </w:pPr>
+      <w:r>
+        <w:rPr>
+          <w:sz w:val="20"/>
+        </w:rPr>
+        <w:t xml:space="preserve">- Peu probable! AMINATA GADIAGA  n'arrive pas  à comprendre un petit texte lu dans une langue locale (s02q03). Veuillez corriger ou donner des explications au QG. </w:t>
+        <w:br/>
+        <w:t xml:space="preserve">- Peu probable! CHEIKH GADIAGA  n'arrive pas  à comprendre un petit texte lu dans une langue locale (s02q03). Veuillez corriger ou donner des explications au QG. </w:t>
+        <w:br/>
+        <w:t xml:space="preserve">- Peu probable! DEMBA GADIAGA  n'arrive pas  à comprendre un petit texte lu dans une langue locale (s02q03). Veuillez corriger ou donner des explications au QG. </w:t>
+        <w:br/>
+        <w:t xml:space="preserve">- Peu probable! FATOU GADIAGA  n'arrive pas  à comprendre un petit texte lu dans une langue locale (s02q03). Veuillez corriger ou donner des explications au QG.  Incohérence ! le montant payé de FATOU GADIAGA pour les frais de scolarité est très faible. veuillez, s'il vous plait, confirmer ces informations avec le QG ou apporter les corrections nécessaires. </w:t>
+        <w:br/>
+        <w:t xml:space="preserve">- Peu probable! HABY GADIAGA  n'arrive pas  à comprendre un petit texte lu dans une langue locale (s02q03). Veuillez corriger ou donner des explications au QG. </w:t>
+        <w:br/>
+        <w:t xml:space="preserve">- Peu probable! IBRAHIMA GADIAGA  n'arrive pas  à comprendre un petit texte lu dans une langue locale (s02q03). Veuillez corriger ou donner des explications au QG. </w:t>
+        <w:br/>
+        <w:t xml:space="preserve">- Peu probable! LAMINE GADIAGA  n'arrive pas  à comprendre un petit texte lu dans une langue locale (s02q03). Veuillez corriger ou donner des explications au QG. </w:t>
+        <w:br/>
+        <w:t xml:space="preserve">- Peu probable! MARIAMA GADIAGA  n'arrive pas  à comprendre un petit texte lu dans une langue locale (s02q03). Veuillez corriger ou donner des explications au QG. </w:t>
+        <w:br/>
+        <w:t>- Peu probable! RAMATOULAYE NDAO  n'arrive pas  à comprendre un petit texte lu dans une langue locale (s02q03). Veuillez corriger ou donner des explications au QG.</w:t>
+      </w:r>
+    </w:p>
+    <w:p>
+      <w:r>
+        <w:rPr>
+          <w:b/>
+          <w:color w:val="4672C4"/>
+          <w:sz w:val="22"/>
+        </w:rPr>
+        <w:t>&gt;&gt; Section4a - Emploi</w:t>
+      </w:r>
+    </w:p>
+    <w:p>
+      <w:pPr>
+        <w:ind w:left="283"/>
+      </w:pPr>
+      <w:r>
+        <w:rPr>
+          <w:sz w:val="20"/>
+        </w:rPr>
+        <w:t xml:space="preserve">- Avertissement! Généralement les jeunes hommes (10 à 25ans) font des travaux ménager soit apprendre les enfants à reviser leurs léçons ou d'autres cours, CHEIKH GADIAGA n'a consacré aucune heure pour les travaux cités en s04q01, s04q02, s04q03, s04q04, s04q05, s04q06, s04q07 et s04q08.Prière de regarder pour corriger ou confirmer avec le QG. </w:t>
+        <w:br/>
+        <w:t>- Avertissement! Généralement les jeunes hommes (10 à 25ans) font des travaux ménager soit apprendre les enfants à reviser leurs léçons ou d'autres cours, DEMBA GADIAGA n'a consacré aucune heure pour les travaux cités en s04q01, s04q02, s04q03, s04q04, s04q05, s04q06, s04q07 et s04q08.Prière de regarder pour corriger ou confirmer avec le QG.</w:t>
+      </w:r>
+    </w:p>
+    <w:p>
+      <w:r>
+        <w:rPr>
+          <w:b/>
+          <w:color w:val="4672C4"/>
+          <w:sz w:val="22"/>
+        </w:rPr>
+        <w:t>&gt;&gt; Section4c - Emploi - Activite secondaire</w:t>
+      </w:r>
+    </w:p>
+    <w:p>
+      <w:pPr>
+        <w:ind w:left="283"/>
+      </w:pPr>
+      <w:r>
+        <w:rPr>
+          <w:sz w:val="20"/>
+        </w:rPr>
+        <w:t>- Avertissement!!! les informations de IBRAHIMA GADIAGA sur le nombre de mois, jours ou heures de son emploi secondaire sont superieur a celles de son emploi principal , veuillez corriger ou confirmer aupres du QG.</w:t>
+      </w:r>
+    </w:p>
+    <w:p>
+      <w:r>
+        <w:rPr>
+          <w:b/>
+          <w:color w:val="4672C4"/>
+          <w:sz w:val="22"/>
+        </w:rPr>
+        <w:t>&gt;&gt; Section7b - Consommation alimentaire - 7 jours</w:t>
+      </w:r>
+    </w:p>
+    <w:p>
+      <w:pPr>
+        <w:ind w:left="283"/>
+      </w:pPr>
+      <w:r>
+        <w:rPr>
+          <w:sz w:val="20"/>
+        </w:rPr>
+        <w:t>- Attention ! Le prix unitaire d'achat (125 Fcfa) de Mâchoiron séchée (Kon) en Tas (Petit) est relativement élevé par rapport aux autres prix observés dans cette zone. Prière de corriger ou de confirmer avec le QG. Attention ! Le prix unitaire d'achat (75 Fcfa) de Farine de blé locale ou importée en Sachets (Moyen) est relativement faible par rapport aux autres prix observés dans cette zone. Prière de corriger ou de confirmer avec le QG. Attention ! Le prix unitaire d'achat (90 Fcfa) de Pain moderne (Baguette) en miche (Moyen) est relativement faible par rapport aux autres prix observés dans cette zone. Prière de corriger ou de confirmer avec le QG. Avertissement!! La quantité (4 litre) du produit Huile de soja  consommée  par le ménage semble très élevé, prière de corriger ou confirmer avec le QG. Attention ! Le prix unitaire d'achat (500 Fcfa) de Huile de soja  en Litre (taille unique) est relativement faible par rapport aux autres prix observés dans cette zone. Prière de corriger ou de confirmer avec le QG. Avertissement!!! Le ménage a consommé 3 Paquet Petit de Thé en sachet, cette quantité semble anormale pour une consommation des 7 derniers jours.Prière de corriger ou de confirmer avec le QG. Avertissement!! le prix unitaire (150 Fcfa) de Thé en sachet (unité: Paquet) de taille Petit est très faible ou élevé. Prière de corriger ou de confirmer avec le QG. Avertissement!!! Le ménage a consommé 4 Cuillère Moyen de Pâte d'arachide, cette quantité semble anormale pour une consommation des 7 derniers jours. Etes vous sur d'avoir selectionner la bonne unitée ? prière de verifier et corriger. Avertissement!!! Le ménage a consommé 9 Morceau (Portion) Moyen de Carpe séchée, cette quantité semble anormale pour une consommation des 7 derniers jours.Prière de corriger ou de confirmer avec le QG. Avertissement!!!Le ménage a consommé 70 Cube de Moyen de Cube alimentaire (Maggi, Jumbo, )  ce qui semble incoherent pour une consommation aucours des 7 derniers jours, prière de verifier et corriger. Avertissement!!! Le ménage a consommé 70 Cube Moyen de Cube alimentaire (Maggi, Jumbo, ), cette quantité semble anormale pour une consommation des 7 derniers jours.Prière de corriger ou de confirmer avec le QG. Attention ! Le prix unitaire d'achat (30 Fcfa) de Cube alimentaire (Maggi, Jumbo, ) en Cube (Moyen) est relativement faible par rapport aux autres prix observés dans cette zone. Prière de corriger ou de confirmer avec le QG. Incohérence!! Dans ce ménage, chaque individus consomme par jour 45.125 Kg  de cereale; Prière de revoir les quantités prises de ces produits. Incohérence!! Dans ce ménage, chaque individus consomme par jour 45.125 Kg  de cereale; Prière de revoir les quantités prises de ces produits. Incohérence!! Dans ce ménage, chaque individus consomme par jour 45.125 Kg  de cereale; Prière de revoir les quantités prises de ces produits.</w:t>
+      </w:r>
+    </w:p>
+    <w:p>
+      <w:r>
+        <w:rPr>
+          <w:b/>
+          <w:color w:val="4672C4"/>
+          <w:sz w:val="22"/>
+        </w:rPr>
+        <w:t>&gt;&gt; Section11 - Caracteristiques logement</w:t>
+      </w:r>
+    </w:p>
+    <w:p>
+      <w:pPr>
+        <w:ind w:left="283"/>
+      </w:pPr>
+      <w:r>
+        <w:rPr>
+          <w:sz w:val="20"/>
+        </w:rPr>
+        <w:t>- Le montant (FCFA) du loyer mensuel payé pour un logement comme le votre dans ce village/quartier est trop élevé, Veuillez s'il vous plaît corriger cette information.</w:t>
+      </w:r>
+    </w:p>
+    <w:p>
+      <w:r>
+        <w:rPr>
+          <w:b/>
+          <w:color w:val="4672C4"/>
+          <w:sz w:val="22"/>
+        </w:rPr>
+        <w:t>&gt;&gt; Section16a - Champs et parcelles</w:t>
+      </w:r>
+    </w:p>
+    <w:p>
+      <w:pPr>
+        <w:ind w:left="283"/>
+      </w:pPr>
+      <w:r>
+        <w:rPr>
+          <w:sz w:val="20"/>
+        </w:rPr>
+        <w:t xml:space="preserve">- La parcelle CHAMPS MAIS n'a pas été mésurée pour des raisons comme qu'elle est trop petite, GPS en panne et que le Ménage indisponible. Nous vous rappelons que ces raisons ne passent pas pour la non mesure des parcelles prière de les mésurer. </w:t>
+        <w:br/>
+        <w:t xml:space="preserve">- La parcelle CHAMPS RIZ n'a pas été mésurée pour des raisons comme qu'elle est trop petite, GPS en panne et que le Ménage indisponible. Nous vous rappelons que ces raisons ne passent pas pour la non mesure des parcelles prière de les mésurer. </w:t>
+        <w:br/>
+        <w:t xml:space="preserve">- La quantité de fumure appliquée dans la parcelle CHAMPS ARACHIDE est de 75 Kg qui semble élevé ou ne sait pas, prière de fournir d'effort pour estimer la quantité afin de corriger. Le nombre d'homme de 15 ans et plus (30) non membre du ménage de IBRAHIMA GADIAGA ayant travaillé dans la parcelle CHAMPS ARACHIDE pour la période des récoltes semble élevé, prière de corriger. Le nombre de jours total de la main-d'oeuvre non-familiale sur cette parcelle CHAMPS ARACHIDE au cours de la campagne pour la période de préparation du sol (labour) est de 30 jours qui semble faible ou élevé. Merci de corriger. Le nombre de jours total de la main-d'oeuvre non-familiale sur cette parcelle CHAMPS ARACHIDE au cours de la campagne pour la période d'entretien du sol (sarclage, etc.) est de 30 jours qui semble faible ou élevé. Merci de corriger. Le nombre de personnes toutes catégories confondues des main-d'oeuvre non-familiale sur la parcelle CHAMPS ARACHIDE au cours de la campagne pour la période des récoltes est de 30 personnes qui semble faible ou élevé. Merci de corriger. La parcelle CHAMPS ARACHIDE n'a pas été mésurée pour des raisons comme qu'elle est trop petite, GPS en panne et que le Ménage indisponible. Nous vous rappelons que ces raisons ne passent pas pour la non mesure des parcelles prière de les mésurer. Le salaire d'un homme de 15ans et plus ayant travaillé sur la parcelle CHAMPS ARACHIDE par jours au moment de la période des récoltes est de 133.3333 FCFA qui semble faible ou  élevé, prière de corriger. </w:t>
+        <w:br/>
+        <w:t>- La quantité de fumure appliquée dans la parcelle CHAMPS MIL est de 150 Kg qui semble élevé ou ne sait pas, prière de fournir d'effort pour estimer la quantité afin de corriger. Le nombre de jours total de la main-d'oeuvre non-familiale sur cette parcelle CHAMPS MIL au cours de la campagne pour la période de préparation du sol (labour) est de 30 jours qui semble faible ou élevé. Merci de corriger. Le nombre de jours total de la main-d'oeuvre non-familiale sur cette parcelle CHAMPS MIL au cours de la campagne pour la période d'entretien du sol (sarclage, etc.) est de 60 jours qui semble faible ou élevé. Merci de corriger. Le nombre de jours total de la main-d'oeuvre non-familiale sur cette parcelle CHAMPS MIL au cours de la campagne pour la période des récoltes est de 21 jours qui semble faible ou élevé. Merci de corriger. La parcelle CHAMPS MIL n'a pas été mésurée pour des raisons comme qu'elle est trop petite, GPS en panne et que le Ménage indisponible. Nous vous rappelons que ces raisons ne passent pas pour la non mesure des parcelles prière de les mésurer. Le salaire d'un homme de 15ans et plus ayant travaillé sur la parcelle CHAMPS MIL par jours au moment de la période des récoltes est de 476.1905 FCFA qui semble faible ou  élevé, prière de corriger.</w:t>
+      </w:r>
+    </w:p>
+    <w:p>
+      <w:r>
+        <w:rPr>
+          <w:b/>
+          <w:color w:val="4672C4"/>
+          <w:sz w:val="22"/>
+        </w:rPr>
+        <w:t>&gt;&gt; Section17 - Elevage</w:t>
+      </w:r>
+    </w:p>
+    <w:p>
+      <w:pPr>
+        <w:ind w:left="283"/>
+      </w:pPr>
+      <w:r>
+        <w:rPr>
+          <w:sz w:val="20"/>
+        </w:rPr>
+        <w:t>- Avertissement! Le prix unitaire (15000 Fcfa) d'un Caprins (Chèvres) est trop petit ou élevé. Veuillez confirmer ces informations avec le QG ou apporter les corrections nécessaires.Avertissement! Le prix de vente (8333.333 Fcfa) d'un Caprins (Chèvres) est trop petit ou élevé. Veuillez confirmer ces informations avec le QG ou apporter les corrections nécessaires.</w:t>
+        <w:br/>
+        <w:t>- Avertissement! la valeur de l'achat (666.6667 Fcfa) d'un Poules / poulets est trop petite ou élevée. Veuillez confirmer ces informations avec le QG ou apporter les corrections nécessaires. Avertissement! Le prix de vente (214.2857 Fcfa) d'un Poules / poulets est trop petit. Veuillez confirmer ces informations avec le QG ou apporter les corrections nécessaires.</w:t>
+      </w:r>
+    </w:p>
+    <w:p>
+      <w:r>
+        <w:rPr>
+          <w:b/>
+          <w:color w:val="4672C4"/>
+          <w:sz w:val="22"/>
+        </w:rPr>
+        <w:t>&gt;&gt; Section19 - Equipements agricoles</w:t>
+      </w:r>
+    </w:p>
+    <w:p>
+      <w:pPr>
+        <w:ind w:left="283"/>
+      </w:pPr>
+      <w:r>
+        <w:rPr>
+          <w:sz w:val="20"/>
+        </w:rPr>
+        <w:t xml:space="preserve">- Attention ! Faucheuse a été revendu à 2000 Fcfa qui est relativement élevé par rapport aux autres prix de revente observés dans cette zone. Prière de corriger ou de confirmer avec le QG. </w:t>
+        <w:br/>
+        <w:t>- Attention ! Machette a été revendu à 4000 Fcfa qui est relativement élevé par rapport aux autres prix de revente observés dans cette zone. Prière de corriger ou de confirmer avec le QG.</w:t>
+      </w:r>
+    </w:p>
+    <w:p>
+      <w:r>
+        <w:t>________________________________________________________________________________</w:t>
+      </w:r>
+    </w:p>
+    <w:p>
+      <w:pPr>
+        <w:pStyle w:val="Heading2"/>
+      </w:pPr>
+      <w:r>
+        <w:t>Menage 11</w:t>
+      </w:r>
+    </w:p>
+    <w:tbl>
+      <w:tblPr>
+        <w:tblStyle w:val="TableGrid"/>
+        <w:tblW w:type="auto" w:w="0"/>
+        <w:tblLook w:firstColumn="1" w:firstRow="1" w:lastColumn="0" w:lastRow="0" w:noHBand="0" w:noVBand="1" w:val="04A0"/>
+      </w:tblPr>
+      <w:tblGrid>
+        <w:gridCol w:w="1662"/>
+        <w:gridCol w:w="1662"/>
+        <w:gridCol w:w="1662"/>
+        <w:gridCol w:w="1662"/>
+        <w:gridCol w:w="1662"/>
+        <w:gridCol w:w="1662"/>
+      </w:tblGrid>
+      <w:tr>
+        <w:tc>
+          <w:tcPr>
+            <w:tcW w:type="dxa" w:w="1662"/>
+            <w:shd w:fill="5B9BD5"/>
+          </w:tcPr>
+          <w:p>
+            <w:r>
+              <w:rPr>
+                <w:b/>
+                <w:color w:val="FFFFFF"/>
+                <w:sz w:val="16"/>
+              </w:rPr>
+              <w:t>Interview Key</w:t>
+            </w:r>
+          </w:p>
+        </w:tc>
+        <w:tc>
+          <w:tcPr>
+            <w:tcW w:type="dxa" w:w="1662"/>
+            <w:shd w:fill="5B9BD5"/>
+          </w:tcPr>
+          <w:p>
+            <w:r>
+              <w:rPr>
+                <w:b/>
+                <w:color w:val="FFFFFF"/>
+                <w:sz w:val="16"/>
+              </w:rPr>
+              <w:t>Interview ID</w:t>
+            </w:r>
+          </w:p>
+        </w:tc>
+        <w:tc>
+          <w:tcPr>
+            <w:tcW w:type="dxa" w:w="1662"/>
+            <w:shd w:fill="5B9BD5"/>
+          </w:tcPr>
+          <w:p>
+            <w:r>
+              <w:rPr>
+                <w:b/>
+                <w:color w:val="FFFFFF"/>
+                <w:sz w:val="16"/>
+              </w:rPr>
+              <w:t>ID Agent</w:t>
+            </w:r>
+          </w:p>
+        </w:tc>
+        <w:tc>
+          <w:tcPr>
+            <w:tcW w:type="dxa" w:w="1662"/>
+            <w:shd w:fill="5B9BD5"/>
+          </w:tcPr>
+          <w:p>
+            <w:r>
+              <w:rPr>
+                <w:b/>
+                <w:color w:val="FFFFFF"/>
+                <w:sz w:val="16"/>
+              </w:rPr>
+              <w:t>ID Equipe</w:t>
+            </w:r>
+          </w:p>
+        </w:tc>
+        <w:tc>
+          <w:tcPr>
+            <w:tcW w:type="dxa" w:w="1662"/>
+            <w:shd w:fill="5B9BD5"/>
+          </w:tcPr>
+          <w:p>
+            <w:r>
+              <w:rPr>
+                <w:b/>
+                <w:color w:val="FFFFFF"/>
+                <w:sz w:val="16"/>
+              </w:rPr>
+              <w:t>Agent</w:t>
+            </w:r>
+          </w:p>
+        </w:tc>
+        <w:tc>
+          <w:tcPr>
+            <w:tcW w:type="dxa" w:w="1662"/>
+            <w:shd w:fill="5B9BD5"/>
+          </w:tcPr>
+          <w:p>
+            <w:r>
+              <w:rPr>
+                <w:b/>
+                <w:color w:val="FFFFFF"/>
+                <w:sz w:val="16"/>
+              </w:rPr>
+              <w:t>Chef d'equipe</w:t>
+            </w:r>
+          </w:p>
+        </w:tc>
+      </w:tr>
+      <w:tr>
+        <w:tc>
+          <w:tcPr>
+            <w:tcW w:type="dxa" w:w="1662"/>
+          </w:tcPr>
+          <w:p>
+            <w:r>
+              <w:rPr>
+                <w:sz w:val="14"/>
+              </w:rPr>
+              <w:t>60-19-99-53</w:t>
+            </w:r>
+          </w:p>
+        </w:tc>
+        <w:tc>
+          <w:tcPr>
+            <w:tcW w:type="dxa" w:w="1662"/>
+          </w:tcPr>
+          <w:p>
+            <w:r>
+              <w:rPr>
+                <w:sz w:val="14"/>
+              </w:rPr>
+              <w:t>9f5d10eaea7c4b60816b7f800f32e7d0</w:t>
+            </w:r>
+          </w:p>
+        </w:tc>
+        <w:tc>
+          <w:tcPr>
+            <w:tcW w:type="dxa" w:w="1662"/>
+          </w:tcPr>
+          <w:p>
+            <w:r>
+              <w:rPr>
+                <w:sz w:val="14"/>
+              </w:rPr>
+              <w:t>EQ25_enq3</w:t>
+            </w:r>
+          </w:p>
+        </w:tc>
+        <w:tc>
+          <w:tcPr>
+            <w:tcW w:type="dxa" w:w="1662"/>
+          </w:tcPr>
+          <w:p>
+            <w:r>
+              <w:rPr>
+                <w:sz w:val="14"/>
+              </w:rPr>
+              <w:t>Equipe25</w:t>
+            </w:r>
+          </w:p>
+        </w:tc>
+        <w:tc>
+          <w:tcPr>
+            <w:tcW w:type="dxa" w:w="1662"/>
+          </w:tcPr>
+          <w:p>
+            <w:r>
+              <w:rPr>
+                <w:sz w:val="14"/>
+              </w:rPr>
+              <w:t>Yaye Fatou FALL</w:t>
+            </w:r>
+          </w:p>
+        </w:tc>
+        <w:tc>
+          <w:tcPr>
+            <w:tcW w:type="dxa" w:w="1662"/>
+          </w:tcPr>
+          <w:p>
+            <w:r>
+              <w:rPr>
+                <w:sz w:val="14"/>
+              </w:rPr>
+              <w:t>Modou DIONE</w:t>
+            </w:r>
+          </w:p>
+        </w:tc>
+      </w:tr>
+    </w:tbl>
+    <w:p/>
+    <w:tbl>
+      <w:tblPr>
+        <w:tblStyle w:val="TableGrid"/>
+        <w:tblW w:type="auto" w:w="0"/>
+        <w:tblLook w:firstColumn="1" w:firstRow="1" w:lastColumn="0" w:lastRow="0" w:noHBand="0" w:noVBand="1" w:val="04A0"/>
+      </w:tblPr>
+      <w:tblGrid>
+        <w:gridCol w:w="3324"/>
+        <w:gridCol w:w="3324"/>
+        <w:gridCol w:w="3324"/>
+      </w:tblGrid>
+      <w:tr>
+        <w:tc>
+          <w:tcPr>
+            <w:tcW w:type="dxa" w:w="3324"/>
+            <w:shd w:fill="70AD47"/>
+          </w:tcPr>
+          <w:p>
+            <w:r>
+              <w:rPr>
+                <w:b/>
+                <w:color w:val="FFFFFF"/>
+                <w:sz w:val="18"/>
+              </w:rPr>
+              <w:t>Chef de Menage</w:t>
+            </w:r>
+          </w:p>
+        </w:tc>
+        <w:tc>
+          <w:tcPr>
+            <w:tcW w:type="dxa" w:w="3324"/>
+            <w:shd w:fill="70AD47"/>
+          </w:tcPr>
+          <w:p>
+            <w:r>
+              <w:rPr>
+                <w:b/>
+                <w:color w:val="FFFFFF"/>
+                <w:sz w:val="18"/>
+              </w:rPr>
+              <w:t>Quartier/Village (s00q05)</w:t>
+            </w:r>
+          </w:p>
+        </w:tc>
+        <w:tc>
+          <w:tcPr>
+            <w:tcW w:type="dxa" w:w="3324"/>
+            <w:shd w:fill="70AD47"/>
+          </w:tcPr>
+          <w:p>
+            <w:r>
+              <w:rPr>
+                <w:b/>
+                <w:color w:val="FFFFFF"/>
+                <w:sz w:val="18"/>
+              </w:rPr>
+              <w:t>Localisation GPS</w:t>
+            </w:r>
+          </w:p>
+        </w:tc>
+      </w:tr>
+      <w:tr>
+        <w:tc>
+          <w:tcPr>
+            <w:tcW w:type="dxa" w:w="3324"/>
+          </w:tcPr>
+          <w:p>
+            <w:r>
+              <w:rPr>
+                <w:sz w:val="18"/>
+              </w:rPr>
+              <w:t>ADAM KAMBY</w:t>
+            </w:r>
+          </w:p>
+        </w:tc>
+        <w:tc>
+          <w:tcPr>
+            <w:tcW w:type="dxa" w:w="3324"/>
+          </w:tcPr>
+          <w:p>
+            <w:r>
+              <w:rPr>
+                <w:sz w:val="18"/>
+              </w:rPr>
+              <w:t>N/A</w:t>
+            </w:r>
+          </w:p>
+        </w:tc>
+        <w:tc>
+          <w:tcPr>
+            <w:tcW w:type="dxa" w:w="3324"/>
+          </w:tcPr>
+          <w:p>
+            <w:r/>
+            <w:hyperlink r:id="rId15">
+              <w:r>
+                <w:rPr>
+                  <w:color w:val="0563C1"/>
+                  <w:u w:val="single"/>
+                </w:rPr>
+                <w:t>lamarame kamby</w:t>
+              </w:r>
+            </w:hyperlink>
+          </w:p>
+        </w:tc>
+      </w:tr>
+    </w:tbl>
+    <w:p/>
+    <w:p>
+      <w:r>
+        <w:rPr>
+          <w:b/>
+          <w:color w:val="4672C4"/>
+          <w:sz w:val="22"/>
+        </w:rPr>
+        <w:t>&gt;&gt; Section1 - Caracteristiques des membres</w:t>
+      </w:r>
+    </w:p>
+    <w:p>
+      <w:pPr>
+        <w:ind w:left="283"/>
+      </w:pPr>
+      <w:r>
+        <w:rPr>
+          <w:sz w:val="20"/>
+        </w:rPr>
+        <w:t xml:space="preserve">- Attention ! Le montant (6500 Fcfa) dépensé ou reçu en cadeau pour les recharges internet ou de forfaits de données mobiles(hors appels vocaux), aucours des 30 derniers jours de  ADAME KAMBY est relativement élevé par rapport aux autres montants depansés observés dans cette zone. Prière de corriger ou de confirmer avec le QG. </w:t>
+        <w:br/>
+        <w:t xml:space="preserve">- Les informations sur l'acte de naissance (ni Jours, ni mois et ni années) de  Ndiack ndiaye  manquent, s'il vous plait pouvez-vous fournir d'effort pour avoir ces informations. </w:t>
+        <w:br/>
+        <w:t xml:space="preserve">- Les informations sur l'acte de naissance (ni Jours, ni mois et ni années) de  Seynabou faye  manquent, s'il vous plait pouvez-vous fournir d'effort pour avoir ces informations. </w:t>
+        <w:br/>
+        <w:t>- Les informations sur l'acte de naissance (ni Jours, ni mois et ni années) de  souleymane mbodji  manquent, s'il vous plait pouvez-vous fournir d'effort pour avoir ces informations.</w:t>
+      </w:r>
+    </w:p>
+    <w:p>
+      <w:r>
+        <w:rPr>
+          <w:b/>
+          <w:color w:val="4672C4"/>
+          <w:sz w:val="22"/>
+        </w:rPr>
+        <w:t>&gt;&gt; Section2 - Education</w:t>
+      </w:r>
+    </w:p>
+    <w:p>
+      <w:pPr>
+        <w:ind w:left="283"/>
+      </w:pPr>
+      <w:r>
+        <w:rPr>
+          <w:sz w:val="20"/>
+        </w:rPr>
+        <w:t xml:space="preserve">- Peu probable! ADAME KAMBY  n'arrive pas  à comprendre un petit texte lu dans une langue locale (s02q03). Veuillez corriger ou donner des explications au QG. Peu probable! ADAME KAMBY  ne sait ni lire, ni écrire, ni comprendre dans aucune des langues  (s02q01,s02q02,s02q03). Veuillez corriger ou donner des explications au QG. </w:t>
+        <w:br/>
+        <w:t xml:space="preserve">- Peu probable! Ndiack ndiaye  n'arrive pas  à comprendre un petit texte lu dans une langue locale (s02q03). Veuillez corriger ou donner des explications au QG. </w:t>
+        <w:br/>
+        <w:t xml:space="preserve">- Peu probable! Seynabou faye  n'arrive pas  à comprendre un petit texte lu dans une langue locale (s02q03). Veuillez corriger ou donner des explications au QG. </w:t>
+        <w:br/>
+        <w:t xml:space="preserve">- Peu probable! gorgui mbodji  n'arrive pas  à comprendre un petit texte lu dans une langue locale (s02q03). Veuillez corriger ou donner des explications au QG. </w:t>
+        <w:br/>
+        <w:t xml:space="preserve">- Peu probable! mbagnick mbodji  n'arrive pas  à comprendre un petit texte lu dans une langue locale (s02q03). Veuillez corriger ou donner des explications au QG. </w:t>
+        <w:br/>
+        <w:t xml:space="preserve">- Peu probable! pape fara mbodji  n'arrive pas  à comprendre un petit texte lu dans une langue locale (s02q03). Veuillez corriger ou donner des explications au QG. </w:t>
+        <w:br/>
+        <w:t>- Peu probable! souleymane mbodji  n'arrive pas  à comprendre un petit texte lu dans une langue locale (s02q03). Veuillez corriger ou donner des explications au QG. Attention ! Le frais de scolarité (15000 Fcfa) de souleymane mbodji en 3ème année de Secondaire 1 (Moyen) Général est relativement élevé par rapport aux autres frais de scolarités observés dans cette zone. Prière de corriger ou de confirmer avec le QG.</w:t>
+      </w:r>
+    </w:p>
+    <w:p>
+      <w:r>
+        <w:rPr>
+          <w:b/>
+          <w:color w:val="4672C4"/>
+          <w:sz w:val="22"/>
+        </w:rPr>
+        <w:t>&gt;&gt; Section4a - Emploi</w:t>
+      </w:r>
+    </w:p>
+    <w:p>
+      <w:pPr>
+        <w:ind w:left="283"/>
+      </w:pPr>
+      <w:r>
+        <w:rPr>
+          <w:sz w:val="20"/>
+        </w:rPr>
+        <w:t xml:space="preserve">- Avertissement! ADAME KAMBY est trop âgé ou en retraite mais il a moins de 58 ans, prière de corriger. </w:t>
+        <w:br/>
+        <w:t>- Avertissement! Généralement les jeunes hommes (10 à 25ans) font des travaux ménager soit apprendre les enfants à reviser leurs léçons ou d'autres cours, souleymane mbodji n'a consacré aucune heure pour les travaux cités en s04q01, s04q02, s04q03, s04q04, s04q05, s04q06, s04q07 et s04q08.Prière de regarder pour corriger ou confirmer avec le QG.</w:t>
+      </w:r>
+    </w:p>
+    <w:p>
+      <w:r>
+        <w:rPr>
+          <w:b/>
+          <w:color w:val="4672C4"/>
+          <w:sz w:val="22"/>
+        </w:rPr>
+        <w:t>&gt;&gt; Section4b - Emploi - Activite principale</w:t>
+      </w:r>
+    </w:p>
+    <w:p>
+      <w:pPr>
+        <w:ind w:left="283"/>
+      </w:pPr>
+      <w:r>
+        <w:rPr>
+          <w:sz w:val="20"/>
+        </w:rPr>
+        <w:t xml:space="preserve">- ||  mbagnick mbodji est un agriculteur dans un milieu rural donc il travaille principalement  pour son propre compte ou contribue à une entreprise familiale, prière de regarder la question s04q46.  Incohérence! mbagnick mbodji  evolue dans l'agriculture mais est  considéré comme salarié ou stagiaire/apprenti non renuméré, prière de revoir la question s04q46 et corriger. Avertissement!!! mbagnick mbodji enquêté dans l'emploi principale n'a pas declaré son salaire prière de fournir plus d'effort pour lui demander son salire, vous pouvez utiliser des stratégies pour faire une estimation ou demander des conseils au QG. Avertissement!!! mbagnick mbodji enquêté dans l'emploi principale n'a pas declaré son revenu prière de fournir plus d'effort pour lui demander son revenu, vous pouvez utiliser des stratégies pour faire une estimation ou demander des conseils au QG. </w:t>
+        <w:br/>
+        <w:t xml:space="preserve">-  pape fara mbodji est un agriculteur dans un milieu rural donc il travaille principalement  pour son propre compte ou contribue à une entreprise familiale, prière de regarder la question s04q46.  Incohérence! pape fara mbodji  evolue dans l'agriculture mais est  considéré comme salarié ou stagiaire/apprenti non renuméré, prière de revoir la question s04q46 et corriger. Avertissement!!! pape fara mbodji enquêté dans l'emploi principale n'a pas declaré son salaire prière de fournir plus d'effort pour lui demander son salire, vous pouvez utiliser des stratégies pour faire une estimation ou demander des conseils au QG. Avertissement!!! pape fara mbodji enquêté dans l'emploi principale n'a pas declaré son revenu prière de fournir plus d'effort pour lui demander son revenu, vous pouvez utiliser des stratégies pour faire une estimation ou demander des conseils au QG. </w:t>
+        <w:br/>
+        <w:t>-  souleymane mbodji est un agriculteur dans un milieu rural donc il travaille principalement  pour son propre compte ou contribue à une entreprise familiale, prière de regarder la question s04q46.  Incohérence! souleymane mbodji  evolue dans l'agriculture mais est  considéré comme salarié ou stagiaire/apprenti non renuméré, prière de revoir la question s04q46 et corriger. Avertissement!!! souleymane mbodji enquêté dans l'emploi principale n'a pas declaré son salaire prière de fournir plus d'effort pour lui demander son salire, vous pouvez utiliser des stratégies pour faire une estimation ou demander des conseils au QG. Avertissement!!! souleymane mbodji enquêté dans l'emploi principale n'a pas declaré son revenu prière de fournir plus d'effort pour lui demander son revenu, vous pouvez utiliser des stratégies pour faire une estimation ou demander des conseils au QG.</w:t>
+      </w:r>
+    </w:p>
+    <w:p>
+      <w:r>
+        <w:rPr>
+          <w:b/>
+          <w:color w:val="4672C4"/>
+          <w:sz w:val="22"/>
+        </w:rPr>
+        <w:t>&gt;&gt; Section4c - Emploi - Activite secondaire</w:t>
+      </w:r>
+    </w:p>
+    <w:p>
+      <w:pPr>
+        <w:ind w:left="283"/>
+      </w:pPr>
+      <w:r>
+        <w:rPr>
+          <w:sz w:val="20"/>
+        </w:rPr>
+        <w:t>- Avertissement!!! la branche d'activité de ADAME KAMBY est identique dans l'emploi principale et secondaire, prière de confirmer cette information avec le QG ou de corriger. Avertissement!!! les informations de ADAME KAMBY sur le nombre de mois, jours ou heures de son emploi secondaire sont superieur a celles de son emploi principal , veuillez corriger ou confirmer aupres du QG.</w:t>
+      </w:r>
+    </w:p>
+    <w:p>
+      <w:r>
+        <w:rPr>
+          <w:b/>
+          <w:color w:val="4672C4"/>
+          <w:sz w:val="22"/>
+        </w:rPr>
+        <w:t>&gt;&gt; Section7b - Consommation alimentaire - 7 jours</w:t>
+      </w:r>
+    </w:p>
+    <w:p>
+      <w:pPr>
+        <w:ind w:left="283"/>
+      </w:pPr>
+      <w:r>
+        <w:rPr>
+          <w:sz w:val="20"/>
+        </w:rPr>
+        <w:t>- Attention ! Le prix unitaire d'achat (1200 Fcfa) de Huile de soja  en Litre (taille unique) est relativement élevé par rapport aux autres prix observés dans cette zone. Prière de corriger ou de confirmer avec le QG. Attention ! Le prix unitaire d'achat (25 Fcfa) de Piment séché en Sachets (Petit) est relativement faible par rapport aux autres prix observés dans cette zone. Prière de corriger ou de confirmer avec le QG. Attention ! Le prix unitaire d'achat (800 Fcfa) de Oignon frais en Kg (taille unique) est relativement élevé par rapport aux autres prix observés dans cette zone. Prière de corriger ou de confirmer avec le QG. Avertissement!!! Le ménage a consommé 7 Paquet Petit de Thé en sachet, cette quantité semble anormale pour une consommation des 7 derniers jours.Prière de corriger ou de confirmer avec le QG. Avertissement!! le prix unitaire (100 Fcfa) de Thé en sachet (unité: Paquet) de taille Petit est très faible ou élevé. Prière de corriger ou de confirmer avec le QG. Avertissement!!! Le ménage a consommé 8 Morceau (Portion) Moyen de Carpe séchée, cette quantité semble anormale pour une consommation des 7 derniers jours.Prière de corriger ou de confirmer avec le QG. Incohérence!! Dans ce ménage, chaque individus consomme par jour 58.01266 Kg  de cereale; Prière de revoir les quantités prises de ces produits. Incohérence!! Dans ce ménage, chaque individus consomme par jour 58.01266 Kg  de cereale; Prière de revoir les quantités prises de ces produits. Le prix d'achat unitaire (150 Fcfa) de Maïs en grain en Kg de taille  taille unique  est très faible, prière de regarder les reponses prises dans les questions s07bq07a s07bq07b s07bq07c s07bq08 pour mieux corriger. Le prix d'achat unitaire (500 Fcfa) de Sel en Sac (5 Kg) de taille taille unique est très faible, prière de regarder les reponses prises dans les questions s07bq07a s07bq07b s07bq07c s07bq08 pour mieux corriger.</w:t>
+      </w:r>
+    </w:p>
+    <w:p>
+      <w:r>
+        <w:rPr>
+          <w:b/>
+          <w:color w:val="4672C4"/>
+          <w:sz w:val="22"/>
+        </w:rPr>
+        <w:t>&gt;&gt; Section9d - Depenses non-alimentaires - 3 mois</w:t>
+      </w:r>
+    </w:p>
+    <w:p>
+      <w:pPr>
+        <w:ind w:left="283"/>
+      </w:pPr>
+      <w:r>
+        <w:rPr>
+          <w:sz w:val="20"/>
+        </w:rPr>
+        <w:t>- Difficile pour un ménage de ne pas avoir effectué de dépenses au cours de 3 derniers mois sur les produits/services cités (Section 9D), prière de revoir la section pour ce ménage.</w:t>
+      </w:r>
+    </w:p>
+    <w:p>
+      <w:r>
+        <w:rPr>
+          <w:b/>
+          <w:color w:val="4672C4"/>
+          <w:sz w:val="22"/>
+        </w:rPr>
+        <w:t>&gt;&gt; Section10a - Existence entreprise non agricole</w:t>
+      </w:r>
+    </w:p>
+    <w:p>
+      <w:pPr>
+        <w:ind w:left="283"/>
+      </w:pPr>
+      <w:r>
+        <w:rPr>
+          <w:sz w:val="20"/>
+        </w:rPr>
+        <w:t>- Avertissement!!! Le ménage de ADAM KAMBY a comme taille 7 personnes dont ils vivent à KAOLACK Rural et aucune d'entre ne possède une entreprise non agricole, prière de revoir cette partie de la section 10 de ce menage.</w:t>
+      </w:r>
+    </w:p>
+    <w:p>
+      <w:r>
+        <w:rPr>
+          <w:b/>
+          <w:color w:val="4672C4"/>
+          <w:sz w:val="22"/>
+        </w:rPr>
+        <w:t>&gt;&gt; Section12 - Actifs du menage</w:t>
+      </w:r>
+    </w:p>
+    <w:p>
+      <w:pPr>
+        <w:ind w:left="283"/>
+      </w:pPr>
+      <w:r>
+        <w:rPr>
+          <w:sz w:val="20"/>
+        </w:rPr>
+        <w:t>- Attention ! Bonbonne de gaz a été achété à 25000 Fcfa est relativement élevé par rapport aux autres prix d'achat observés dans cette zone. Prière de corriger ou de confirmer avec le QG.</w:t>
+      </w:r>
+    </w:p>
+    <w:p>
+      <w:r>
+        <w:rPr>
+          <w:b/>
+          <w:color w:val="4672C4"/>
+          <w:sz w:val="22"/>
+        </w:rPr>
+        <w:t>&gt;&gt; Section14 - Chocs</w:t>
+      </w:r>
+    </w:p>
+    <w:p>
+      <w:pPr>
+        <w:ind w:left="283"/>
+      </w:pPr>
+      <w:r>
+        <w:rPr>
+          <w:sz w:val="20"/>
+        </w:rPr>
+        <w:t>- Avertissement!! Le ménage n'a été négativement affecté par aucun des problèmes donnés dans la section 14. Confirmez vous cette information avec le QG?</w:t>
+      </w:r>
+    </w:p>
+    <w:p>
+      <w:r>
+        <w:rPr>
+          <w:b/>
+          <w:color w:val="4672C4"/>
+          <w:sz w:val="22"/>
+        </w:rPr>
+        <w:t>&gt;&gt; Section15 - Filets sociaux</w:t>
+      </w:r>
+    </w:p>
+    <w:p>
+      <w:pPr>
+        <w:ind w:left="283"/>
+      </w:pPr>
+      <w:r>
+        <w:rPr>
+          <w:sz w:val="20"/>
+        </w:rPr>
+        <w:t>- Le mois ou l'année que le ménage a réçu pour Don de moustiquaire imprégnée doivent être renseigner. Prière de reneigner.</w:t>
+      </w:r>
+    </w:p>
+    <w:p>
+      <w:r>
+        <w:rPr>
+          <w:b/>
+          <w:color w:val="4672C4"/>
+          <w:sz w:val="22"/>
+        </w:rPr>
+        <w:t>&gt;&gt; Section16a - Champs et parcelles</w:t>
+      </w:r>
+    </w:p>
+    <w:p>
+      <w:pPr>
+        <w:ind w:left="283"/>
+      </w:pPr>
+      <w:r>
+        <w:rPr>
+          <w:sz w:val="20"/>
+        </w:rPr>
+        <w:t xml:space="preserve">- Avertissement!! Le champs a comme nom (Champ1) qui ne semble pas être un bon nom ou contient des lettres, prière de mettre le vrai nom du champs. La parcelle parcel de mil n'a pas été mésurée pour des raisons comme qu'elle est trop petite, GPS en panne et que le Ménage indisponible. Nous vous rappelons que ces raisons ne passent pas pour la non mesure des parcelles prière de les mésurer. Le document légal (titre, acte, certificat etc. ) qui affirme votre possession de la parcelle parcel de mil est  et semble exister dans les modalités, prière de prendre attache avec le QG pour plus d'explication afin de la classer bien. </w:t>
+        <w:br/>
+        <w:t xml:space="preserve">- Avertissement!! Le champs a comme nom (Champ1) qui ne semble pas être un bon nom ou contient des lettres, prière de mettre le vrai nom du champs. La parcelle parcel d’arachide n'a pas été mésurée pour des raisons comme qu'elle est trop petite, GPS en panne et que le Ménage indisponible. Nous vous rappelons que ces raisons ne passent pas pour la non mesure des parcelles prière de les mésurer. Le document légal (titre, acte, certificat etc. ) qui affirme votre possession de la parcelle parcel d’arachide est  et semble exister dans les modalités, prière de prendre attache avec le QG pour plus d'explication afin de la classer bien. </w:t>
+        <w:br/>
+        <w:t>- Avertissement!! Le champs a comme nom (Champ1) qui ne semble pas être un bon nom ou contient des lettres, prière de mettre le vrai nom du champs. La superficie de la parcelle plants(menth,salade,poivron) selon l'exploitant est de 1 Mètre Carré (m^2) qui semble faible ou l'estimation ne semble pas bonne. Prière de corriger. La parcelle plants(menth,salade,poivron) n'a pas été mésurée pour des raisons comme qu'elle est trop petite, GPS en panne et que le Ménage indisponible. Nous vous rappelons que ces raisons ne passent pas pour la non mesure des parcelles prière de les mésurer.</w:t>
+      </w:r>
+    </w:p>
+    <w:p>
+      <w:r>
+        <w:rPr>
+          <w:b/>
+          <w:color w:val="4672C4"/>
+          <w:sz w:val="22"/>
+        </w:rPr>
+        <w:t>&gt;&gt; Section16c - Cultures</w:t>
+      </w:r>
+    </w:p>
+    <w:p>
+      <w:pPr>
+        <w:ind w:left="283"/>
+      </w:pPr>
+      <w:r>
+        <w:rPr>
+          <w:sz w:val="20"/>
+        </w:rPr>
+        <w:t>- Le pourcentage qui reste à recolter pour ces cultures est de 100% c'est-à-dire que la recolte n'a pas commencé pour ces cultures, prière de regarder les questions (s16Cq11 s16Cq12) ou corriger.</w:t>
+      </w:r>
+    </w:p>
+    <w:p>
+      <w:r>
+        <w:rPr>
+          <w:b/>
+          <w:color w:val="4672C4"/>
+          <w:sz w:val="22"/>
+        </w:rPr>
+        <w:t>&gt;&gt; Section19 - Equipements agricoles</w:t>
+      </w:r>
+    </w:p>
+    <w:p>
+      <w:pPr>
+        <w:ind w:left="283"/>
+      </w:pPr>
+      <w:r>
+        <w:rPr>
+          <w:sz w:val="20"/>
+        </w:rPr>
+        <w:t>- Prière de renseigner toutes les questions de la section 19, prière de prendre Non (s19q03) au cas ou le ménage ne possède cet article au lieu de laisser le champs non renseigner. Le ménage a utilisé Houe asine qu'il ne possède pas mais qui a loué auprès d'une coopérative ou d'un autre ménage, il a payé 0 FCFA. Prière de fournir d'effort pour estimer la valeur payé après utilisation. Le ménage a utilisé Houe asine qu'il ne possède pas mais a loué auprès d'une coopérative ou d'un autre ménage et a payé (0 FCFA) qui semble élevé ou faible, prière de corriger ou confirmer auprès du QG.</w:t>
       </w:r>
     </w:p>
     <w:p>
@@ -2220,7 +6567,7 @@
           </w:tcPr>
           <w:p>
             <w:r/>
-            <w:hyperlink r:id="rId11">
+            <w:hyperlink r:id="rId16">
               <w:r>
                 <w:rPr>
                   <w:color w:val="0563C1"/>
@@ -2387,7 +6734,7 @@
         <w:rPr>
           <w:sz w:val="20"/>
         </w:rPr>
-        <w:t>- Le ménage a consommé  mais les informations sur la quantité, l'unité ou la taille ne sont pas renseignées.Prière de renseigner. Le ménage a consommé Ail mais les informations sur la quantité, l'unité ou la taille ne sont pas renseignées.Prière de renseigner. Le ménage a consommé Arachides décortiquées mais les informations sur la quantité, l'unité ou la taille ne sont pas renseignées.Prière de renseigner. Le ménage a consommé Aubergine   mais les informations sur la quantité, l'unité ou la taille ne sont pas renseignées.Prière de renseigner. Le ménage a consommé Aubergine sauvage  mais les informations sur la quantité, l'unité ou la taille ne sont pas renseignées.Prière de renseigner. Le ménage a consommé Banane douce mais les informations sur la quantité, l'unité ou la taille ne sont pas renseignées.Prière de renseigner. Le ménage a consommé Biscuits mais les informations sur la quantité, l'unité ou la taille ne sont pas renseignées.Prière de renseigner. Le ménage a consommé Café moulu mais les informations sur la quantité, l'unité ou la taille ne sont pas renseignées.Prière de renseigner. Le ménage a consommé Capitaine frais mais les informations sur la quantité, l'unité ou la taille ne sont pas renseignées.Prière de renseigner. Le ménage a consommé Carotte mais les informations sur la quantité, l'unité ou la taille ne sont pas renseignées.Prière de renseigner. Le ménage a consommé Choux mais les informations sur la quantité, l'unité ou la taille ne sont pas renseignées.Prière de renseigner. Le ménage a consommé Citron mais les informations sur la quantité, l'unité ou la taille ne sont pas renseignées.Prière de renseigner. Le ménage a consommé Concentré de tomate mais les informations sur la quantité, l'unité ou la taille ne sont pas renseignées.Prière de renseigner. Le ménage a consommé Courge mais les informations sur la quantité, l'unité ou la taille ne sont pas renseignées.Prière de renseigner. Le ménage a consommé Cube alimentaire (Maggi, Jumbo, ) mais les informations sur la quantité, l'unité ou la taille ne sont pas renseignées.Prière de renseigner. Le ménage a consommé Feuilles de Fakoye (Feuille de corete) mais les informations sur la quantité, l'unité ou la taille ne sont pas renseignées.Prière de renseigner. Le ménage a consommé Feuilles de patate mais les informations sur la quantité, l'unité ou la taille ne sont pas renseignées.Prière de renseigner. Le ménage a consommé Fruit de baobab (pain de singe) mais les informations sur la quantité, l'unité ou la taille ne sont pas renseignées.Prière de renseigner. Le ménage a consommé Huile de soja  mais les informations sur la quantité, l'unité ou la taille ne sont pas renseignées.Prière de renseigner. Le ménage a consommé Lait en poudre mais les informations sur la quantité, l'unité ou la taille ne sont pas renseignées.Prière de renseigner. Le ménage a consommé Manioc en tubercules mais les informations sur la quantité, l'unité ou la taille ne sont pas renseignées.Prière de renseigner. Le ménage a consommé Mayonnaise mais les informations sur la quantité, l'unité ou la taille ne sont pas renseignées.Prière de renseigner. Le ménage a consommé Maïs en grain mais les informations sur la quantité, l'unité ou la taille ne sont pas renseignées.Prière de renseigner. Le ménage a consommé Mil mais les informations sur la quantité, l'unité ou la taille ne sont pas renseignées.Prière de renseigner. Le ménage a consommé Moutarde mais les informations sur la quantité, l'unité ou la taille ne sont pas renseignées.Prière de renseigner. Le ménage a consommé Mâchoiron séchée (Kon) mais les informations sur la quantité, l'unité ou la taille ne sont pas renseignées.Prière de renseigner. Le ménage a consommé Oignon frais mais les informations sur la quantité, l'unité ou la taille ne sont pas renseignées.Prière de renseigner. Le ménage a consommé Orange  mais les informations sur la quantité, l'unité ou la taille ne sont pas renseignées.Prière de renseigner. Le ménage a consommé Pain moderne (Baguette) mais les informations sur la quantité, l'unité ou la taille ne sont pas renseignées.Prière de renseigner. Le ménage a consommé Pain traditionnel (Baguette) mais les informations sur la quantité, l'unité ou la taille ne sont pas renseignées.Prière de renseigner. Le ménage a consommé Patate douce mais les informations sur la quantité, l'unité ou la taille ne sont pas renseignées.Prière de renseigner. Le ménage a consommé Piment frais mais les informations sur la quantité, l'unité ou la taille ne sont pas renseignées.Prière de renseigner. Le ménage a consommé Piment séché mais les informations sur la quantité, l'unité ou la taille ne sont pas renseignées.Prière de renseigner. Le ménage a consommé Poireau mais les informations sur la quantité, l'unité ou la taille ne sont pas renseignées.Prière de renseigner. Le ménage a consommé Poisson de mer séché (yayeboye) mais les informations sur la quantité, l'unité ou la taille ne sont pas renseignées.Prière de renseigner. Le ménage a consommé Poisson fumé type 4 mais les informations sur la quantité, l'unité ou la taille ne sont pas renseignées.Prière de renseigner. Le ménage a consommé Poivre mais les informations sur la quantité, l'unité ou la taille ne sont pas renseignées.Prière de renseigner. Le ménage a consommé Poivron frais mais les informations sur la quantité, l'unité ou la taille ne sont pas renseignées.Prière de renseigner. Le ménage a consommé Poulet sur pied mais les informations sur la quantité, l'unité ou la taille ne sont pas renseignées.Prière de renseigner. Le ménage a consommé Pâte d'arachide mais les informations sur la quantité, l'unité ou la taille ne sont pas renseignées.Prière de renseigner. Le ménage a consommé Riz local fumé (malo-woussou) mais les informations sur la quantité, l'unité ou la taille ne sont pas renseignées.Prière de renseigner. Le ménage a consommé Salade (laitue) mais les informations sur la quantité, l'unité ou la taille ne sont pas renseignées.Prière de renseigner. Le ménage a consommé Sel mais les informations sur la quantité, l'unité ou la taille ne sont pas renseignées.Prière de renseigner. Difficile de consommer le Sel en   prière de verifier. Le ménage a consommé Soumbala (moutarde africaine) mais les informations sur la quantité, l'unité ou la taille ne sont pas renseignées.Prière de renseigner. Le ménage a consommé Spaghettis mais les informations sur la quantité, l'unité ou la taille ne sont pas renseignées.Prière de renseigner. Le ménage a consommé Sucre en poudre  mais les informations sur la quantité, l'unité ou la taille ne sont pas renseignées.Prière de renseigner. Le ménage a consommé Thé en sachet mais les informations sur la quantité, l'unité ou la taille ne sont pas renseignées.Prière de renseigner. Avertissement!!! Le ménage a consommé .a   de Thé en sachet, cette quantité semble anormale pour une consommation des 7 derniers jours.Les ménages consomment géneralement en sachet ou en paquet, prière de corriger ou de confirmer avec le QG. Le ménage a consommé Vinaigre de vin mais les informations sur la quantité, l'unité ou la taille ne sont pas renseignées.Prière de renseigner. Le ménage a consommé Œufs frais mais les informations sur la quantité, l'unité ou la taille ne sont pas renseignées.Prière de renseigner.</w:t>
+        <w:t>- Avertissement!! La quantité (5.25 litre) du produit Huile de soja  consommée  par le ménage semble très élevé, prière de corriger ou confirmer avec le QG. Avertissement!!! Le ménage a consommé 4 Cuillère Moyen de Pâte d'arachide, cette quantité semble anormale pour une consommation des 7 derniers jours. Etes vous sur d'avoir selectionner la bonne unitée ? prière de verifier et corriger. Avertissement!!! Le ménage a consommé 7 Paquet Petit de Thé en sachet, cette quantité semble anormale pour une consommation des 7 derniers jours.Prière de corriger ou de confirmer avec le QG. Avertissement!! le prix unitaire (100 Fcfa) de Thé en sachet (unité: Paquet) de taille Petit est très faible ou élevé. Prière de corriger ou de confirmer avec le QG. Incohérence!! Dans ce ménage, chaque individus consomme par jour 33.9026 Kg  de cereale; Prière de revoir les quantités prises de ces produits. Incohérence!! Dans ce ménage, chaque individus consomme par jour 33.9026 Kg  de cereale; Prière de revoir les quantités prises de ces produits. Incohérence!! Dans ce ménage, chaque individus consomme par jour 33.9026 Kg  de cereale; Prière de revoir les quantités prises de ces produits.</w:t>
       </w:r>
     </w:p>
     <w:p>
@@ -2418,7 +6765,7 @@
           <w:color w:val="4672C4"/>
           <w:sz w:val="22"/>
         </w:rPr>
-        <w:t>&gt;&gt; Section11 - Caracteristiques logement</w:t>
+        <w:t>&gt;&gt; Section12 - Actifs du menage</w:t>
       </w:r>
     </w:p>
     <w:p>
@@ -2429,27 +6776,8 @@
         <w:rPr>
           <w:sz w:val="20"/>
         </w:rPr>
-        <w:t>- Avertissement!! Le temps cela prend au ménage (en minutes) pour s’approvisionner (acheter/ramasser) cette source d’énergie semble élevé ou égal à 0, prière de corriger ou confirmer avec le QG.</w:t>
-      </w:r>
-    </w:p>
-    <w:p>
-      <w:r>
-        <w:rPr>
-          <w:b/>
-          <w:color w:val="4672C4"/>
-          <w:sz w:val="22"/>
-        </w:rPr>
-        <w:t>&gt;&gt; Section12 - Actifs du menage</w:t>
-      </w:r>
-    </w:p>
-    <w:p>
-      <w:pPr>
-        <w:ind w:left="283"/>
-      </w:pPr>
-      <w:r>
-        <w:rPr>
-          <w:sz w:val="20"/>
-        </w:rPr>
+        <w:t xml:space="preserve">- Attention ! Réchaud (plaque) à gaz ou électrique a été achété à 15000 Fcfa est relativement élevé par rapport aux autres prix d'achat observés dans cette zone. Prière de corriger ou de confirmer avec le QG. Attention ! Réchaud (plaque) à gaz ou électrique a été revendu à 10000 Fcfa qui est relativement élevé par rapport aux autres prix de revente observés dans cette zone. Prière de corriger ou de confirmer avec le QG. </w:t>
+        <w:br/>
         <w:t>- Avertissement!!! Le prix d'achat (5000) de l'article  Antenne parabolique / décodeur est inférieur aux prix de revente (10000)  avec l'âge du bien atteignant 3 ans. Prière de vérifier ou confirmer avec l'enquêté et mettre les bonnes valeurs après verification, s'il le faut.</w:t>
       </w:r>
     </w:p>
@@ -2492,9 +6820,9 @@
         <w:rPr>
           <w:sz w:val="20"/>
         </w:rPr>
-        <w:t xml:space="preserve">- Avertissement!! Le champs a comme nom (champs de mil 2 ehect) qui ne semble pas être un bon nom ou contient des lettres, prière de mettre le vrai nom du champs. Avertissement!! La parcelle a comme nom (parcelle 1) qui ne semble pas être un bon nom ou contient des lettres, prière de mettre le vrai nom de la parcelle. Le document légal (titre, acte, certificat etc. ) qui affirme votre possession de la parcelle parcelle 1 est  et semble exister dans les modalités, prière de prendre attache avec le QG pour plus d'explication afin de la classer bien. </w:t>
+        <w:t xml:space="preserve">- Avertissement!! Le champs a comme nom (champs de mil 2 ehect) qui ne semble pas être un bon nom ou contient des lettres, prière de mettre le vrai nom du champs. Avertissement!! La parcelle a comme nom (parcelle 1) qui ne semble pas être un bon nom ou contient des lettres, prière de mettre le vrai nom de la parcelle. La parcelle parcelle 1 n'a pas été mésurée pour des raisons comme qu'elle est trop petite, GPS en panne et que le Ménage indisponible. Nous vous rappelons que ces raisons ne passent pas pour la non mesure des parcelles prière de les mésurer. Le document légal (titre, acte, certificat etc. ) qui affirme votre possession de la parcelle parcelle 1 est  et semble exister dans les modalités, prière de prendre attache avec le QG pour plus d'explication afin de la classer bien. </w:t>
         <w:br/>
-        <w:t>- Avertissement!! Le champs a comme nom (champs de mil 2 ehect) qui ne semble pas être un bon nom ou contient des lettres, prière de mettre le vrai nom du champs. Avertissement!! La parcelle a comme nom (parcelle 1) qui ne semble pas être un bon nom ou contient des lettres, prière de mettre le vrai nom de la parcelle. Nous constatons que la question qui porte sur la mésure du champs de la parcelle parcelle 1 n'a pas été renseigné, la collecte était-il encours ou s'agit-il de quoi ? prière de verifier et corriger. Le document légal (titre, acte, certificat etc. ) qui affirme votre possession de la parcelle parcelle 1 est  et semble exister dans les modalités, prière de prendre attache avec le QG pour plus d'explication afin de la classer bien.</w:t>
+        <w:t>- Avertissement!! Le champs a comme nom (champs de mil 2 ehect) qui ne semble pas être un bon nom ou contient des lettres, prière de mettre le vrai nom du champs. Avertissement!! La parcelle a comme nom (parcelle 1) qui ne semble pas être un bon nom ou contient des lettres, prière de mettre le vrai nom de la parcelle. La parcelle parcelle 1 n'a pas été mésurée pour des raisons comme qu'elle est trop petite, GPS en panne et que le Ménage indisponible. Nous vous rappelons que ces raisons ne passent pas pour la non mesure des parcelles prière de les mésurer. Le document légal (titre, acte, certificat etc. ) qui affirme votre possession de la parcelle parcelle 1 est  et semble exister dans les modalités, prière de prendre attache avec le QG pour plus d'explication afin de la classer bien.</w:t>
       </w:r>
     </w:p>
     <w:p>
@@ -2536,13 +6864,9 @@
         <w:rPr>
           <w:sz w:val="20"/>
         </w:rPr>
-        <w:t xml:space="preserve">- Attention ! Semoir a été revendu à 125000 Fcfa qui est relativement élevé par rapport aux autres prix de revente observés dans cette zone. Prière de corriger ou de confirmer avec le QG. </w:t>
-        <w:br/>
         <w:t xml:space="preserve">- Avertissement!! L'âge (25 ans)  de Charrettes dans ce ménage semble être élevé, prière de corriger ou confirmer avec le QG. </w:t>
         <w:br/>
-        <w:t xml:space="preserve">- Avertissement!! Le prix d'achat (40000 FCFA) de Charrue est inférieur aux prix de revente (50000 FCFA), prière de verifier et corriger ou confirmer l'information avec le QG. </w:t>
-        <w:br/>
-        <w:t>- Prière de renseigner toutes les questions de la section 19, prière de prendre Non (s19q03) au cas ou le ménage ne possède cet article au lieu de laisser le champs non renseigner.</w:t>
+        <w:t>- Avertissement!! Le prix d'achat (40000 FCFA) de Charrue est inférieur aux prix de revente (50000 FCFA), prière de verifier et corriger ou confirmer l'information avec le QG.</w:t>
       </w:r>
     </w:p>
     <w:p>
@@ -2846,7 +7170,7 @@
           </w:tcPr>
           <w:p>
             <w:r/>
-            <w:hyperlink r:id="rId12">
+            <w:hyperlink r:id="rId17">
               <w:r>
                 <w:rPr>
                   <w:color w:val="0563C1"/>
@@ -2901,7 +7225,7 @@
         </w:rPr>
         <w:t xml:space="preserve">- Incoherence! Aïssatou Sene dispose d'un téléphone portable à s01q39, donc la raison évoquée ne peut pas être (ne dispose pas d'appareil). </w:t>
         <w:br/>
-        <w:t xml:space="preserve">- Incoherence! DIOULY NGOM dispose d'un téléphone portable à s01q39, donc la raison évoquée ne peut pas être (ne dispose pas d'appareil). </w:t>
+        <w:t xml:space="preserve">- Incoherence! DIOULY NGOM dispose d'un téléphone portable à s01q39, donc la raison évoquée ne peut pas être (ne dispose pas d'appareil). Attention ! Le montant (4400 Fcfa) dépensé ou reçu en cadeau pour les cartes prépayées, les transferts de crédit et les abonnements de  DIOULY NGOM est relativement élevé par rapport aux autres montants depansés observés dans cette zone. Prière de corriger ou de confirmer avec le QG. </w:t>
         <w:br/>
         <w:t xml:space="preserve">- Incoherence! Mame diarra Sarr dispose d'un téléphone portable à s01q39, donc la raison évoquée ne peut pas être (ne dispose pas d'appareil). </w:t>
         <w:br/>
@@ -2960,15 +7284,13 @@
         <w:br/>
         <w:t xml:space="preserve">- Peu probable! mame diarra ngom  n'arrive pas  à comprendre un petit texte lu dans une langue locale (s02q03). Veuillez corriger ou donner des explications au QG. </w:t>
         <w:br/>
-        <w:t xml:space="preserve">- Peu probable! matar ngom  n'arrive pas  à comprendre un petit texte lu dans une langue locale (s02q03). Veuillez corriger ou donner des explications au QG. Peu probable! matar ngom  ne sait ni lire, ni écrire, ni comprendre dans aucune des langues  (s02q01,s02q02,s02q03). Veuillez corriger ou donner des explications au QG. Peu plausible matar ngom fréquente au minimum le fondamental 1 mais ne sait ni lire ni comprendre la langue française, prière de corriger ou de confirmer avec le QG merci. </w:t>
+        <w:t xml:space="preserve">- Peu probable! matar ngom  n'arrive pas  à comprendre un petit texte lu dans une langue locale (s02q03). Veuillez corriger ou donner des explications au QG. </w:t>
         <w:br/>
         <w:t xml:space="preserve">- Peu probable! mbaye ngom  n'arrive pas  à comprendre un petit texte lu dans une langue locale (s02q03). Veuillez corriger ou donner des explications au QG. </w:t>
         <w:br/>
         <w:t xml:space="preserve">- Peu probable! pape ngom  n'arrive pas  à comprendre un petit texte lu dans une langue locale (s02q03). Veuillez corriger ou donner des explications au QG. </w:t>
         <w:br/>
         <w:t xml:space="preserve">- Peu probable! seynabou ngom  n'arrive pas  à comprendre un petit texte lu dans une langue locale (s02q03). Veuillez corriger ou donner des explications au QG. Peu probable! seynabou ngom  ne sait ni lire, ni écrire, ni comprendre dans aucune des langues  (s02q01,s02q02,s02q03). Veuillez corriger ou donner des explications au QG. Peu plausible seynabou ngom fréquente au minimum le fondamental 1 mais ne sait ni lire ni comprendre la langue française, prière de corriger ou de confirmer avec le QG merci. </w:t>
-        <w:br/>
-        <w:t xml:space="preserve">- Peu probable! souleye ngom  n'arrive pas  à comprendre un petit texte lu dans une langue locale (s02q03). Veuillez corriger ou donner des explications au QG. </w:t>
         <w:br/>
         <w:t>- Peu probable! yaham ngom  n'arrive pas  à comprendre un petit texte lu dans une langue locale (s02q03). Veuillez corriger ou donner des explications au QG.</w:t>
       </w:r>
@@ -3016,19 +7338,34 @@
         <w:rPr>
           <w:sz w:val="20"/>
         </w:rPr>
-        <w:t xml:space="preserve">- AvertissementAïssatou Sene  travaille mais les questions relatives à son emploi principal ne sont pas renseignées à 100%, prière de les renseigner. Vous avez sélectionné l'option 'Ne sait pas' pour la catégorie socioprofessionnelle de Aïssatou Sene ou vous ne l'avez pas renseigné. prière de corriger. </w:t>
+        <w:t xml:space="preserve">- ||  Incohérence! Mame diarra Sarr  evolue dans l'agriculture mais est  considéré comme salarié ou stagiaire/apprenti non renuméré, prière de revoir la question s04q46 et corriger. </w:t>
         <w:br/>
-        <w:t xml:space="preserve">-  AvertissementDIOULY NGOM  travaille mais les questions relatives à son emploi principal ne sont pas renseignées à 100%, prière de les renseigner. Vous avez sélectionné l'option 'Ne sait pas' pour la catégorie socioprofessionnelle de DIOULY NGOM ou vous ne l'avez pas renseigné. prière de corriger. </w:t>
+        <w:t xml:space="preserve">- Attention ! Le nombre de jours que mbaye ngom a travaillés par mois semble être inférieur à 15. Veuillez, s'il vous plaît, confirmer cette information. </w:t>
         <w:br/>
-        <w:t xml:space="preserve">-  AvertissementMame diarra Sarr  travaille mais les questions relatives à son emploi principal ne sont pas renseignées à 100%, prière de les renseigner. Vous avez sélectionné l'option 'Ne sait pas' pour la catégorie socioprofessionnelle de Mame diarra Sarr ou vous ne l'avez pas renseigné. prière de corriger. </w:t>
+        <w:t>- Attention! le nombre d'heure que Aïssatou Sene a travaillé par jour semble être inferieur à 4, veuillez s'il vous plait confirmer cette information avec le QG.</w:t>
+      </w:r>
+    </w:p>
+    <w:p>
+      <w:r>
+        <w:rPr>
+          <w:b/>
+          <w:color w:val="4672C4"/>
+          <w:sz w:val="22"/>
+        </w:rPr>
+        <w:t>&gt;&gt; Section4c - Emploi - Activite secondaire</w:t>
+      </w:r>
+    </w:p>
+    <w:p>
+      <w:pPr>
+        <w:ind w:left="283"/>
+      </w:pPr>
+      <w:r>
+        <w:rPr>
+          <w:sz w:val="20"/>
+        </w:rPr>
+        <w:t xml:space="preserve">- Attention ! Le nombre de jours que Aïssatou Sene a travaillés par mois semble être inférieur à 15. Veuillez, s'il vous plaît, confirmer cette information. Avertissement!!! les informations de Aïssatou Sene sur le nombre de mois, jours ou heures de son emploi secondaire sont superieur a celles de son emploi principal , veuillez corriger ou confirmer aupres du QG. </w:t>
         <w:br/>
-        <w:t xml:space="preserve">-  Avertissementdiahou ngom  travaille mais les questions relatives à son emploi principal ne sont pas renseignées à 100%, prière de les renseigner. Vous avez sélectionné l'option 'Ne sait pas' pour la catégorie socioprofessionnelle de diahou ngom ou vous ne l'avez pas renseigné. prière de corriger. </w:t>
-        <w:br/>
-        <w:t xml:space="preserve">-  Avertissementmbaye ngom  travaille mais les questions relatives à son emploi principal ne sont pas renseignées à 100%, prière de les renseigner. Vous avez sélectionné l'option 'Ne sait pas' pour la catégorie socioprofessionnelle de mbaye ngom ou vous ne l'avez pas renseigné. prière de corriger. </w:t>
-        <w:br/>
-        <w:t xml:space="preserve">-  Avertissementsouleye ngom  travaille mais les questions relatives à son emploi principal ne sont pas renseignées à 100%, prière de les renseigner. Vous avez sélectionné l'option 'Ne sait pas' pour la catégorie socioprofessionnelle de souleye ngom ou vous ne l'avez pas renseigné. prière de corriger. </w:t>
-        <w:br/>
-        <w:t>-  Avertissementyaham ngom  travaille mais les questions relatives à son emploi principal ne sont pas renseignées à 100%, prière de les renseigner. Vous avez sélectionné l'option 'Ne sait pas' pour la catégorie socioprofessionnelle de yaham ngom ou vous ne l'avez pas renseigné. prière de corriger.</w:t>
+        <w:t>- Avertissement!!! les informations de mbaye ngom sur le nombre de mois, jours ou heures de son emploi secondaire sont superieur a celles de son emploi principal , veuillez corriger ou confirmer aupres du QG.</w:t>
       </w:r>
     </w:p>
     <w:p>
@@ -3049,7 +7386,7 @@
         <w:rPr>
           <w:sz w:val="20"/>
         </w:rPr>
-        <w:t>- Le ménage a consommé Farine de blé locale ou importée mais les informations sur la quantité, l'unité ou la taille ne sont pas renseignées.Prière de renseigner. Le ménage a consommé Maïs en grain mais les informations sur la quantité, l'unité ou la taille ne sont pas renseignées.Prière de renseigner. Le ménage a consommé Mil mais les informations sur la quantité, l'unité ou la taille ne sont pas renseignées.Prière de renseigner. Le ménage a consommé Riz brisé importé mais les informations sur la quantité, l'unité ou la taille ne sont pas renseignées.Prière de renseigner.</w:t>
+        <w:t>- Attention ! Le prix unitaire d'achat (30 Fcfa) de Cube alimentaire (Maggi, Jumbo, ) en Cube (Petit) est relativement faible par rapport aux autres prix observés dans cette zone. Prière de corriger ou de confirmer avec le QG. Avertissement!! La quantité (4 litre) du produit Huile de soja  consommée  par le ménage semble très élevé, prière de corriger ou confirmer avec le QG. Avertissement!!! Le ménage a consommé 3 Cuillère Moyen de Pâte d'arachide, cette quantité semble anormale pour une consommation des 7 derniers jours. Etes vous sur d'avoir selectionner la bonne unitée ? prière de verifier et corriger. Avertissement!!! Le ménage a consommé 5 Paquet Petit de Thé en sachet, cette quantité semble anormale pour une consommation des 7 derniers jours.Prière de corriger ou de confirmer avec le QG. Avertissement!! le prix unitaire (125 Fcfa) de Thé en sachet (unité: Paquet) de taille Petit est très faible ou élevé. Prière de corriger ou de confirmer avec le QG. Incohérence!! Dans ce ménage, chaque individus consomme par jour 35.56605 Kg  de cereale; Prière de revoir les quantités prises de ces produits. Le prix d'achat unitaire (180 Fcfa) de Riz brisé importé en Kg de taille  taille unique  est très faible, prière de regarder les reponses prises dans les questions s07bq07a s07bq07b s07bq07c s07bq08 pour mieux corriger.</w:t>
       </w:r>
     </w:p>
     <w:p>
@@ -3080,27 +7417,6 @@
           <w:color w:val="4672C4"/>
           <w:sz w:val="22"/>
         </w:rPr>
-        <w:t>&gt;&gt; Section10b - caracteristiques entreprise non agricole</w:t>
-      </w:r>
-    </w:p>
-    <w:p>
-      <w:pPr>
-        <w:ind w:left="283"/>
-      </w:pPr>
-      <w:r>
-        <w:rPr>
-          <w:sz w:val="20"/>
-        </w:rPr>
-        <w:t>- Les informations sur ces entrepises non agricole manquent, prière de les renseigner. Le montant obtenus sur les services rendus par l'entreprise ##N/A## au cours des 30 derniers jours ou durant le dernier mois où l'entreprise a fonctionné n'a pas été renseigné, prière de mettre de 0 si l'entreprise n'a pas rendu de service. Prière de renseigner les montants dans les champs (s10q46 s10q47 s10q48 s10q49 s10q50 s10q51 s10q52 s10q53 s10q54 s10q55 s10q56 s10q57), mettre 0 si l'entreprise ##N/A## n'a pas effectué des dépenses ou faire des reventes des marchandises ou des produits ou rendre de service.Cette entreprise ##N/A## dit avoir obtenu une valeur sur les marchandises vendu en etat, les marchandises vendu après transformation et les services rendus. Prière de corriger. Cette entreprise ##N/A## dit avoir obtenu une valeur sur les marchandises vendu en etat et les marchandises vendu après transformation. La main d'oeuvre familiale pour Mame diarra Sarr ayant travaillé dans cette entreprise ##N/A## aucours des 12 derniers mois n'est pas renseigner. Prière de reneigner toutes les informations qui lui concerne. La main d'oeuvre sariale de Mame diarra Sarr ayant travaillé dans cette entreprise ##N/A## aucours des 30 derniers jours n'est pas renseigner. Prière de reneigner toutes les informations qui lui concerne.</w:t>
-      </w:r>
-    </w:p>
-    <w:p>
-      <w:r>
-        <w:rPr>
-          <w:b/>
-          <w:color w:val="4672C4"/>
-          <w:sz w:val="22"/>
-        </w:rPr>
         <w:t>&gt;&gt; Section14 - Chocs</w:t>
       </w:r>
     </w:p>
@@ -3133,9 +7449,9 @@
         <w:rPr>
           <w:sz w:val="20"/>
         </w:rPr>
-        <w:t xml:space="preserve">- Avertissement!! Le champs a comme nom (Champ1_mil) qui ne semble pas être un bon nom ou contient des lettres, prière de mettre le vrai nom du champs. Nous constatons que la question qui porte sur la mésure du champs de la parcelle parcel de mil n'a pas été renseigné, la collecte était-il encours ou s'agit-il de quoi ? prière de verifier et corriger. Le document légal (titre, acte, certificat etc. ) qui affirme votre possession de la parcelle parcel de mil est  et semble exister dans les modalités, prière de prendre attache avec le QG pour plus d'explication afin de la classer bien. </w:t>
+        <w:t xml:space="preserve">- Avertissement!! Le champs a comme nom (Champ1_mil) qui ne semble pas être un bon nom ou contient des lettres, prière de mettre le vrai nom du champs. Le document légal (titre, acte, certificat etc. ) qui affirme votre possession de la parcelle parcel de mil est  et semble exister dans les modalités, prière de prendre attache avec le QG pour plus d'explication afin de la classer bien. </w:t>
         <w:br/>
-        <w:t>- Avertissement!! Le champs a comme nom (Champ1_mil) qui ne semble pas être un bon nom ou contient des lettres, prière de mettre le vrai nom du champs. Nous constatons que la question qui porte sur la mésure du champs de la parcelle parcel d’arachide n'a pas été renseigné, la collecte était-il encours ou s'agit-il de quoi ? prière de verifier et corriger. Le document légal (titre, acte, certificat etc. ) qui affirme votre possession de la parcelle parcel d’arachide est  et semble exister dans les modalités, prière de prendre attache avec le QG pour plus d'explication afin de la classer bien.</w:t>
+        <w:t>- Avertissement!! Le champs a comme nom (Champ1_mil) qui ne semble pas être un bon nom ou contient des lettres, prière de mettre le vrai nom du champs. Le document légal (titre, acte, certificat etc. ) qui affirme votre possession de la parcelle parcel d’arachide est  et semble exister dans les modalités, prière de prendre attache avec le QG pour plus d'explication afin de la classer bien.</w:t>
       </w:r>
     </w:p>
     <w:p>
@@ -3460,7 +7776,7 @@
           </w:tcPr>
           <w:p>
             <w:r/>
-            <w:hyperlink r:id="rId13">
+            <w:hyperlink r:id="rId18">
               <w:r>
                 <w:rPr>
                   <w:color w:val="0563C1"/>
@@ -3481,7 +7797,7 @@
           <w:color w:val="4672C4"/>
           <w:sz w:val="22"/>
         </w:rPr>
-        <w:t>&gt;&gt; Section0 - Identification et renseignements de controle</w:t>
+        <w:t>&gt;&gt; Section1 - Caracteristiques des membres</w:t>
       </w:r>
     </w:p>
     <w:p>
@@ -3492,28 +7808,9 @@
         <w:rPr>
           <w:sz w:val="20"/>
         </w:rPr>
-        <w:t>- Le questionnaire semble ne pas être complètement fini mais le questionnaire est en statut complet, prière de compléter le questionnaire.</w:t>
-      </w:r>
-    </w:p>
-    <w:p>
-      <w:r>
-        <w:rPr>
-          <w:b/>
-          <w:color w:val="4672C4"/>
-          <w:sz w:val="22"/>
-        </w:rPr>
-        <w:t>&gt;&gt; Section1 - Caracteristiques des membres</w:t>
-      </w:r>
-    </w:p>
-    <w:p>
-      <w:pPr>
-        <w:ind w:left="283"/>
-      </w:pPr>
-      <w:r>
-        <w:rPr>
-          <w:sz w:val="20"/>
-        </w:rPr>
-        <w:t>- Avertissement! Veuillez renseigner par oui ou non toutes les modalités de la question s01q47.</w:t>
+        <w:t xml:space="preserve">- Avertissement! Veuillez renseigner par oui ou non toutes les modalités de la question s01q47. </w:t>
+        <w:br/>
+        <w:t>- Incoherence! EL HADJI IBRAHIMA DIOP dispose d'un téléphone portable à s01q39, donc la raison évoquée ne peut pas être (ne dispose pas d'appareil).</w:t>
       </w:r>
     </w:p>
     <w:p>
@@ -3540,7 +7837,7 @@
         <w:br/>
         <w:t xml:space="preserve">- Peu probable! ATTA TOURE  n'arrive pas  à comprendre un petit texte lu dans une langue locale (s02q03). Veuillez corriger ou donner des explications au QG. Le montant des frais de cantines ou de restauration pour l'année scolaire de ATTA TOURE est faible ou élevé. veuillez, s'il vous plait, confirmer ces informations avec le QG ou apporter les corrections nécessaires. Le montant des frais de transport pour l'année scolaire de ATTA TOURE est faible ou élevé. veuillez, s'il vous plait, confirmer ces informations avec le QG ou apporter les corrections nécessaires. </w:t>
         <w:br/>
-        <w:t xml:space="preserve">- Peu probable! BAYE EL HADJI DIOP  n'arrive pas  à comprendre un petit texte lu dans une langue locale (s02q03). Veuillez corriger ou donner des explications au QG. Le montant des frais de cantines ou de restauration pour l'année scolaire de BAYE EL HADJI DIOP est faible ou élevé. veuillez, s'il vous plait, confirmer ces informations avec le QG ou apporter les corrections nécessaires. Le montant des frais de transport pour l'année scolaire de BAYE EL HADJI DIOP est faible ou élevé. veuillez, s'il vous plait, confirmer ces informations avec le QG ou apporter les corrections nécessaires. </w:t>
+        <w:t xml:space="preserve">- Peu probable! BAYE EL HADJI DIOP  n'arrive pas  à comprendre un petit texte lu dans une langue locale (s02q03). Veuillez corriger ou donner des explications au QG. </w:t>
         <w:br/>
         <w:t xml:space="preserve">- Peu probable! CHEIKH TIDIANE DIOP  n'arrive pas  à comprendre un petit texte lu dans une langue locale (s02q03). Veuillez corriger ou donner des explications au QG. </w:t>
         <w:br/>
@@ -3583,6 +7880,8 @@
         <w:rPr>
           <w:sz w:val="20"/>
         </w:rPr>
+        <w:t xml:space="preserve">- La raison pourquoi SALIMATA CISSE n'a pas travaillé au cours des 7 derniers jours est malade fievre et semble avoir un emploi ou exister dans les modalités, prière de de bien regarder l'emploi SALIMATA CISSE  ou de prendre attache avec le QG pour plus d'explication afin de la classer bien. </w:t>
+        <w:br/>
         <w:t>- Avertissement! EL HADJI IBRAHIMA DIOP est trop âgé ou en retraite mais il a moins de 58 ans, prière de corriger.</w:t>
       </w:r>
     </w:p>
@@ -3604,25 +7903,15 @@
         <w:rPr>
           <w:sz w:val="20"/>
         </w:rPr>
-        <w:t xml:space="preserve">- AvertissementATTA TOURE  travaille mais les questions relatives à son emploi principal ne sont pas renseignées à 100%, prière de les renseigner. Vous avez sélectionné l'option 'Ne sait pas' pour la catégorie socioprofessionnelle de ATTA TOURE ou vous ne l'avez pas renseigné. prière de corriger. </w:t>
-        <w:br/>
-        <w:t>-  AvertissementOMAR NDIAYE  travaille mais les questions relatives à son emploi principal ne sont pas renseignées à 100%, prière de les renseigner. Prière de changer la branche d'activité de OMAR NDIAYE, les agriculteurs dont leurs cultures est principalement destiné à la consommation du ménage sont des (Agriculteurs, subsistances) et ceux qui le font avec l'élevage sont des (Agriculteurs et eleveurs, subsistances)</w:t>
+        <w:t xml:space="preserve">- Nombre de mois exercé par AMY DIOP dans l'emploi au cours des 12 derniers mois semble faible, veuillez corriger s'il vous plait ou comfirmer avec le QG. </w:t>
         <w:br/>
         <w:t xml:space="preserve">- Nombre de mois exercé par FATOU DIOP 2 dans l'emploi au cours des 12 derniers mois semble faible, veuillez corriger s'il vous plait ou comfirmer avec le QG. </w:t>
         <w:br/>
         <w:t xml:space="preserve">- Nombre de mois exercé par FATOU DIOP dans l'emploi au cours des 12 derniers mois semble faible, veuillez corriger s'il vous plait ou comfirmer avec le QG. </w:t>
         <w:br/>
-        <w:t xml:space="preserve">- Nombre de mois exercé par KHADY DIOUF dans l'emploi au cours des 12 derniers mois semble faible, veuillez corriger s'il vous plait ou comfirmer avec le QG. </w:t>
+        <w:t xml:space="preserve">- Nombre de mois exercé par HATA SOW dans l'emploi au cours des 12 derniers mois semble faible, veuillez corriger s'il vous plait ou comfirmer avec le QG. </w:t>
         <w:br/>
-        <w:t>- Prière de changer la branche d'activité de ALIOU NDIAYE, les agriculteurs dont leurs cultures est principalement destiné à la consommation du ménage sont des (Agriculteurs, subsistances) et ceux qui le font avec l'élevage sont des (Agriculteurs et eleveurs, subsistances)</w:t>
-        <w:br/>
-        <w:t xml:space="preserve">- Prière de changer la branche d'activité de AMY DIOP, les agriculteurs dont leurs cultures est principalement destiné à la consommation du ménage sont des (Agriculteurs, subsistances) et ceux qui le font avec l'élevage sont des (Agriculteurs et eleveurs, subsistances)Nombre de mois exercé par AMY DIOP dans l'emploi au cours des 12 derniers mois semble faible, veuillez corriger s'il vous plait ou comfirmer avec le QG. </w:t>
-        <w:br/>
-        <w:t>- Prière de changer la branche d'activité de CHEIKH TIDIANE DIOP, les agriculteurs dont leurs cultures est principalement destiné à la consommation du ménage sont des (Agriculteurs, subsistances) et ceux qui le font avec l'élevage sont des (Agriculteurs et eleveurs, subsistances)</w:t>
-        <w:br/>
-        <w:t xml:space="preserve">- Prière de changer la branche d'activité de HATA SOW, les agriculteurs dont leurs cultures est principalement destiné à la consommation du ménage sont des (Agriculteurs, subsistances) et ceux qui le font avec l'élevage sont des (Agriculteurs et eleveurs, subsistances)Nombre de mois exercé par HATA SOW dans l'emploi au cours des 12 derniers mois semble faible, veuillez corriger s'il vous plait ou comfirmer avec le QG. </w:t>
-        <w:br/>
-        <w:t>- Prière de changer la branche d'activité de MOHAMED DIOP, les agriculteurs dont leurs cultures est principalement destiné à la consommation du ménage sont des (Agriculteurs, subsistances) et ceux qui le font avec l'élevage sont des (Agriculteurs et eleveurs, subsistances)</w:t>
+        <w:t>- Nombre de mois exercé par KHADY DIOUF dans l'emploi au cours des 12 derniers mois semble faible, veuillez corriger s'il vous plait ou comfirmer avec le QG.</w:t>
       </w:r>
     </w:p>
     <w:p>
@@ -3645,13 +7934,13 @@
         </w:rPr>
         <w:t xml:space="preserve">- Attention ! Le nombre de jours que EL HADJI BABACAR NDIAYE a travaillés par mois semble être inférieur à 15. Veuillez, s'il vous plaît, confirmer cette information. Avertissement!!! les informations de EL HADJI BABACAR NDIAYE sur le nombre de mois, jours ou heures de son emploi secondaire sont superieur a celles de son emploi principal , veuillez corriger ou confirmer aupres du QG. </w:t>
         <w:br/>
-        <w:t xml:space="preserve">- Avertissement!!! la branche d'activité de HATA SOW est identique dans l'emploi principale et secondaire, prière de confirmer cette information avec le QG ou de corriger. Avertissement!!! les informations de HATA SOW sur le nombre de mois, jours ou heures de son emploi secondaire sont superieur a celles de son emploi principal , veuillez corriger ou confirmer aupres du QG. </w:t>
-        <w:br/>
-        <w:t xml:space="preserve">- Avertissement!!! la branche d'activité de KHADY DIOUF est identique dans l'emploi principale et secondaire, prière de confirmer cette information avec le QG ou de corriger. Avertissement!!! les informations de KHADY DIOUF sur le nombre de mois, jours ou heures de son emploi secondaire sont superieur a celles de son emploi principal , veuillez corriger ou confirmer aupres du QG. </w:t>
-        <w:br/>
         <w:t xml:space="preserve">- Avertissement!!! les informations de EL HADJI IBRAHIMA DIOP sur le nombre de mois, jours ou heures de son emploi secondaire sont superieur a celles de son emploi principal , veuillez corriger ou confirmer aupres du QG. </w:t>
         <w:br/>
         <w:t xml:space="preserve">- Avertissement!!! les informations de FADY DIOP sur le nombre de mois, jours ou heures de son emploi secondaire sont superieur a celles de son emploi principal , veuillez corriger ou confirmer aupres du QG. </w:t>
+        <w:br/>
+        <w:t xml:space="preserve">- Avertissement!!! les informations de HATA SOW sur le nombre de mois, jours ou heures de son emploi secondaire sont superieur a celles de son emploi principal , veuillez corriger ou confirmer aupres du QG. </w:t>
+        <w:br/>
+        <w:t xml:space="preserve">- Avertissement!!! les informations de KHADY DIOUF sur le nombre de mois, jours ou heures de son emploi secondaire sont superieur a celles de son emploi principal , veuillez corriger ou confirmer aupres du QG. </w:t>
         <w:br/>
         <w:t>- Avertissement!!! les informations de SALIMATA CISSE sur le nombre de mois, jours ou heures de son emploi secondaire sont superieur a celles de son emploi principal , veuillez corriger ou confirmer aupres du QG.</w:t>
       </w:r>
@@ -3674,7 +7963,7 @@
         <w:rPr>
           <w:sz w:val="20"/>
         </w:rPr>
-        <w:t>- Le ménage a consommé Ail mais les informations sur la quantité, l'unité ou la taille ne sont pas renseignées.Prière de renseigner. Le ménage a consommé Arachides pilées mais les informations sur la quantité, l'unité ou la taille ne sont pas renseignées.Prière de renseigner. Le ménage a consommé Arôme (Maggi, Jumbo, etc.) mais les informations sur la quantité, l'unité ou la taille ne sont pas renseignées.Prière de renseigner. Le ménage a consommé Aubergine   mais les informations sur la quantité, l'unité ou la taille ne sont pas renseignées.Prière de renseigner. Le ménage a consommé Aubergine sauvage  mais les informations sur la quantité, l'unité ou la taille ne sont pas renseignées.Prière de renseigner. Le ménage a consommé Beurre mais les informations sur la quantité, l'unité ou la taille ne sont pas renseignées.Prière de renseigner. Le ménage a consommé Café en poudre soluble mais les informations sur la quantité, l'unité ou la taille ne sont pas renseignées.Prière de renseigner. Le ménage a consommé Capitaine frais mais les informations sur la quantité, l'unité ou la taille ne sont pas renseignées.Prière de renseigner. Le ménage a consommé Carotte mais les informations sur la quantité, l'unité ou la taille ne sont pas renseignées.Prière de renseigner. Le ménage a consommé Carpe séchée mais les informations sur la quantité, l'unité ou la taille ne sont pas renseignées.Prière de renseigner. Le ménage a consommé Choux mais les informations sur la quantité, l'unité ou la taille ne sont pas renseignées.Prière de renseigner. Le ménage a consommé Citron mais les informations sur la quantité, l'unité ou la taille ne sont pas renseignées.Prière de renseigner. Le ménage a consommé Concentré de tomate mais les informations sur la quantité, l'unité ou la taille ne sont pas renseignées.Prière de renseigner. Le ménage a consommé Courge mais les informations sur la quantité, l'unité ou la taille ne sont pas renseignées.Prière de renseigner. Le ménage a consommé Cube alimentaire (Maggi, Jumbo, ) mais les informations sur la quantité, l'unité ou la taille ne sont pas renseignées.Prière de renseigner. Le ménage a consommé Feuilles de  Haricot mais les informations sur la quantité, l'unité ou la taille ne sont pas renseignées.Prière de renseigner. Le ménage a consommé Feuilles de Fakoye (Feuille de corete) mais les informations sur la quantité, l'unité ou la taille ne sont pas renseignées.Prière de renseigner. Le ménage a consommé Feuilles de patate mais les informations sur la quantité, l'unité ou la taille ne sont pas renseignées.Prière de renseigner. Le ménage a consommé Fruit de baobab (pain de singe) mais les informations sur la quantité, l'unité ou la taille ne sont pas renseignées.Prière de renseigner. Le ménage a consommé Gombo frais mais les informations sur la quantité, l'unité ou la taille ne sont pas renseignées.Prière de renseigner. Le ménage a consommé Huile de soja  mais les informations sur la quantité, l'unité ou la taille ne sont pas renseignées.Prière de renseigner. Le ménage a consommé Lait en poudre mais les informations sur la quantité, l'unité ou la taille ne sont pas renseignées.Prière de renseigner. Le ménage a consommé Manioc en cossettes mais les informations sur la quantité, l'unité ou la taille ne sont pas renseignées.Prière de renseigner. Le ménage a consommé Mayonnaise mais les informations sur la quantité, l'unité ou la taille ne sont pas renseignées.Prière de renseigner. Le ménage a consommé Maïs en grain mais les informations sur la quantité, l'unité ou la taille ne sont pas renseignées.Prière de renseigner. Le ménage a consommé Mil mais les informations sur la quantité, l'unité ou la taille ne sont pas renseignées.Prière de renseigner. Le ménage a consommé Moutarde mais les informations sur la quantité, l'unité ou la taille ne sont pas renseignées.Prière de renseigner. Le ménage a consommé Mâchoiron séchée (Kon) mais les informations sur la quantité, l'unité ou la taille ne sont pas renseignées.Prière de renseigner. Le ménage a consommé Niébé/Haricots secs mais les informations sur la quantité, l'unité ou la taille ne sont pas renseignées.Prière de renseigner. Le ménage a consommé Oignon frais mais les informations sur la quantité, l'unité ou la taille ne sont pas renseignées.Prière de renseigner. Le ménage a consommé Pain moderne (Baguette) mais les informations sur la quantité, l'unité ou la taille ne sont pas renseignées.Prière de renseigner. Le ménage a consommé Papaye mais les informations sur la quantité, l'unité ou la taille ne sont pas renseignées.Prière de renseigner. Le ménage a consommé Patate douce mais les informations sur la quantité, l'unité ou la taille ne sont pas renseignées.Prière de renseigner. Le ménage a consommé Piment frais mais les informations sur la quantité, l'unité ou la taille ne sont pas renseignées.Prière de renseigner. Le ménage a consommé Piment séché mais les informations sur la quantité, l'unité ou la taille ne sont pas renseignées.Prière de renseigner. Le ménage a consommé Poireau mais les informations sur la quantité, l'unité ou la taille ne sont pas renseignées.Prière de renseigner. Le ménage a consommé Poisson frais type 11 mais les informations sur la quantité, l'unité ou la taille ne sont pas renseignées.Prière de renseigner. Le ménage a consommé Poivre mais les informations sur la quantité, l'unité ou la taille ne sont pas renseignées.Prière de renseigner. Le ménage a consommé Poivron frais mais les informations sur la quantité, l'unité ou la taille ne sont pas renseignées.Prière de renseigner. Le ménage a consommé Pomme de terre mais les informations sur la quantité, l'unité ou la taille ne sont pas renseignées.Prière de renseigner. Le ménage a consommé Poulet sur pied mais les informations sur la quantité, l'unité ou la taille ne sont pas renseignées.Prière de renseigner. Le ménage a consommé Pâte d'arachide mais les informations sur la quantité, l'unité ou la taille ne sont pas renseignées.Prière de renseigner. Le ménage a consommé Riz importé parfumé mais les informations sur la quantité, l'unité ou la taille ne sont pas renseignées.Prière de renseigner. Le ménage a consommé Salade (laitue) mais les informations sur la quantité, l'unité ou la taille ne sont pas renseignées.Prière de renseigner. Le ménage a consommé Sel mais les informations sur la quantité, l'unité ou la taille ne sont pas renseignées.Prière de renseigner. Difficile de consommer le Sel en   prière de verifier. Le ménage a consommé Soumbala (moutarde africaine) mais les informations sur la quantité, l'unité ou la taille ne sont pas renseignées.Prière de renseigner. Le ménage a consommé Sucre en poudre  mais les informations sur la quantité, l'unité ou la taille ne sont pas renseignées.Prière de renseigner. Le ménage a consommé Tamarin noir mais les informations sur la quantité, l'unité ou la taille ne sont pas renseignées.Prière de renseigner. Le ménage a consommé Thé en sachet mais les informations sur la quantité, l'unité ou la taille ne sont pas renseignées.Prière de renseigner. Avertissement!!! Le ménage a consommé .a   de Thé en sachet, cette quantité semble anormale pour une consommation des 7 derniers jours.Les ménages consomment géneralement en sachet ou en paquet, prière de corriger ou de confirmer avec le QG. Le ménage a consommé Tomate fraîche mais les informations sur la quantité, l'unité ou la taille ne sont pas renseignées.Prière de renseigner. Le ménage a consommé Vinaigre de citron  mais les informations sur la quantité, l'unité ou la taille ne sont pas renseignées.Prière de renseigner. Le ménage a consommé Vinaigre de vin mais les informations sur la quantité, l'unité ou la taille ne sont pas renseignées.Prière de renseigner.</w:t>
+        <w:t>- Attention ! Le prix unitaire d'achat (200 Fcfa) de Poireau en Tas (Petit) est relativement élevé par rapport aux autres prix observés dans cette zone. Prière de corriger ou de confirmer avec le QG. Attention ! Le prix unitaire d'achat (30 Fcfa) de Cube alimentaire (Maggi, Jumbo, ) en Cube (Moyen) est relativement faible par rapport aux autres prix observés dans cette zone. Prière de corriger ou de confirmer avec le QG. Attention ! Le prix unitaire d'achat (4500 Fcfa) de Carpe séchée en Kg (taille unique) est relativement élevé par rapport aux autres prix observés dans cette zone. Prière de corriger ou de confirmer avec le QG. Attention ! Le prix unitaire d'achat (800 Fcfa) de Capitaine frais en Kg (taille unique) est relativement faible par rapport aux autres prix observés dans cette zone. Prière de corriger ou de confirmer avec le QG. Avertissement!! La quantité (3.12 litre) du produit Huile de soja  consommée  par le ménage semble très élevé, prière de corriger ou confirmer avec le QG. Avertissement!!! Le ménage a consommé 2 Cuillère Moyen de Pâte d'arachide, cette quantité semble anormale pour une consommation des 7 derniers jours. Etes vous sur d'avoir selectionner la bonne unitée ? prière de verifier et corriger. Avertissement!!! Le ménage a consommé 4 Paquet Petit de Thé en sachet, cette quantité semble anormale pour une consommation des 7 derniers jours.Prière de corriger ou de confirmer avec le QG. Avertissement!! le prix unitaire (150 Fcfa) de Thé en sachet (unité: Paquet) de taille Petit est très faible ou élevé. Prière de corriger ou de confirmer avec le QG. Incohérence!! Dans ce ménage, chaque individus consomme par jour 22.41916 Kg  de cereale; Prière de revoir les quantités prises de ces produits. Incohérence!! Dans ce ménage, chaque individus consomme par jour 22.41916 Kg  de cereale; Prière de revoir les quantités prises de ces produits. Incohérence!! Dans ce ménage, chaque individus consomme par jour 22.41916 Kg  de cereale; Prière de revoir les quantités prises de ces produits.</w:t>
       </w:r>
     </w:p>
     <w:p>
@@ -3779,7 +8068,103 @@
         <w:rPr>
           <w:sz w:val="20"/>
         </w:rPr>
-        <w:t>- La section 16 du ménage de EL HADJI IBRAHIMA DIOP n'est pas renseigné, prière de renseigner.</w:t>
+        <w:t xml:space="preserve">- La superficie de la parcelle PLAN  SALADE FADY selon l'exploitant est de 10 Mètre Carré (m^2) qui semble faible ou l'estimation ne semble pas bonne. Prière de corriger. La parcelle PLAN  SALADE FADY n'a pas été mésurée pour des raisons comme qu'elle est trop petite, GPS en panne et que le Ménage indisponible. Nous vous rappelons que ces raisons ne passent pas pour la non mesure des parcelles prière de les mésurer. </w:t>
+        <w:br/>
+        <w:t xml:space="preserve">- La superficie de la parcelle PLAN  SALADE FADY selon l'exploitant est de 20 Mètre Carré (m^2) qui semble faible ou l'estimation ne semble pas bonne. Prière de corriger. La parcelle PLAN  SALADE FADY n'a pas été mésurée pour des raisons comme qu'elle est trop petite, GPS en panne et que le Ménage indisponible. Nous vous rappelons que ces raisons ne passent pas pour la non mesure des parcelles prière de les mésurer. </w:t>
+        <w:br/>
+        <w:t xml:space="preserve">- La superficie de la parcelle PLAN  SALADE FADY selon l'exploitant est de 20 Mètre Carré (m^2) qui semble faible ou l'estimation ne semble pas bonne. Prière de corriger. La parcelle PLAN  SALADE FADY n'a pas été mésurée pour des raisons comme qu'elle est trop petite, GPS en panne et que le Ménage indisponible. Nous vous rappelons que ces raisons ne passent pas pour la non mesure des parcelles prière de les mésurer. </w:t>
+        <w:br/>
+        <w:t xml:space="preserve">- La superficie de la parcelle PLAN  SALADE FADY selon l'exploitant est de 5 Mètre Carré (m^2) qui semble faible ou l'estimation ne semble pas bonne. Prière de corriger. La parcelle PLAN  SALADE FADY n'a pas été mésurée pour des raisons comme qu'elle est trop petite, GPS en panne et que le Ménage indisponible. Nous vous rappelons que ces raisons ne passent pas pour la non mesure des parcelles prière de les mésurer. </w:t>
+        <w:br/>
+        <w:t xml:space="preserve">- La superficie de la parcelle PLAN  SALADE FADY selon l'exploitant est de 5 Mètre Carré (m^2) qui semble faible ou l'estimation ne semble pas bonne. Prière de corriger. La parcelle PLAN  SALADE FADY n'a pas été mésurée pour des raisons comme qu'elle est trop petite, GPS en panne et que le Ménage indisponible. Nous vous rappelons que ces raisons ne passent pas pour la non mesure des parcelles prière de les mésurer. </w:t>
+        <w:br/>
+        <w:t xml:space="preserve">- La superficie de la parcelle PLAN  SALADE FADY selon l'exploitant est de 5 Mètre Carré (m^2) qui semble faible ou l'estimation ne semble pas bonne. Prière de corriger. La parcelle PLAN  SALADE FADY n'a pas été mésurée pour des raisons comme qu'elle est trop petite, GPS en panne et que le Ménage indisponible. Nous vous rappelons que ces raisons ne passent pas pour la non mesure des parcelles prière de les mésurer. </w:t>
+        <w:br/>
+        <w:t xml:space="preserve">- La superficie de la parcelle PLAN  SALADE FADY selon l'exploitant est de 5 Mètre Carré (m^2) qui semble faible ou l'estimation ne semble pas bonne. Prière de corriger. La parcelle PLAN  SALADE FADY n'a pas été mésurée pour des raisons comme qu'elle est trop petite, GPS en panne et que le Ménage indisponible. Nous vous rappelons que ces raisons ne passent pas pour la non mesure des parcelles prière de les mésurer. </w:t>
+        <w:br/>
+        <w:t xml:space="preserve">- La superficie de la parcelle PLAN  SALADE FADY selon l'exploitant est de 5 Mètre Carré (m^2) qui semble faible ou l'estimation ne semble pas bonne. Prière de corriger. La parcelle PLAN  SALADE FADY n'a pas été mésurée pour des raisons comme qu'elle est trop petite, GPS en panne et que le Ménage indisponible. Nous vous rappelons que ces raisons ne passent pas pour la non mesure des parcelles prière de les mésurer. </w:t>
+        <w:br/>
+        <w:t xml:space="preserve">- La superficie de la parcelle PLAN  SALADE FADY selon l'exploitant est de 5 Mètre Carré (m^2) qui semble faible ou l'estimation ne semble pas bonne. Prière de corriger. La parcelle PLAN  SALADE FADY n'a pas été mésurée pour des raisons comme qu'elle est trop petite, GPS en panne et que le Ménage indisponible. Nous vous rappelons que ces raisons ne passent pas pour la non mesure des parcelles prière de les mésurer. </w:t>
+        <w:br/>
+        <w:t>- La superficie de la parcelle PLAN  SALADE FADY selon l'exploitant est de 5 Mètre Carré (m^2) qui semble faible ou l'estimation ne semble pas bonne. Prière de corriger. La parcelle PLAN  SALADE FADY n'a pas été mésurée pour des raisons comme qu'elle est trop petite, GPS en panne et que le Ménage indisponible. Nous vous rappelons que ces raisons ne passent pas pour la non mesure des parcelles prière de les mésurer.</w:t>
+      </w:r>
+    </w:p>
+    <w:p>
+      <w:r>
+        <w:rPr>
+          <w:b/>
+          <w:color w:val="4672C4"/>
+          <w:sz w:val="22"/>
+        </w:rPr>
+        <w:t>&gt;&gt; Section16c - Cultures</w:t>
+      </w:r>
+    </w:p>
+    <w:p>
+      <w:pPr>
+        <w:ind w:left="283"/>
+      </w:pPr>
+      <w:r>
+        <w:rPr>
+          <w:sz w:val="20"/>
+        </w:rPr>
+        <w:t xml:space="preserve">- La quantité estimée en Kg est incorrecte (Exemple : si le ménage a eu 10 sacs de 100kg = 10*100=1000kg), prière de corriger merci. </w:t>
+        <w:br/>
+        <w:t xml:space="preserve">- La quantité estimée en Kg est incorrecte (Exemple : si le ménage a eu 10 sacs de 100kg = 10*100=1000kg), prière de corriger merci. </w:t>
+        <w:br/>
+        <w:t xml:space="preserve">- La quantité estimée en Kg est incorrecte (Exemple : si le ménage a eu 10 sacs de 100kg = 10*100=1000kg), prière de corriger merci. </w:t>
+        <w:br/>
+        <w:t xml:space="preserve">- La quantité estimée en Kg est incorrecte (Exemple : si le ménage a eu 10 sacs de 100kg = 10*100=1000kg), prière de corriger merci. </w:t>
+        <w:br/>
+        <w:t xml:space="preserve">- La quantité estimée en Kg est incorrecte (Exemple : si le ménage a eu 10 sacs de 100kg = 10*100=1000kg), prière de corriger merci. </w:t>
+        <w:br/>
+        <w:t>- La quantité estimée en Kg est incorrecte (Exemple : si le ménage a eu 10 sacs de 100kg = 10*100=1000kg), prière de corriger merci.</w:t>
+      </w:r>
+    </w:p>
+    <w:p>
+      <w:r>
+        <w:rPr>
+          <w:b/>
+          <w:color w:val="4672C4"/>
+          <w:sz w:val="22"/>
+        </w:rPr>
+        <w:t>&gt;&gt; Section16d - Utilisation de la production</w:t>
+      </w:r>
+    </w:p>
+    <w:p>
+      <w:pPr>
+        <w:ind w:left="283"/>
+      </w:pPr>
+      <w:r>
+        <w:rPr>
+          <w:sz w:val="20"/>
+        </w:rPr>
+        <w:t xml:space="preserve">- || </w:t>
+        <w:br/>
+        <w:t xml:space="preserve">- </w:t>
+        <w:br/>
+        <w:t xml:space="preserve">- </w:t>
+        <w:br/>
+        <w:t xml:space="preserve">- </w:t>
+        <w:br/>
+        <w:t xml:space="preserve">- </w:t>
+        <w:br/>
+        <w:t xml:space="preserve">- </w:t>
+        <w:br/>
+        <w:t xml:space="preserve">- </w:t>
+        <w:br/>
+        <w:t xml:space="preserve">- </w:t>
+        <w:br/>
+        <w:t xml:space="preserve">- </w:t>
+        <w:br/>
+        <w:t xml:space="preserve">- </w:t>
+        <w:br/>
+        <w:t xml:space="preserve">- </w:t>
+        <w:br/>
+        <w:t xml:space="preserve">- </w:t>
+        <w:br/>
+        <w:t xml:space="preserve">- </w:t>
+        <w:br/>
+        <w:t>-  ||</w:t>
       </w:r>
     </w:p>
     <w:p>
@@ -3821,7 +8206,7 @@
         <w:rPr>
           <w:sz w:val="20"/>
         </w:rPr>
-        <w:t>- Attention ! Charrue a été revendu à 75000 Fcfa qui est relativement élevé par rapport aux autres prix de revente observés dans cette zone. Prière de corriger ou de confirmer avec le QG.</w:t>
+        <w:t>- Attention ! Faucheuse a été revendu à 2000 Fcfa qui est relativement élevé par rapport aux autres prix de revente observés dans cette zone. Prière de corriger ou de confirmer avec le QG.</w:t>
       </w:r>
     </w:p>
     <w:p>
